--- a/CARPETA COMPARTIDA TUTOR/Contexto del problema.docx
+++ b/CARPETA COMPARTIDA TUTOR/Contexto del problema.docx
@@ -22,7 +22,7 @@
         <w:pStyle w:val="Prrafodelista"/>
         <w:numPr>
           <w:ilvl w:val="0"/>
-          <w:numId w:val="12"/>
+          <w:numId w:val="17"/>
         </w:numPr>
         <w:rPr>
           <w:b/>
@@ -34,898 +34,423 @@
           <w:b/>
           <w:bCs/>
         </w:rPr>
-        <w:t>Introducción y Definición del Problema</w:t>
+        <w:t>Definición del Problema: La Detección de Fraude como Desafío Asimétrico</w:t>
       </w:r>
     </w:p>
     <w:p>
-      <w:r>
-        <w:t>La detección de fraude con tarjetas de crédito (CCFD) se define como un problema de "aguja en un pajar", donde el objetivo es identificar transacciones ilícitas dentro de un flujo masivo de operaciones legítimas. Este desafío ha crecido exponencialmente con la economía digital, desplazando el riesgo desde el fraude con "tarjeta presente" (puntos de venta físicos) hacia el fraude con "tarjeta no presente" (CNP), el cual representaba ya el 79% del valor del fraude en Europa en 2018.</w:t>
+      <w:pPr>
+        <w:pStyle w:val="NormalWeb"/>
+        <w:rPr>
+          <w:rFonts w:asciiTheme="minorHAnsi" w:hAnsiTheme="minorHAnsi"/>
+        </w:rPr>
+      </w:pPr>
+      <w:r>
+        <w:rPr>
+          <w:rFonts w:asciiTheme="minorHAnsi" w:hAnsiTheme="minorHAnsi"/>
+        </w:rPr>
+        <w:t xml:space="preserve">La detección de fraude con tarjetas de crédito (CCFD) se configura como un problema de clasificación binaria altamente desbalanceado, a menudo descrito como la búsqueda de una "aguja en un pajar". En el contexto actual de la economía digital (2025), el riesgo ha migrado masivamente hacia operaciones </w:t>
+      </w:r>
+      <w:r>
+        <w:rPr>
+          <w:rFonts w:asciiTheme="minorHAnsi" w:hAnsiTheme="minorHAnsi"/>
+          <w:i/>
+          <w:iCs/>
+        </w:rPr>
+        <w:t>Card-Not-Present</w:t>
+      </w:r>
+      <w:r>
+        <w:rPr>
+          <w:rFonts w:asciiTheme="minorHAnsi" w:hAnsiTheme="minorHAnsi"/>
+        </w:rPr>
+        <w:t xml:space="preserve"> (CNP), donde la validación física es imposible.</w:t>
       </w:r>
     </w:p>
     <w:p>
-      <w:r>
-        <w:t>El contexto operativo impone restricciones severas: los modelos deben emitir predicciones en milisegundos para no bloquear el comercio, mientras que la confirmación real del fraude (la etiqueta real) puede tardar semanas en llegar, cuando el cliente lo reporta.</w:t>
+      <w:pPr>
+        <w:pStyle w:val="NormalWeb"/>
+        <w:rPr>
+          <w:rFonts w:asciiTheme="minorHAnsi" w:hAnsiTheme="minorHAnsi"/>
+        </w:rPr>
+      </w:pPr>
+      <w:r>
+        <w:rPr>
+          <w:rFonts w:asciiTheme="minorHAnsi" w:hAnsiTheme="minorHAnsi"/>
+        </w:rPr>
+        <w:t>Desde una perspectiva de Ciencia de Datos, este dominio presenta tres restricciones operativas críticas que definen la dificultad del problema:</w:t>
       </w:r>
     </w:p>
     <w:p>
       <w:pPr>
+        <w:pStyle w:val="NormalWeb"/>
+        <w:numPr>
+          <w:ilvl w:val="0"/>
+          <w:numId w:val="20"/>
+        </w:numPr>
+        <w:rPr>
+          <w:rFonts w:asciiTheme="minorHAnsi" w:hAnsiTheme="minorHAnsi"/>
+        </w:rPr>
+      </w:pPr>
+      <w:r>
+        <w:rPr>
+          <w:rFonts w:asciiTheme="minorHAnsi" w:hAnsiTheme="minorHAnsi"/>
+          <w:b/>
+          <w:bCs/>
+        </w:rPr>
+        <w:t>Desbalance Extremo:</w:t>
+      </w:r>
+      <w:r>
+        <w:rPr>
+          <w:rFonts w:asciiTheme="minorHAnsi" w:hAnsiTheme="minorHAnsi"/>
+        </w:rPr>
+        <w:t xml:space="preserve"> Las transacciones legítimas superan a las fraudulentas en una proporción típica de 99.8% a 0.2%.</w:t>
+      </w:r>
+    </w:p>
+    <w:p>
+      <w:pPr>
+        <w:pStyle w:val="NormalWeb"/>
+        <w:numPr>
+          <w:ilvl w:val="0"/>
+          <w:numId w:val="20"/>
+        </w:numPr>
+        <w:rPr>
+          <w:rFonts w:asciiTheme="minorHAnsi" w:hAnsiTheme="minorHAnsi"/>
+        </w:rPr>
+      </w:pPr>
+      <w:r>
+        <w:rPr>
+          <w:rFonts w:asciiTheme="minorHAnsi" w:hAnsiTheme="minorHAnsi"/>
+          <w:b/>
+          <w:bCs/>
+        </w:rPr>
+        <w:t>Concept Drift (Deriva de Concepto):</w:t>
+      </w:r>
+      <w:r>
+        <w:rPr>
+          <w:rFonts w:asciiTheme="minorHAnsi" w:hAnsiTheme="minorHAnsi"/>
+        </w:rPr>
+        <w:t xml:space="preserve"> Los patrones de fraude son dinámicos y adaptativos; los atacantes modifican sus estrategias para evadir las reglas existentes.</w:t>
+      </w:r>
+    </w:p>
+    <w:p>
+      <w:pPr>
+        <w:pStyle w:val="NormalWeb"/>
+        <w:numPr>
+          <w:ilvl w:val="0"/>
+          <w:numId w:val="20"/>
+        </w:numPr>
+        <w:rPr>
+          <w:rFonts w:asciiTheme="minorHAnsi" w:hAnsiTheme="minorHAnsi"/>
+        </w:rPr>
+      </w:pPr>
+      <w:r>
+        <w:rPr>
+          <w:rFonts w:asciiTheme="minorHAnsi" w:hAnsiTheme="minorHAnsi"/>
+          <w:b/>
+          <w:bCs/>
+        </w:rPr>
+        <w:t>Latencia de Verificación (</w:t>
+      </w:r>
+      <w:proofErr w:type="spellStart"/>
+      <w:r>
+        <w:rPr>
+          <w:rFonts w:asciiTheme="minorHAnsi" w:hAnsiTheme="minorHAnsi"/>
+          <w:b/>
+          <w:bCs/>
+        </w:rPr>
+        <w:t>Feedback</w:t>
+      </w:r>
+      <w:proofErr w:type="spellEnd"/>
+      <w:r>
+        <w:rPr>
+          <w:rFonts w:asciiTheme="minorHAnsi" w:hAnsiTheme="minorHAnsi"/>
+          <w:b/>
+          <w:bCs/>
+        </w:rPr>
+        <w:t xml:space="preserve"> Delay):</w:t>
+      </w:r>
+      <w:r>
+        <w:rPr>
+          <w:rFonts w:asciiTheme="minorHAnsi" w:hAnsiTheme="minorHAnsi"/>
+        </w:rPr>
+        <w:t xml:space="preserve"> Mientras que la predicción debe ser en milisegundos, la etiqueta real (confirmación de si fue fraude) puede tardar semanas en llegar (cuando el cliente reclama).</w:t>
+      </w:r>
+    </w:p>
+    <w:p>
+      <w:pPr>
         <w:pStyle w:val="Prrafodelista"/>
+        <w:numPr>
+          <w:ilvl w:val="0"/>
+          <w:numId w:val="17"/>
+        </w:numPr>
+        <w:rPr>
+          <w:b/>
+          <w:bCs/>
+        </w:rPr>
+      </w:pPr>
+      <w:r>
+        <w:rPr>
+          <w:b/>
+          <w:bCs/>
+        </w:rPr>
+        <w:t xml:space="preserve">El </w:t>
+      </w:r>
+      <w:proofErr w:type="spellStart"/>
+      <w:r>
+        <w:rPr>
+          <w:b/>
+          <w:bCs/>
+        </w:rPr>
+        <w:t>Baseline</w:t>
+      </w:r>
+      <w:proofErr w:type="spellEnd"/>
+      <w:r>
+        <w:rPr>
+          <w:b/>
+          <w:bCs/>
+        </w:rPr>
+        <w:t>: Contexto y Metodología Estándar (Hasta ~2020)</w:t>
+      </w:r>
+    </w:p>
+    <w:p>
+      <w:pPr>
+        <w:pStyle w:val="NormalWeb"/>
+        <w:rPr>
+          <w:rFonts w:asciiTheme="minorHAnsi" w:hAnsiTheme="minorHAnsi"/>
+        </w:rPr>
+      </w:pPr>
+      <w:r>
+        <w:rPr>
+          <w:rFonts w:asciiTheme="minorHAnsi" w:hAnsiTheme="minorHAnsi"/>
+        </w:rPr>
+        <w:t xml:space="preserve">La revisión de la literatura reciente (Hayat &amp; Magnier, 2025; </w:t>
+      </w:r>
+      <w:proofErr w:type="spellStart"/>
+      <w:r>
+        <w:rPr>
+          <w:rFonts w:asciiTheme="minorHAnsi" w:hAnsiTheme="minorHAnsi"/>
+          <w:i/>
+          <w:iCs/>
+        </w:rPr>
+        <w:t>Fraud</w:t>
+      </w:r>
+      <w:proofErr w:type="spellEnd"/>
+      <w:r>
+        <w:rPr>
+          <w:rFonts w:asciiTheme="minorHAnsi" w:hAnsiTheme="minorHAnsi"/>
+          <w:i/>
+          <w:iCs/>
+        </w:rPr>
+        <w:t xml:space="preserve"> </w:t>
+      </w:r>
+      <w:proofErr w:type="spellStart"/>
+      <w:r>
+        <w:rPr>
+          <w:rFonts w:asciiTheme="minorHAnsi" w:hAnsiTheme="minorHAnsi"/>
+          <w:i/>
+          <w:iCs/>
+        </w:rPr>
+        <w:t>Detection</w:t>
+      </w:r>
+      <w:proofErr w:type="spellEnd"/>
+      <w:r>
+        <w:rPr>
+          <w:rFonts w:asciiTheme="minorHAnsi" w:hAnsiTheme="minorHAnsi"/>
+          <w:i/>
+          <w:iCs/>
+        </w:rPr>
+        <w:t xml:space="preserve"> </w:t>
+      </w:r>
+      <w:proofErr w:type="spellStart"/>
+      <w:r>
+        <w:rPr>
+          <w:rFonts w:asciiTheme="minorHAnsi" w:hAnsiTheme="minorHAnsi"/>
+          <w:i/>
+          <w:iCs/>
+        </w:rPr>
+        <w:t>Handbook</w:t>
+      </w:r>
+      <w:proofErr w:type="spellEnd"/>
+      <w:r>
+        <w:rPr>
+          <w:rFonts w:asciiTheme="minorHAnsi" w:hAnsiTheme="minorHAnsi"/>
+        </w:rPr>
+        <w:t>) revela una crisis metodológica en muchas investigaciones publicadas sobre CCFD. Se ha identificado que numerosos estudios reportan métricas de rendimiento cercanas a la perfección (AUC &gt; 0.99) que resultan ser ilusorias debido a fallos en el diseño experimental.</w:t>
+      </w:r>
+    </w:p>
+    <w:p>
+      <w:pPr>
+        <w:pStyle w:val="NormalWeb"/>
+        <w:rPr>
+          <w:rFonts w:asciiTheme="minorHAnsi" w:hAnsiTheme="minorHAnsi"/>
+        </w:rPr>
+      </w:pPr>
+      <w:r>
+        <w:rPr>
+          <w:rFonts w:asciiTheme="minorHAnsi" w:hAnsiTheme="minorHAnsi"/>
+        </w:rPr>
+        <w:t xml:space="preserve">El presente TFM se distancia de estos enfoques fallidos para alinearse con una metodología de </w:t>
+      </w:r>
+      <w:r>
+        <w:rPr>
+          <w:rFonts w:asciiTheme="minorHAnsi" w:hAnsiTheme="minorHAnsi"/>
+          <w:b/>
+          <w:bCs/>
+        </w:rPr>
+        <w:t>"Integridad por Diseño"</w:t>
+      </w:r>
+      <w:r>
+        <w:rPr>
+          <w:rFonts w:asciiTheme="minorHAnsi" w:hAnsiTheme="minorHAnsi"/>
+        </w:rPr>
+        <w:t>. Los errores comunes que este trabajo busca corregir explícitamente son:</w:t>
+      </w:r>
+    </w:p>
+    <w:p>
+      <w:pPr>
+        <w:pStyle w:val="NormalWeb"/>
         <w:numPr>
           <w:ilvl w:val="0"/>
           <w:numId w:val="12"/>
         </w:numPr>
         <w:rPr>
+          <w:rFonts w:asciiTheme="minorHAnsi" w:hAnsiTheme="minorHAnsi"/>
+        </w:rPr>
+      </w:pPr>
+      <w:r>
+        <w:rPr>
+          <w:rFonts w:asciiTheme="minorHAnsi" w:hAnsiTheme="minorHAnsi"/>
           <w:b/>
           <w:bCs/>
         </w:rPr>
-      </w:pPr>
-      <w:r>
-        <w:rPr>
+        <w:t xml:space="preserve">El Error del </w:t>
+      </w:r>
+      <w:r>
+        <w:rPr>
+          <w:rFonts w:asciiTheme="minorHAnsi" w:hAnsiTheme="minorHAnsi"/>
           <w:b/>
           <w:bCs/>
-        </w:rPr>
-        <w:t xml:space="preserve">El </w:t>
-      </w:r>
-      <w:proofErr w:type="spellStart"/>
-      <w:r>
-        <w:rPr>
+          <w:i/>
+          <w:iCs/>
+        </w:rPr>
+        <w:t xml:space="preserve">Data </w:t>
+      </w:r>
+      <w:proofErr w:type="spellStart"/>
+      <w:r>
+        <w:rPr>
+          <w:rFonts w:asciiTheme="minorHAnsi" w:hAnsiTheme="minorHAnsi"/>
           <w:b/>
           <w:bCs/>
-        </w:rPr>
-        <w:t>Baseline</w:t>
-      </w:r>
-      <w:proofErr w:type="spellEnd"/>
-      <w:r>
-        <w:rPr>
+          <w:i/>
+          <w:iCs/>
+        </w:rPr>
+        <w:t>Leakage</w:t>
+      </w:r>
+      <w:proofErr w:type="spellEnd"/>
+      <w:r>
+        <w:rPr>
+          <w:rFonts w:asciiTheme="minorHAnsi" w:hAnsiTheme="minorHAnsi"/>
           <w:b/>
           <w:bCs/>
         </w:rPr>
-        <w:t>: Contexto y Metodología Estándar (Hasta ~2020)</w:t>
+        <w:t xml:space="preserve"> Temporal:</w:t>
+      </w:r>
+      <w:r>
+        <w:rPr>
+          <w:rFonts w:asciiTheme="minorHAnsi" w:hAnsiTheme="minorHAnsi"/>
+        </w:rPr>
+        <w:t xml:space="preserve"> El uso de validación cruzada aleatoria (</w:t>
+      </w:r>
+      <w:r>
+        <w:rPr>
+          <w:rFonts w:asciiTheme="minorHAnsi" w:hAnsiTheme="minorHAnsi"/>
+          <w:i/>
+          <w:iCs/>
+        </w:rPr>
+        <w:t xml:space="preserve">K-Fold </w:t>
+      </w:r>
+      <w:proofErr w:type="spellStart"/>
+      <w:r>
+        <w:rPr>
+          <w:rFonts w:asciiTheme="minorHAnsi" w:hAnsiTheme="minorHAnsi"/>
+          <w:i/>
+          <w:iCs/>
+        </w:rPr>
+        <w:t>Shuffle</w:t>
+      </w:r>
+      <w:proofErr w:type="spellEnd"/>
+      <w:r>
+        <w:rPr>
+          <w:rFonts w:asciiTheme="minorHAnsi" w:hAnsiTheme="minorHAnsi"/>
+        </w:rPr>
+        <w:t>) en series temporales. Esto permite que el modelo "vea" transacciones futuras para predecir pasadas, violando la causalidad temporal.</w:t>
       </w:r>
     </w:p>
     <w:p>
-      <w:r>
-        <w:t xml:space="preserve">El </w:t>
-      </w:r>
-      <w:proofErr w:type="spellStart"/>
-      <w:r>
-        <w:rPr>
-          <w:i/>
-          <w:iCs/>
-        </w:rPr>
-        <w:t>baseline</w:t>
-      </w:r>
-      <w:proofErr w:type="spellEnd"/>
-      <w:r>
-        <w:t xml:space="preserve"> de este TFM se fundamenta en la metodología del libro </w:t>
-      </w:r>
-      <w:r>
-        <w:rPr>
-          <w:i/>
-          <w:iCs/>
-        </w:rPr>
-        <w:t xml:space="preserve">"Reproducible Machine </w:t>
-      </w:r>
-      <w:proofErr w:type="spellStart"/>
-      <w:r>
-        <w:rPr>
-          <w:i/>
-          <w:iCs/>
-        </w:rPr>
-        <w:t>Learning</w:t>
-      </w:r>
-      <w:proofErr w:type="spellEnd"/>
-      <w:r>
-        <w:rPr>
-          <w:i/>
-          <w:iCs/>
-        </w:rPr>
-        <w:t xml:space="preserve"> </w:t>
-      </w:r>
-      <w:proofErr w:type="spellStart"/>
-      <w:r>
-        <w:rPr>
-          <w:i/>
-          <w:iCs/>
-        </w:rPr>
-        <w:t>for</w:t>
-      </w:r>
-      <w:proofErr w:type="spellEnd"/>
-      <w:r>
-        <w:rPr>
-          <w:i/>
-          <w:iCs/>
-        </w:rPr>
-        <w:t xml:space="preserve"> </w:t>
-      </w:r>
-      <w:proofErr w:type="spellStart"/>
-      <w:r>
-        <w:rPr>
-          <w:i/>
-          <w:iCs/>
-        </w:rPr>
-        <w:t>Credit</w:t>
-      </w:r>
-      <w:proofErr w:type="spellEnd"/>
-      <w:r>
-        <w:rPr>
-          <w:i/>
-          <w:iCs/>
-        </w:rPr>
-        <w:t xml:space="preserve"> </w:t>
-      </w:r>
-      <w:proofErr w:type="spellStart"/>
-      <w:r>
-        <w:rPr>
-          <w:i/>
-          <w:iCs/>
-        </w:rPr>
-        <w:t>Card</w:t>
-      </w:r>
-      <w:proofErr w:type="spellEnd"/>
-      <w:r>
-        <w:rPr>
-          <w:i/>
-          <w:iCs/>
-        </w:rPr>
-        <w:t xml:space="preserve"> </w:t>
-      </w:r>
-      <w:proofErr w:type="spellStart"/>
-      <w:r>
-        <w:rPr>
-          <w:i/>
-          <w:iCs/>
-        </w:rPr>
-        <w:t>Fraud</w:t>
-      </w:r>
-      <w:proofErr w:type="spellEnd"/>
-      <w:r>
-        <w:rPr>
-          <w:i/>
-          <w:iCs/>
-        </w:rPr>
-        <w:t xml:space="preserve"> </w:t>
-      </w:r>
-      <w:proofErr w:type="spellStart"/>
-      <w:r>
-        <w:rPr>
-          <w:i/>
-          <w:iCs/>
-        </w:rPr>
-        <w:t>Detection</w:t>
-      </w:r>
-      <w:proofErr w:type="spellEnd"/>
-      <w:r>
-        <w:rPr>
-          <w:i/>
-          <w:iCs/>
-        </w:rPr>
-        <w:t>"</w:t>
-      </w:r>
-      <w:r>
-        <w:t>. Este enfoque representa la "técnica estándar y robusta" que prioriza la reproducibilidad científica sobre la complejidad innecesaria.</w:t>
-      </w:r>
-    </w:p>
-    <w:p>
-      <w:pPr>
-        <w:pStyle w:val="Prrafodelista"/>
-        <w:numPr>
-          <w:ilvl w:val="1"/>
-          <w:numId w:val="12"/>
-        </w:numPr>
-        <w:rPr>
-          <w:b/>
-          <w:bCs/>
-        </w:rPr>
-      </w:pPr>
-      <w:r>
-        <w:rPr>
-          <w:b/>
-          <w:bCs/>
-        </w:rPr>
-        <w:t xml:space="preserve">Alcance Metodológico del </w:t>
-      </w:r>
-      <w:proofErr w:type="spellStart"/>
-      <w:r>
-        <w:rPr>
-          <w:b/>
-          <w:bCs/>
-        </w:rPr>
-        <w:t>Baseline</w:t>
-      </w:r>
-      <w:proofErr w:type="spellEnd"/>
-    </w:p>
-    <w:p>
-      <w:r>
-        <w:t>El enfoque clásico, que este TFM toma como punto de partida, se caracteriza por:</w:t>
-      </w:r>
-    </w:p>
-    <w:p>
-      <w:pPr>
-        <w:numPr>
-          <w:ilvl w:val="0"/>
-          <w:numId w:val="6"/>
-        </w:numPr>
-      </w:pPr>
-      <w:r>
-        <w:rPr>
-          <w:b/>
-          <w:bCs/>
-        </w:rPr>
-        <w:t>Modelado Tabular:</w:t>
-      </w:r>
-      <w:r>
-        <w:t xml:space="preserve"> Se asume que cada transacción es una fila independiente de datos con características (tiempo, monto, cliente) que pueden ser procesadas mediante ingeniería de características (agregaciones).</w:t>
-      </w:r>
-    </w:p>
-    <w:p>
-      <w:pPr>
-        <w:numPr>
-          <w:ilvl w:val="0"/>
-          <w:numId w:val="6"/>
-        </w:numPr>
-      </w:pPr>
-      <w:r>
-        <w:rPr>
-          <w:b/>
-          <w:bCs/>
-        </w:rPr>
-        <w:t>Aprendizaje Supervisado:</w:t>
-      </w:r>
-      <w:r>
-        <w:t xml:space="preserve"> El estándar de oro es el uso de datos históricos etiquetados para entrenar clasificadores binarios. Los algoritmos dominantes son </w:t>
-      </w:r>
-      <w:r>
-        <w:rPr>
-          <w:b/>
-          <w:bCs/>
-        </w:rPr>
-        <w:t>Regresión Logística</w:t>
-      </w:r>
-      <w:r>
-        <w:t xml:space="preserve">, </w:t>
-      </w:r>
-      <w:proofErr w:type="spellStart"/>
-      <w:r>
-        <w:rPr>
-          <w:b/>
-          <w:bCs/>
-        </w:rPr>
-        <w:t>Random</w:t>
-      </w:r>
-      <w:proofErr w:type="spellEnd"/>
-      <w:r>
-        <w:rPr>
-          <w:b/>
-          <w:bCs/>
-        </w:rPr>
-        <w:t xml:space="preserve"> Forest</w:t>
-      </w:r>
-      <w:r>
-        <w:t xml:space="preserve"> y </w:t>
-      </w:r>
-      <w:proofErr w:type="spellStart"/>
-      <w:r>
-        <w:rPr>
-          <w:b/>
-          <w:bCs/>
-        </w:rPr>
-        <w:t>XGBoost</w:t>
-      </w:r>
-      <w:proofErr w:type="spellEnd"/>
-      <w:r>
-        <w:t>, elegidos por su equilibrio entre rendimiento y eficiencia.</w:t>
-      </w:r>
-    </w:p>
-    <w:p>
-      <w:pPr>
-        <w:numPr>
-          <w:ilvl w:val="0"/>
-          <w:numId w:val="6"/>
-        </w:numPr>
-      </w:pPr>
-      <w:r>
-        <w:rPr>
-          <w:b/>
-          <w:bCs/>
-        </w:rPr>
-        <w:t>Manejo del Desbalance:</w:t>
-      </w:r>
-      <w:r>
-        <w:t xml:space="preserve"> Se aborda la disparidad de clases (fraudes &lt; 1%) mediante técnicas de </w:t>
-      </w:r>
-      <w:proofErr w:type="spellStart"/>
-      <w:r>
-        <w:t>remuestreo</w:t>
-      </w:r>
-      <w:proofErr w:type="spellEnd"/>
-      <w:r>
-        <w:t xml:space="preserve"> (SMOTE, </w:t>
-      </w:r>
-      <w:proofErr w:type="spellStart"/>
-      <w:r>
-        <w:t>undersampling</w:t>
-      </w:r>
-      <w:proofErr w:type="spellEnd"/>
-      <w:r>
-        <w:t>) o aprendizaje sensible al costo (ponderación de clases).</w:t>
-      </w:r>
-    </w:p>
-    <w:p>
-      <w:pPr>
-        <w:pStyle w:val="Prrafodelista"/>
-        <w:numPr>
-          <w:ilvl w:val="1"/>
-          <w:numId w:val="12"/>
-        </w:numPr>
-        <w:rPr>
-          <w:b/>
-          <w:bCs/>
-        </w:rPr>
-      </w:pPr>
-      <w:r>
-        <w:rPr>
-          <w:b/>
-          <w:bCs/>
-        </w:rPr>
-        <w:t xml:space="preserve">Desafíos Identificados en el </w:t>
-      </w:r>
-      <w:proofErr w:type="spellStart"/>
-      <w:r>
-        <w:rPr>
-          <w:b/>
-          <w:bCs/>
-        </w:rPr>
-        <w:t>Baseline</w:t>
-      </w:r>
-      <w:proofErr w:type="spellEnd"/>
-    </w:p>
-    <w:p>
-      <w:r>
-        <w:t>Hasta 2020, la literatura se centraba en resolver los siguientes problemas técnicos:</w:t>
-      </w:r>
-    </w:p>
-    <w:p>
-      <w:pPr>
-        <w:numPr>
-          <w:ilvl w:val="0"/>
-          <w:numId w:val="7"/>
-        </w:numPr>
-      </w:pPr>
-      <w:r>
-        <w:rPr>
-          <w:b/>
-          <w:bCs/>
-        </w:rPr>
-        <w:lastRenderedPageBreak/>
-        <w:t>Desbalance de Clases:</w:t>
-      </w:r>
-      <w:r>
-        <w:t xml:space="preserve"> Los algoritmos estándar ignoran la clase minoritaria si no se corrige.</w:t>
-      </w:r>
-    </w:p>
-    <w:p>
-      <w:pPr>
-        <w:numPr>
-          <w:ilvl w:val="0"/>
-          <w:numId w:val="7"/>
-        </w:numPr>
-      </w:pPr>
-      <w:r>
-        <w:rPr>
-          <w:b/>
-          <w:bCs/>
-        </w:rPr>
-        <w:t xml:space="preserve">Deriva Conceptual (Concept </w:t>
-      </w:r>
-      <w:proofErr w:type="spellStart"/>
-      <w:r>
-        <w:rPr>
-          <w:b/>
-          <w:bCs/>
-        </w:rPr>
-        <w:t>Drift</w:t>
-      </w:r>
-      <w:proofErr w:type="spellEnd"/>
-      <w:r>
-        <w:rPr>
-          <w:b/>
-          <w:bCs/>
-        </w:rPr>
-        <w:t>):</w:t>
-      </w:r>
-      <w:r>
-        <w:t xml:space="preserve"> Los patrones de fraude cambian rápidamente, invalidando modelos antiguos.</w:t>
-      </w:r>
-    </w:p>
-    <w:p>
-      <w:pPr>
-        <w:numPr>
-          <w:ilvl w:val="0"/>
-          <w:numId w:val="7"/>
-        </w:numPr>
-      </w:pPr>
-      <w:r>
-        <w:rPr>
-          <w:b/>
-          <w:bCs/>
-        </w:rPr>
-        <w:t>Crisis de Reproducibilidad:</w:t>
-      </w:r>
-      <w:r>
-        <w:t xml:space="preserve"> Una gran cantidad de investigaciones publicadas no compartían código ni datos, impidiendo la validación de sus resultados.</w:t>
-      </w:r>
-    </w:p>
-    <w:p>
-      <w:pPr>
-        <w:pStyle w:val="Prrafodelista"/>
+      <w:pPr>
+        <w:pStyle w:val="NormalWeb"/>
         <w:numPr>
           <w:ilvl w:val="0"/>
           <w:numId w:val="12"/>
         </w:numPr>
         <w:rPr>
+          <w:rFonts w:asciiTheme="minorHAnsi" w:hAnsiTheme="minorHAnsi"/>
+        </w:rPr>
+      </w:pPr>
+      <w:r>
+        <w:rPr>
+          <w:rFonts w:asciiTheme="minorHAnsi" w:hAnsiTheme="minorHAnsi"/>
           <w:b/>
           <w:bCs/>
         </w:rPr>
-      </w:pPr>
-      <w:r>
-        <w:rPr>
-          <w:b/>
-          <w:bCs/>
-        </w:rPr>
-        <w:t>Evolución del Contexto y Estado del Arte (2020 - 2025)</w:t>
-      </w:r>
-    </w:p>
-    <w:p>
-      <w:r>
-        <w:t>El</w:t>
-      </w:r>
-      <w:r>
-        <w:t xml:space="preserve"> campo ha evolucionado para abordar las limitaciones del enfoque tabular clásico. A continuación, se detalla cómo ha cambiado el panorama</w:t>
-      </w:r>
-      <w:r>
-        <w:t>:</w:t>
-      </w:r>
-    </w:p>
-    <w:p>
-      <w:pPr>
-        <w:pStyle w:val="Prrafodelista"/>
-        <w:numPr>
-          <w:ilvl w:val="1"/>
-          <w:numId w:val="12"/>
-        </w:numPr>
-        <w:rPr>
-          <w:b/>
-          <w:bCs/>
-        </w:rPr>
-      </w:pPr>
-      <w:r>
-        <w:rPr>
-          <w:b/>
-          <w:bCs/>
-        </w:rPr>
-        <w:t>De la Precisión a la Metodología Rigurosa</w:t>
-      </w:r>
-    </w:p>
-    <w:p>
-      <w:r>
-        <w:t>Aunque los modelos se han vuelto más complejos, la comunidad científica ha detectado que la "mejora" en los resultados es a menudo ilusoria.</w:t>
-      </w:r>
-    </w:p>
-    <w:p>
-      <w:pPr>
-        <w:numPr>
-          <w:ilvl w:val="0"/>
-          <w:numId w:val="8"/>
-        </w:numPr>
-      </w:pPr>
-      <w:r>
-        <w:rPr>
-          <w:b/>
-          <w:bCs/>
-        </w:rPr>
-        <w:t xml:space="preserve">El problema del Data </w:t>
-      </w:r>
-      <w:proofErr w:type="spellStart"/>
-      <w:r>
-        <w:rPr>
-          <w:b/>
-          <w:bCs/>
-        </w:rPr>
-        <w:t>Leakage</w:t>
-      </w:r>
-      <w:proofErr w:type="spellEnd"/>
-      <w:r>
-        <w:rPr>
-          <w:b/>
-          <w:bCs/>
-        </w:rPr>
-        <w:t xml:space="preserve"> (Fuga de Datos):</w:t>
-      </w:r>
-      <w:r>
-        <w:t xml:space="preserve"> Investigaciones recientes, como las de </w:t>
-      </w:r>
-      <w:proofErr w:type="spellStart"/>
-      <w:r>
-        <w:rPr>
-          <w:b/>
-          <w:bCs/>
-        </w:rPr>
-        <w:t>Hayat</w:t>
-      </w:r>
-      <w:proofErr w:type="spellEnd"/>
-      <w:r>
-        <w:rPr>
-          <w:b/>
-          <w:bCs/>
-        </w:rPr>
-        <w:t xml:space="preserve"> &amp; </w:t>
-      </w:r>
-      <w:proofErr w:type="spellStart"/>
-      <w:r>
-        <w:rPr>
-          <w:b/>
-          <w:bCs/>
-        </w:rPr>
-        <w:t>Magnier</w:t>
-      </w:r>
-      <w:proofErr w:type="spellEnd"/>
-      <w:r>
-        <w:rPr>
-          <w:b/>
-          <w:bCs/>
-        </w:rPr>
-        <w:t xml:space="preserve"> (2025)</w:t>
-      </w:r>
-      <w:r>
-        <w:t xml:space="preserve">, denuncian que muchos estudios actuales reportan métricas infladas debido a errores metodológicos graves, como aplicar técnicas de </w:t>
-      </w:r>
-      <w:proofErr w:type="spellStart"/>
-      <w:r>
-        <w:t>remuestreo</w:t>
-      </w:r>
-      <w:proofErr w:type="spellEnd"/>
-      <w:r>
-        <w:t xml:space="preserve"> (SMOTE) antes de separar los datos de prueba.</w:t>
-      </w:r>
-    </w:p>
-    <w:p>
-      <w:pPr>
-        <w:numPr>
-          <w:ilvl w:val="0"/>
-          <w:numId w:val="8"/>
-        </w:numPr>
-      </w:pPr>
-      <w:r>
-        <w:rPr>
-          <w:b/>
-          <w:bCs/>
-        </w:rPr>
-        <w:t>Evolución:</w:t>
-      </w:r>
-      <w:r>
-        <w:t xml:space="preserve"> El foco actual no es solo obtener un F1-Score más alto, sino garantizar que ese resultado sea real y no producto de una fuga de información. </w:t>
-      </w:r>
-      <w:r>
-        <w:t>Este</w:t>
-      </w:r>
-      <w:r>
-        <w:t xml:space="preserve"> TFM se alinea con esta corrección metodológica necesaria.</w:t>
-      </w:r>
-    </w:p>
-    <w:p>
-      <w:pPr>
-        <w:pStyle w:val="Prrafodelista"/>
-        <w:numPr>
-          <w:ilvl w:val="1"/>
-          <w:numId w:val="12"/>
-        </w:numPr>
-        <w:rPr>
-          <w:b/>
-          <w:bCs/>
-        </w:rPr>
-      </w:pPr>
-      <w:r>
-        <w:rPr>
-          <w:b/>
-          <w:bCs/>
-        </w:rPr>
-        <w:t xml:space="preserve">De "Cajas Negras" a </w:t>
-      </w:r>
-      <w:proofErr w:type="spellStart"/>
-      <w:r>
-        <w:rPr>
-          <w:b/>
-          <w:bCs/>
-        </w:rPr>
-        <w:t>Explainable</w:t>
-      </w:r>
-      <w:proofErr w:type="spellEnd"/>
-      <w:r>
-        <w:rPr>
-          <w:b/>
-          <w:bCs/>
-        </w:rPr>
-        <w:t xml:space="preserve"> AI (XAI)</w:t>
-      </w:r>
-    </w:p>
-    <w:p>
-      <w:r>
-        <w:t xml:space="preserve">El </w:t>
-      </w:r>
-      <w:proofErr w:type="spellStart"/>
-      <w:r>
-        <w:rPr>
-          <w:i/>
-          <w:iCs/>
-        </w:rPr>
-        <w:t>baseline</w:t>
-      </w:r>
-      <w:proofErr w:type="spellEnd"/>
-      <w:r>
-        <w:t xml:space="preserve"> original confiaba en la "importancia de características" nativa de los modelos para explicar las decisiones. Sin embargo, las normativas financieras actuales exigen cada vez mayor transparencia para evitar el efecto "caja negra"</w:t>
-      </w:r>
-      <w:r>
-        <w:t>.</w:t>
-      </w:r>
-    </w:p>
-    <w:p>
-      <w:pPr>
-        <w:numPr>
-          <w:ilvl w:val="0"/>
-          <w:numId w:val="9"/>
-        </w:numPr>
-      </w:pPr>
-      <w:r>
-        <w:rPr>
-          <w:b/>
-          <w:bCs/>
-        </w:rPr>
-        <w:t>Nueva tendencia (2025):</w:t>
-      </w:r>
-      <w:r>
+        <w:t>El Error del Preprocesamiento Prematuro:</w:t>
+      </w:r>
+      <w:r>
+        <w:rPr>
+          <w:rFonts w:asciiTheme="minorHAnsi" w:hAnsiTheme="minorHAnsi"/>
+        </w:rPr>
+        <w:t xml:space="preserve"> La aplicación de técnicas de </w:t>
+      </w:r>
+      <w:proofErr w:type="spellStart"/>
+      <w:r>
+        <w:rPr>
+          <w:rFonts w:asciiTheme="minorHAnsi" w:hAnsiTheme="minorHAnsi"/>
+        </w:rPr>
+        <w:t>sobremuestreo</w:t>
+      </w:r>
+      <w:proofErr w:type="spellEnd"/>
+      <w:r>
+        <w:rPr>
+          <w:rFonts w:asciiTheme="minorHAnsi" w:hAnsiTheme="minorHAnsi"/>
+        </w:rPr>
+        <w:t xml:space="preserve"> (SMOTE) o escalado sobre todo el </w:t>
+      </w:r>
+      <w:proofErr w:type="spellStart"/>
+      <w:r>
+        <w:rPr>
+          <w:rFonts w:asciiTheme="minorHAnsi" w:hAnsiTheme="minorHAnsi"/>
+        </w:rPr>
+        <w:t>dataset</w:t>
+      </w:r>
+      <w:proofErr w:type="spellEnd"/>
+      <w:r>
+        <w:rPr>
+          <w:rFonts w:asciiTheme="minorHAnsi" w:hAnsiTheme="minorHAnsi"/>
+        </w:rPr>
         <w:t xml:space="preserve"> </w:t>
       </w:r>
       <w:r>
-        <w:t xml:space="preserve">Autores como Hasan &amp; Gazi (2025) exploran marcos avanzados de </w:t>
-      </w:r>
-      <w:proofErr w:type="spellStart"/>
-      <w:r>
-        <w:rPr>
-          <w:i/>
-          <w:iCs/>
-        </w:rPr>
-        <w:t>Explainable</w:t>
-      </w:r>
-      <w:proofErr w:type="spellEnd"/>
-      <w:r>
-        <w:rPr>
-          <w:i/>
-          <w:iCs/>
-        </w:rPr>
-        <w:t xml:space="preserve"> AI</w:t>
-      </w:r>
-      <w:r>
-        <w:t xml:space="preserve"> (como SHAP o LIME) para auditar modelos complejos de </w:t>
-      </w:r>
-      <w:r>
-        <w:rPr>
-          <w:i/>
-          <w:iCs/>
-        </w:rPr>
-        <w:t xml:space="preserve">Deep </w:t>
-      </w:r>
-      <w:proofErr w:type="spellStart"/>
-      <w:r>
-        <w:rPr>
-          <w:i/>
-          <w:iCs/>
-        </w:rPr>
-        <w:t>Learning</w:t>
-      </w:r>
-      <w:proofErr w:type="spellEnd"/>
-      <w:r>
-        <w:t>.</w:t>
-      </w:r>
-    </w:p>
-    <w:p>
-      <w:pPr>
-        <w:numPr>
-          <w:ilvl w:val="0"/>
-          <w:numId w:val="9"/>
-        </w:numPr>
-      </w:pPr>
-      <w:r>
-        <w:rPr>
-          <w:b/>
-          <w:bCs/>
-        </w:rPr>
-        <w:t>Implicación:</w:t>
-      </w:r>
-      <w:r>
-        <w:t xml:space="preserve"> </w:t>
-      </w:r>
-      <w:r>
-        <w:t xml:space="preserve">Lejos de añadir complejidad innecesaria con capas externas de explicación, este TFM reivindica y valida la </w:t>
-      </w:r>
-      <w:r>
-        <w:rPr>
-          <w:b/>
-          <w:bCs/>
-        </w:rPr>
-        <w:t>interpretabilidad nativa</w:t>
-      </w:r>
-      <w:r>
-        <w:t xml:space="preserve"> de los algoritmos de árbol (</w:t>
-      </w:r>
-      <w:proofErr w:type="spellStart"/>
-      <w:r>
-        <w:t>Random</w:t>
-      </w:r>
-      <w:proofErr w:type="spellEnd"/>
-      <w:r>
-        <w:t xml:space="preserve"> Forest y </w:t>
-      </w:r>
-      <w:proofErr w:type="spellStart"/>
-      <w:r>
-        <w:t>XGBoost</w:t>
-      </w:r>
-      <w:proofErr w:type="spellEnd"/>
-      <w:r>
-        <w:t xml:space="preserve">). Se demostrará que el análisis riguroso de la </w:t>
-      </w:r>
-      <w:proofErr w:type="spellStart"/>
-      <w:r>
-        <w:rPr>
-          <w:b/>
-          <w:bCs/>
-        </w:rPr>
-        <w:t>Feature</w:t>
-      </w:r>
-      <w:proofErr w:type="spellEnd"/>
-      <w:r>
-        <w:rPr>
-          <w:b/>
-          <w:bCs/>
-        </w:rPr>
-        <w:t xml:space="preserve"> </w:t>
-      </w:r>
-      <w:proofErr w:type="spellStart"/>
-      <w:r>
-        <w:rPr>
-          <w:b/>
-          <w:bCs/>
-        </w:rPr>
-        <w:t>Importance</w:t>
-      </w:r>
-      <w:proofErr w:type="spellEnd"/>
-      <w:r>
-        <w:t xml:space="preserve"> (Ganancia de Información) es el mecanismo más directo y eficiente computacionalmente para auditoría en </w:t>
-      </w:r>
-      <w:r>
-        <w:lastRenderedPageBreak/>
-        <w:t xml:space="preserve">este tipo de modelos, cumpliendo con la demanda de </w:t>
-      </w:r>
-      <w:proofErr w:type="spellStart"/>
-      <w:r>
-        <w:t>explicabilidad</w:t>
-      </w:r>
-      <w:proofErr w:type="spellEnd"/>
-      <w:r>
-        <w:t xml:space="preserve"> sin incurrir en costes de abstracción adicionales</w:t>
-      </w:r>
-      <w:r>
-        <w:t>.</w:t>
-      </w:r>
-    </w:p>
-    <w:p>
-      <w:pPr>
-        <w:pStyle w:val="Prrafodelista"/>
-        <w:numPr>
-          <w:ilvl w:val="1"/>
-          <w:numId w:val="12"/>
-        </w:numPr>
-        <w:rPr>
-          <w:b/>
-          <w:bCs/>
-        </w:rPr>
-      </w:pPr>
-      <w:r>
-        <w:rPr>
-          <w:b/>
-          <w:bCs/>
-        </w:rPr>
-        <w:t>Nuevas Arquitecturas y Enfoques Híbridos</w:t>
-      </w:r>
-    </w:p>
-    <w:p>
-      <w:r>
-        <w:t xml:space="preserve">Mientras que el </w:t>
-      </w:r>
-      <w:proofErr w:type="spellStart"/>
-      <w:r>
-        <w:rPr>
-          <w:i/>
-          <w:iCs/>
-        </w:rPr>
-        <w:t>baseline</w:t>
-      </w:r>
-      <w:proofErr w:type="spellEnd"/>
-      <w:r>
-        <w:t xml:space="preserve"> se mantiene en el aprendizaje supervisado puro, la literatura de 2024-2025 explora combinaciones más sofisticadas:</w:t>
-      </w:r>
-    </w:p>
-    <w:p>
-      <w:pPr>
-        <w:numPr>
-          <w:ilvl w:val="0"/>
-          <w:numId w:val="10"/>
-        </w:numPr>
-      </w:pPr>
-      <w:r>
-        <w:rPr>
-          <w:b/>
-          <w:bCs/>
-        </w:rPr>
-        <w:t>Enfoques Híbridos:</w:t>
-      </w:r>
-      <w:r>
-        <w:t xml:space="preserve"> </w:t>
-      </w:r>
-      <w:proofErr w:type="spellStart"/>
-      <w:r>
-        <w:rPr>
-          <w:b/>
-          <w:bCs/>
-        </w:rPr>
-        <w:t>Shanaa</w:t>
-      </w:r>
-      <w:proofErr w:type="spellEnd"/>
-      <w:r>
-        <w:rPr>
-          <w:b/>
-          <w:bCs/>
-        </w:rPr>
-        <w:t xml:space="preserve"> (2025)</w:t>
-      </w:r>
-      <w:r>
-        <w:t xml:space="preserve"> propone marcos que combinan aprendizaje supervisado y no supervisado para mejorar la detección de anomalías desconocidas, algo que los modelos supervisados clásicos (</w:t>
-      </w:r>
-      <w:proofErr w:type="spellStart"/>
-      <w:r>
-        <w:t>baseline</w:t>
-      </w:r>
-      <w:proofErr w:type="spellEnd"/>
-      <w:r>
-        <w:t>) pueden pasar por alto.</w:t>
-      </w:r>
-    </w:p>
-    <w:p>
-      <w:pPr>
-        <w:numPr>
-          <w:ilvl w:val="0"/>
-          <w:numId w:val="10"/>
-        </w:numPr>
-      </w:pPr>
-      <w:r>
-        <w:rPr>
-          <w:b/>
-          <w:bCs/>
-        </w:rPr>
-        <w:t>Balanceo Avanzado:</w:t>
-      </w:r>
-      <w:r>
-        <w:t xml:space="preserve"> </w:t>
-      </w:r>
-      <w:r>
-        <w:rPr>
-          <w:b/>
-          <w:bCs/>
-        </w:rPr>
-        <w:t>Abdelhamid &amp; Desai (2024)</w:t>
-      </w:r>
-      <w:r>
-        <w:t xml:space="preserve"> continúan explorando estudios comprensivos para "equilibrar la balanza" en clasificación binaria, sugiriendo que el problema del desbalance sigue siendo un área activa de investigación y no un problema resuelto.</w:t>
+        <w:rPr>
+          <w:rFonts w:asciiTheme="minorHAnsi" w:hAnsiTheme="minorHAnsi"/>
+          <w:i/>
+          <w:iCs/>
+        </w:rPr>
+        <w:t>antes</w:t>
+      </w:r>
+      <w:r>
+        <w:rPr>
+          <w:rFonts w:asciiTheme="minorHAnsi" w:hAnsiTheme="minorHAnsi"/>
+        </w:rPr>
+        <w:t xml:space="preserve"> de la división Train/Test, contaminando el conjunto de prueba con información sintética.</w:t>
       </w:r>
     </w:p>
     <w:p>
@@ -933,7 +458,7 @@
         <w:pStyle w:val="Prrafodelista"/>
         <w:numPr>
           <w:ilvl w:val="0"/>
-          <w:numId w:val="12"/>
+          <w:numId w:val="17"/>
         </w:numPr>
         <w:rPr>
           <w:b/>
@@ -945,41 +470,442 @@
           <w:b/>
           <w:bCs/>
         </w:rPr>
-        <w:t xml:space="preserve">Síntesis Comparativa: </w:t>
-      </w:r>
-      <w:proofErr w:type="spellStart"/>
-      <w:r>
+        <w:t>Propuesta Metodológica: Robustez sobre Complejidad</w:t>
+      </w:r>
+    </w:p>
+    <w:p>
+      <w:r>
+        <w:lastRenderedPageBreak/>
+        <w:t xml:space="preserve">Frente a la tendencia de aplicar arquitecturas de Deep </w:t>
+      </w:r>
+      <w:proofErr w:type="spellStart"/>
+      <w:r>
+        <w:t>Learning</w:t>
+      </w:r>
+      <w:proofErr w:type="spellEnd"/>
+      <w:r>
+        <w:t xml:space="preserve"> complejas a problemas tabulares, este TFM adopta una postura basada en la eficiencia y la interpretabilidad, fundamentada en los siguientes pilares:</w:t>
+      </w:r>
+    </w:p>
+    <w:p>
+      <w:pPr>
         <w:rPr>
           <w:b/>
           <w:bCs/>
         </w:rPr>
-        <w:t>Baseline</w:t>
-      </w:r>
-      <w:proofErr w:type="spellEnd"/>
+      </w:pPr>
       <w:r>
         <w:rPr>
           <w:b/>
           <w:bCs/>
         </w:rPr>
-        <w:t xml:space="preserve"> VS Tendencia actual Vs Propuesta TFM</w:t>
+        <w:t xml:space="preserve">3.1. Validación </w:t>
+      </w:r>
+      <w:proofErr w:type="spellStart"/>
+      <w:r>
+        <w:rPr>
+          <w:b/>
+          <w:bCs/>
+        </w:rPr>
+        <w:t>Prequential</w:t>
+      </w:r>
+      <w:proofErr w:type="spellEnd"/>
+      <w:r>
+        <w:rPr>
+          <w:b/>
+          <w:bCs/>
+        </w:rPr>
+        <w:t xml:space="preserve"> (Bloques Cronológicos)</w:t>
+      </w:r>
+    </w:p>
+    <w:p>
+      <w:r>
+        <w:t xml:space="preserve">Para simular un entorno operativo real, se descarta la división aleatoria. Se implementará una estrategia de </w:t>
+      </w:r>
+      <w:proofErr w:type="spellStart"/>
+      <w:r>
+        <w:rPr>
+          <w:b/>
+          <w:bCs/>
+        </w:rPr>
+        <w:t>Prequential</w:t>
+      </w:r>
+      <w:proofErr w:type="spellEnd"/>
+      <w:r>
+        <w:rPr>
+          <w:b/>
+          <w:bCs/>
+        </w:rPr>
+        <w:t xml:space="preserve"> Split</w:t>
+      </w:r>
+      <w:r>
+        <w:t xml:space="preserve">, donde los datos se dividen en bloques temporales ordenados. El modelo se entrena estrictamente con datos pasados (ej. Día 1) y se evalúa con datos futuros (ej. Día 2), garantizando que no exista </w:t>
+      </w:r>
+      <w:r>
+        <w:rPr>
+          <w:i/>
+          <w:iCs/>
+        </w:rPr>
+        <w:t>look-</w:t>
+      </w:r>
+      <w:proofErr w:type="spellStart"/>
+      <w:r>
+        <w:rPr>
+          <w:i/>
+          <w:iCs/>
+        </w:rPr>
+        <w:t>ahead</w:t>
+      </w:r>
+      <w:proofErr w:type="spellEnd"/>
+      <w:r>
+        <w:rPr>
+          <w:i/>
+          <w:iCs/>
+        </w:rPr>
+        <w:t xml:space="preserve"> </w:t>
+      </w:r>
+      <w:proofErr w:type="spellStart"/>
+      <w:r>
+        <w:rPr>
+          <w:i/>
+          <w:iCs/>
+        </w:rPr>
+        <w:t>bias</w:t>
+      </w:r>
+      <w:proofErr w:type="spellEnd"/>
+      <w:r>
+        <w:t xml:space="preserve"> (sesgo de anticipación).</w:t>
+      </w:r>
+    </w:p>
+    <w:p>
+      <w:pPr>
+        <w:rPr>
+          <w:b/>
+          <w:bCs/>
+        </w:rPr>
+      </w:pPr>
+      <w:r>
+        <w:rPr>
+          <w:b/>
+          <w:bCs/>
+        </w:rPr>
+        <w:t>3.2. Superioridad de Modelos de Árbol en Datos Tabulares</w:t>
+      </w:r>
+    </w:p>
+    <w:p>
+      <w:r>
+        <w:t xml:space="preserve">Se justifica la elección de </w:t>
+      </w:r>
+      <w:proofErr w:type="spellStart"/>
+      <w:r>
+        <w:rPr>
+          <w:b/>
+          <w:bCs/>
+        </w:rPr>
+        <w:t>Ensembles</w:t>
+      </w:r>
+      <w:proofErr w:type="spellEnd"/>
+      <w:r>
+        <w:rPr>
+          <w:b/>
+          <w:bCs/>
+        </w:rPr>
+        <w:t xml:space="preserve"> de Árboles (Random Forest, </w:t>
+      </w:r>
+      <w:proofErr w:type="spellStart"/>
+      <w:r>
+        <w:rPr>
+          <w:b/>
+          <w:bCs/>
+        </w:rPr>
+        <w:t>XGBoost</w:t>
+      </w:r>
+      <w:proofErr w:type="spellEnd"/>
+      <w:r>
+        <w:rPr>
+          <w:b/>
+          <w:bCs/>
+        </w:rPr>
+        <w:t>)</w:t>
+      </w:r>
+      <w:r>
+        <w:t xml:space="preserve"> y se excluye explícitamente el Deep </w:t>
+      </w:r>
+      <w:proofErr w:type="spellStart"/>
+      <w:r>
+        <w:t>Learning</w:t>
+      </w:r>
+      <w:proofErr w:type="spellEnd"/>
+      <w:r>
+        <w:t xml:space="preserve"> (Redes Neuronales Profundas) para la clasificación supervisada principal. La literatura reciente (</w:t>
+      </w:r>
+      <w:proofErr w:type="spellStart"/>
+      <w:r>
+        <w:t>Grinsztajn</w:t>
+      </w:r>
+      <w:proofErr w:type="spellEnd"/>
+      <w:r>
+        <w:t xml:space="preserve"> et al.) demuestra que, para datos tabulares estructurados de dimensiones medias, los modelos basados en árboles superan o igualan a las redes neuronales en rendimiento, con una fracción del coste computacional y una interpretabilidad nativa superior.</w:t>
+      </w:r>
+    </w:p>
+    <w:p>
+      <w:pPr>
+        <w:rPr>
+          <w:b/>
+          <w:bCs/>
+        </w:rPr>
+      </w:pPr>
+      <w:r>
+        <w:rPr>
+          <w:b/>
+          <w:bCs/>
+        </w:rPr>
+        <w:t xml:space="preserve">3.3. Gestión del Desbalance: Cost-Sensitive </w:t>
+      </w:r>
+      <w:proofErr w:type="spellStart"/>
+      <w:r>
+        <w:rPr>
+          <w:b/>
+          <w:bCs/>
+        </w:rPr>
+        <w:t>Learning</w:t>
+      </w:r>
+      <w:proofErr w:type="spellEnd"/>
+    </w:p>
+    <w:p>
+      <w:r>
+        <w:t xml:space="preserve">En lugar de alterar artificialmente la distribución de los datos mediante </w:t>
+      </w:r>
+      <w:proofErr w:type="spellStart"/>
+      <w:r>
+        <w:rPr>
+          <w:i/>
+          <w:iCs/>
+        </w:rPr>
+        <w:t>Oversampling</w:t>
+      </w:r>
+      <w:proofErr w:type="spellEnd"/>
+      <w:r>
+        <w:t xml:space="preserve"> (SMOTE), este trabajo priorizará el aprendizaje sensible al costo (</w:t>
+      </w:r>
+      <w:r>
+        <w:rPr>
+          <w:i/>
+          <w:iCs/>
+        </w:rPr>
+        <w:t xml:space="preserve">Cost-Sensitive </w:t>
+      </w:r>
+      <w:proofErr w:type="spellStart"/>
+      <w:r>
+        <w:rPr>
+          <w:i/>
+          <w:iCs/>
+        </w:rPr>
+        <w:t>Learning</w:t>
+      </w:r>
+      <w:proofErr w:type="spellEnd"/>
+      <w:r>
+        <w:t>). Se aplicarán penalizaciones algorítmicas a los errores de clasificación de la clase minoritaria (Fraude). Esto preserva la distribución original de los datos, evitando la introducción de ruido sintético y manteniendo la fidelidad estadística del escenario real.</w:t>
+      </w:r>
+    </w:p>
+    <w:p>
+      <w:pPr>
+        <w:pStyle w:val="Prrafodelista"/>
+        <w:numPr>
+          <w:ilvl w:val="0"/>
+          <w:numId w:val="17"/>
+        </w:numPr>
+        <w:rPr>
+          <w:b/>
+          <w:bCs/>
+        </w:rPr>
+      </w:pPr>
+      <w:r>
+        <w:rPr>
+          <w:b/>
+          <w:bCs/>
+        </w:rPr>
+        <w:t>Alcance y Delimitaciones del Estudio</w:t>
+      </w:r>
+    </w:p>
+    <w:p>
+      <w:r>
+        <w:t xml:space="preserve">Para asegurar la viabilidad y el rigor del TFM, se establecen las siguientes delimitaciones basadas en las características del </w:t>
+      </w:r>
+      <w:proofErr w:type="spellStart"/>
+      <w:r>
+        <w:t>dataset</w:t>
+      </w:r>
+      <w:proofErr w:type="spellEnd"/>
+      <w:r>
+        <w:t xml:space="preserve"> </w:t>
+      </w:r>
+      <w:proofErr w:type="spellStart"/>
+      <w:r>
+        <w:rPr>
+          <w:i/>
+          <w:iCs/>
+        </w:rPr>
+        <w:t>Kaggle</w:t>
+      </w:r>
+      <w:proofErr w:type="spellEnd"/>
+      <w:r>
+        <w:rPr>
+          <w:i/>
+          <w:iCs/>
+        </w:rPr>
+        <w:t xml:space="preserve"> ULB</w:t>
+      </w:r>
+      <w:r>
+        <w:t>:</w:t>
+      </w:r>
+    </w:p>
+    <w:p>
+      <w:pPr>
+        <w:numPr>
+          <w:ilvl w:val="0"/>
+          <w:numId w:val="22"/>
+        </w:numPr>
+      </w:pPr>
+      <w:r>
+        <w:rPr>
+          <w:b/>
+          <w:bCs/>
+        </w:rPr>
+        <w:t>Exclusión de Estacionalidad:</w:t>
+      </w:r>
+      <w:r>
+        <w:t xml:space="preserve"> Dado que el </w:t>
+      </w:r>
+      <w:proofErr w:type="spellStart"/>
+      <w:r>
+        <w:t>dataset</w:t>
+      </w:r>
+      <w:proofErr w:type="spellEnd"/>
+      <w:r>
+        <w:t xml:space="preserve"> comprende únicamente </w:t>
+      </w:r>
+      <w:r>
+        <w:rPr>
+          <w:b/>
+          <w:bCs/>
+        </w:rPr>
+        <w:t>48 horas</w:t>
+      </w:r>
+      <w:r>
+        <w:t xml:space="preserve"> de transacciones, se excluye del alcance el análisis de patrones estacionales (semanales o mensuales). El modelo se centrará en patrones tácticos inmediatos y no en ciclos temporales largos.</w:t>
+      </w:r>
+    </w:p>
+    <w:p>
+      <w:pPr>
+        <w:numPr>
+          <w:ilvl w:val="0"/>
+          <w:numId w:val="22"/>
+        </w:numPr>
+      </w:pPr>
+      <w:proofErr w:type="spellStart"/>
+      <w:r>
+        <w:rPr>
+          <w:b/>
+          <w:bCs/>
+        </w:rPr>
+        <w:t>Anonimización</w:t>
+      </w:r>
+      <w:proofErr w:type="spellEnd"/>
+      <w:r>
+        <w:rPr>
+          <w:b/>
+          <w:bCs/>
+        </w:rPr>
+        <w:t xml:space="preserve"> y Perfilado:</w:t>
+      </w:r>
+      <w:r>
+        <w:t xml:space="preserve"> Las variables V1-V28 son componentes principales (PCA) anonimizados. Por tanto, queda fuera del alcance el perfilado semántico de usuarios (ej. "comercio de lujo" vs "gasolinera"). La </w:t>
+      </w:r>
+      <w:proofErr w:type="spellStart"/>
+      <w:r>
+        <w:t>explicabilidad</w:t>
+      </w:r>
+      <w:proofErr w:type="spellEnd"/>
+      <w:r>
+        <w:t xml:space="preserve"> (XAI) será matemática, basada en la contribución de los componentes, no semántica.</w:t>
+      </w:r>
+    </w:p>
+    <w:p>
+      <w:pPr>
+        <w:numPr>
+          <w:ilvl w:val="0"/>
+          <w:numId w:val="22"/>
+        </w:numPr>
+      </w:pPr>
+      <w:r>
+        <w:rPr>
+          <w:b/>
+          <w:bCs/>
+        </w:rPr>
+        <w:lastRenderedPageBreak/>
+        <w:t>Entorno Offline:</w:t>
+      </w:r>
+      <w:r>
+        <w:t xml:space="preserve"> El proyecto se limita al desarrollo y validación de modelos en un entorno estático (</w:t>
+      </w:r>
+      <w:proofErr w:type="spellStart"/>
+      <w:r>
+        <w:rPr>
+          <w:i/>
+          <w:iCs/>
+        </w:rPr>
+        <w:t>batch</w:t>
+      </w:r>
+      <w:proofErr w:type="spellEnd"/>
+      <w:r>
+        <w:t xml:space="preserve">). La implementación de infraestructura de inferencia en tiempo real o </w:t>
+      </w:r>
+      <w:proofErr w:type="spellStart"/>
+      <w:r>
+        <w:t>APIs</w:t>
+      </w:r>
+      <w:proofErr w:type="spellEnd"/>
+      <w:r>
+        <w:t xml:space="preserve"> queda fuera del alcance.</w:t>
+      </w:r>
+    </w:p>
+    <w:p>
+      <w:pPr>
+        <w:pStyle w:val="Prrafodelista"/>
+        <w:numPr>
+          <w:ilvl w:val="0"/>
+          <w:numId w:val="17"/>
+        </w:numPr>
+        <w:rPr>
+          <w:b/>
+          <w:bCs/>
+        </w:rPr>
+      </w:pPr>
+      <w:r>
+        <w:rPr>
+          <w:b/>
+          <w:bCs/>
+        </w:rPr>
+        <w:t>Síntesis Comparativa</w:t>
       </w:r>
     </w:p>
     <w:tbl>
       <w:tblPr>
         <w:tblW w:w="0" w:type="auto"/>
         <w:tblCellSpacing w:w="15" w:type="dxa"/>
-        <w:tblLayout w:type="fixed"/>
         <w:tblCellMar>
-          <w:left w:w="0" w:type="dxa"/>
-          <w:right w:w="0" w:type="dxa"/>
+          <w:top w:w="15" w:type="dxa"/>
+          <w:left w:w="15" w:type="dxa"/>
+          <w:bottom w:w="15" w:type="dxa"/>
+          <w:right w:w="15" w:type="dxa"/>
         </w:tblCellMar>
         <w:tblLook w:val="04A0" w:firstRow="1" w:lastRow="0" w:firstColumn="1" w:lastColumn="0" w:noHBand="0" w:noVBand="1"/>
       </w:tblPr>
       <w:tblGrid>
-        <w:gridCol w:w="2206"/>
-        <w:gridCol w:w="2057"/>
-        <w:gridCol w:w="2138"/>
-        <w:gridCol w:w="2087"/>
+        <w:gridCol w:w="1628"/>
+        <w:gridCol w:w="3051"/>
+        <w:gridCol w:w="3809"/>
       </w:tblGrid>
       <w:tr>
         <w:trPr>
@@ -988,7 +914,7 @@
         </w:trPr>
         <w:tc>
           <w:tcPr>
-            <w:tcW w:w="2161" w:type="dxa"/>
+            <w:tcW w:w="0" w:type="auto"/>
             <w:tcBorders>
               <w:top w:val="single" w:sz="6" w:space="0" w:color="auto"/>
               <w:left w:val="single" w:sz="6" w:space="0" w:color="auto"/>
@@ -996,12 +922,6 @@
               <w:right w:val="single" w:sz="6" w:space="0" w:color="auto"/>
             </w:tcBorders>
             <w:shd w:val="clear" w:color="auto" w:fill="E97132" w:themeFill="accent2"/>
-            <w:tcMar>
-              <w:top w:w="120" w:type="dxa"/>
-              <w:left w:w="180" w:type="dxa"/>
-              <w:bottom w:w="120" w:type="dxa"/>
-              <w:right w:w="180" w:type="dxa"/>
-            </w:tcMar>
             <w:vAlign w:val="center"/>
             <w:hideMark/>
           </w:tcPr>
@@ -1017,7 +937,7 @@
         </w:tc>
         <w:tc>
           <w:tcPr>
-            <w:tcW w:w="2027" w:type="dxa"/>
+            <w:tcW w:w="0" w:type="auto"/>
             <w:tcBorders>
               <w:top w:val="single" w:sz="6" w:space="0" w:color="auto"/>
               <w:left w:val="single" w:sz="6" w:space="0" w:color="auto"/>
@@ -1025,12 +945,6 @@
               <w:right w:val="single" w:sz="6" w:space="0" w:color="auto"/>
             </w:tcBorders>
             <w:shd w:val="clear" w:color="auto" w:fill="E97132" w:themeFill="accent2"/>
-            <w:tcMar>
-              <w:top w:w="120" w:type="dxa"/>
-              <w:left w:w="180" w:type="dxa"/>
-              <w:bottom w:w="120" w:type="dxa"/>
-              <w:right w:w="180" w:type="dxa"/>
-            </w:tcMar>
             <w:vAlign w:val="center"/>
             <w:hideMark/>
           </w:tcPr>
@@ -1040,29 +954,13 @@
                 <w:b/>
                 <w:bCs/>
               </w:rPr>
-              <w:t xml:space="preserve">Enfoque del </w:t>
-            </w:r>
-            <w:proofErr w:type="spellStart"/>
-            <w:r>
-              <w:rPr>
-                <w:b/>
-                <w:bCs/>
-              </w:rPr>
-              <w:t>Baseline</w:t>
-            </w:r>
-            <w:proofErr w:type="spellEnd"/>
-            <w:r>
-              <w:rPr>
-                <w:b/>
-                <w:bCs/>
-              </w:rPr>
-              <w:t xml:space="preserve"> (Tu Punto de Partida)</w:t>
+              <w:t>Enfoque Académico Común (A evitar)</w:t>
             </w:r>
           </w:p>
         </w:tc>
         <w:tc>
           <w:tcPr>
-            <w:tcW w:w="2108" w:type="dxa"/>
+            <w:tcW w:w="0" w:type="auto"/>
             <w:tcBorders>
               <w:top w:val="single" w:sz="6" w:space="0" w:color="auto"/>
               <w:left w:val="single" w:sz="6" w:space="0" w:color="auto"/>
@@ -1070,12 +968,6 @@
               <w:right w:val="single" w:sz="6" w:space="0" w:color="auto"/>
             </w:tcBorders>
             <w:shd w:val="clear" w:color="auto" w:fill="E97132" w:themeFill="accent2"/>
-            <w:tcMar>
-              <w:top w:w="120" w:type="dxa"/>
-              <w:left w:w="180" w:type="dxa"/>
-              <w:bottom w:w="120" w:type="dxa"/>
-              <w:right w:w="180" w:type="dxa"/>
-            </w:tcMar>
             <w:vAlign w:val="center"/>
             <w:hideMark/>
           </w:tcPr>
@@ -1085,36 +977,7 @@
                 <w:b/>
                 <w:bCs/>
               </w:rPr>
-              <w:t>Evolución Actual (2024-2025)</w:t>
-            </w:r>
-          </w:p>
-        </w:tc>
-        <w:tc>
-          <w:tcPr>
-            <w:tcW w:w="2042" w:type="dxa"/>
-            <w:tcBorders>
-              <w:top w:val="single" w:sz="6" w:space="0" w:color="auto"/>
-              <w:left w:val="single" w:sz="6" w:space="0" w:color="auto"/>
-              <w:bottom w:val="single" w:sz="6" w:space="0" w:color="auto"/>
-              <w:right w:val="single" w:sz="6" w:space="0" w:color="auto"/>
-            </w:tcBorders>
-            <w:shd w:val="clear" w:color="auto" w:fill="E97132" w:themeFill="accent2"/>
-            <w:tcMar>
-              <w:top w:w="120" w:type="dxa"/>
-              <w:left w:w="180" w:type="dxa"/>
-              <w:bottom w:w="120" w:type="dxa"/>
-              <w:right w:w="180" w:type="dxa"/>
-            </w:tcMar>
-            <w:vAlign w:val="center"/>
-            <w:hideMark/>
-          </w:tcPr>
-          <w:p>
-            <w:r>
-              <w:rPr>
-                <w:b/>
-                <w:bCs/>
-              </w:rPr>
-              <w:t>Posición de tu TFM</w:t>
+              <w:t>Enfoque de este TFM (Propuesto)</w:t>
             </w:r>
           </w:p>
         </w:tc>
@@ -1125,19 +988,13 @@
         </w:trPr>
         <w:tc>
           <w:tcPr>
-            <w:tcW w:w="2161" w:type="dxa"/>
+            <w:tcW w:w="0" w:type="auto"/>
             <w:tcBorders>
               <w:top w:val="single" w:sz="6" w:space="0" w:color="auto"/>
               <w:left w:val="single" w:sz="6" w:space="0" w:color="auto"/>
               <w:bottom w:val="single" w:sz="6" w:space="0" w:color="auto"/>
               <w:right w:val="single" w:sz="6" w:space="0" w:color="auto"/>
             </w:tcBorders>
-            <w:tcMar>
-              <w:top w:w="120" w:type="dxa"/>
-              <w:left w:w="180" w:type="dxa"/>
-              <w:bottom w:w="120" w:type="dxa"/>
-              <w:right w:w="180" w:type="dxa"/>
-            </w:tcMar>
             <w:vAlign w:val="center"/>
             <w:hideMark/>
           </w:tcPr>
@@ -1147,112 +1004,33 @@
                 <w:b/>
                 <w:bCs/>
               </w:rPr>
-              <w:t>Objetivo Principal</w:t>
+              <w:t>Validación</w:t>
             </w:r>
           </w:p>
         </w:tc>
         <w:tc>
           <w:tcPr>
-            <w:tcW w:w="2027" w:type="dxa"/>
+            <w:tcW w:w="0" w:type="auto"/>
             <w:tcBorders>
               <w:top w:val="single" w:sz="6" w:space="0" w:color="auto"/>
               <w:left w:val="single" w:sz="6" w:space="0" w:color="auto"/>
               <w:bottom w:val="single" w:sz="6" w:space="0" w:color="auto"/>
               <w:right w:val="single" w:sz="6" w:space="0" w:color="auto"/>
             </w:tcBorders>
-            <w:tcMar>
-              <w:top w:w="120" w:type="dxa"/>
-              <w:left w:w="180" w:type="dxa"/>
-              <w:bottom w:w="120" w:type="dxa"/>
-              <w:right w:w="180" w:type="dxa"/>
-            </w:tcMar>
             <w:vAlign w:val="center"/>
             <w:hideMark/>
           </w:tcPr>
           <w:p>
             <w:r>
-              <w:t>Establecer reproducibilidad y métricas correctas.</w:t>
-            </w:r>
-          </w:p>
-        </w:tc>
-        <w:tc>
-          <w:tcPr>
-            <w:tcW w:w="2108" w:type="dxa"/>
-            <w:tcBorders>
-              <w:top w:val="single" w:sz="6" w:space="0" w:color="auto"/>
-              <w:left w:val="single" w:sz="6" w:space="0" w:color="auto"/>
-              <w:bottom w:val="single" w:sz="6" w:space="0" w:color="auto"/>
-              <w:right w:val="single" w:sz="6" w:space="0" w:color="auto"/>
-            </w:tcBorders>
-            <w:tcMar>
-              <w:top w:w="120" w:type="dxa"/>
-              <w:left w:w="180" w:type="dxa"/>
-              <w:bottom w:w="120" w:type="dxa"/>
-              <w:right w:w="180" w:type="dxa"/>
-            </w:tcMar>
-            <w:vAlign w:val="center"/>
-            <w:hideMark/>
-          </w:tcPr>
-          <w:p>
-            <w:r>
-              <w:t xml:space="preserve">Explorar arquitecturas complejas (Híbridos, Deep </w:t>
+              <w:t>Cross-</w:t>
             </w:r>
             <w:proofErr w:type="spellStart"/>
             <w:r>
-              <w:t>Learning</w:t>
+              <w:t>Validation</w:t>
             </w:r>
             <w:proofErr w:type="spellEnd"/>
             <w:r>
-              <w:t>) y XAI.</w:t>
-            </w:r>
-          </w:p>
-        </w:tc>
-        <w:tc>
-          <w:tcPr>
-            <w:tcW w:w="2042" w:type="dxa"/>
-            <w:tcBorders>
-              <w:top w:val="single" w:sz="6" w:space="0" w:color="auto"/>
-              <w:left w:val="single" w:sz="6" w:space="0" w:color="auto"/>
-              <w:bottom w:val="single" w:sz="6" w:space="0" w:color="auto"/>
-              <w:right w:val="single" w:sz="6" w:space="0" w:color="auto"/>
-            </w:tcBorders>
-            <w:tcMar>
-              <w:top w:w="120" w:type="dxa"/>
-              <w:left w:w="180" w:type="dxa"/>
-              <w:bottom w:w="120" w:type="dxa"/>
-              <w:right w:w="180" w:type="dxa"/>
-            </w:tcMar>
-            <w:vAlign w:val="center"/>
-            <w:hideMark/>
-          </w:tcPr>
-          <w:p>
-            <w:r>
-              <w:rPr>
-                <w:b/>
-                <w:bCs/>
-              </w:rPr>
-              <w:t>Híbrido:</w:t>
-            </w:r>
-            <w:r>
-              <w:t xml:space="preserve"> Utiliza modelos clásicos robustos (</w:t>
-            </w:r>
-            <w:r>
-              <w:t xml:space="preserve">como en el </w:t>
-            </w:r>
-            <w:proofErr w:type="spellStart"/>
-            <w:r>
-              <w:t>Baseline</w:t>
-            </w:r>
-            <w:proofErr w:type="spellEnd"/>
-            <w:r>
-              <w:t xml:space="preserve">) pero aplica el rigor metodológico exigido en 2025 para corregir el </w:t>
-            </w:r>
-            <w:r>
-              <w:rPr>
-                <w:i/>
-                <w:iCs/>
-              </w:rPr>
-              <w:t xml:space="preserve">data </w:t>
+              <w:t xml:space="preserve"> Aleatoria (</w:t>
             </w:r>
             <w:proofErr w:type="spellStart"/>
             <w:r>
@@ -1260,11 +1038,45 @@
                 <w:i/>
                 <w:iCs/>
               </w:rPr>
-              <w:t>leakage</w:t>
+              <w:t>Shuffle</w:t>
             </w:r>
             <w:proofErr w:type="spellEnd"/>
             <w:r>
-              <w:t>.</w:t>
+              <w:t>)</w:t>
+            </w:r>
+          </w:p>
+        </w:tc>
+        <w:tc>
+          <w:tcPr>
+            <w:tcW w:w="0" w:type="auto"/>
+            <w:tcBorders>
+              <w:top w:val="single" w:sz="6" w:space="0" w:color="auto"/>
+              <w:left w:val="single" w:sz="6" w:space="0" w:color="auto"/>
+              <w:bottom w:val="single" w:sz="6" w:space="0" w:color="auto"/>
+              <w:right w:val="single" w:sz="6" w:space="0" w:color="auto"/>
+            </w:tcBorders>
+            <w:vAlign w:val="center"/>
+            <w:hideMark/>
+          </w:tcPr>
+          <w:p>
+            <w:proofErr w:type="spellStart"/>
+            <w:r>
+              <w:rPr>
+                <w:b/>
+                <w:bCs/>
+              </w:rPr>
+              <w:t>Prequential</w:t>
+            </w:r>
+            <w:proofErr w:type="spellEnd"/>
+            <w:r>
+              <w:rPr>
+                <w:b/>
+                <w:bCs/>
+              </w:rPr>
+              <w:t xml:space="preserve"> Split</w:t>
+            </w:r>
+            <w:r>
+              <w:t xml:space="preserve"> (Respeto cronológico estricto)</w:t>
             </w:r>
           </w:p>
         </w:tc>
@@ -1275,19 +1087,13 @@
         </w:trPr>
         <w:tc>
           <w:tcPr>
-            <w:tcW w:w="2161" w:type="dxa"/>
+            <w:tcW w:w="0" w:type="auto"/>
             <w:tcBorders>
               <w:top w:val="single" w:sz="6" w:space="0" w:color="auto"/>
               <w:left w:val="single" w:sz="6" w:space="0" w:color="auto"/>
               <w:bottom w:val="single" w:sz="6" w:space="0" w:color="auto"/>
               <w:right w:val="single" w:sz="6" w:space="0" w:color="auto"/>
             </w:tcBorders>
-            <w:tcMar>
-              <w:top w:w="120" w:type="dxa"/>
-              <w:left w:w="180" w:type="dxa"/>
-              <w:bottom w:w="120" w:type="dxa"/>
-              <w:right w:w="180" w:type="dxa"/>
-            </w:tcMar>
             <w:vAlign w:val="center"/>
             <w:hideMark/>
           </w:tcPr>
@@ -1297,130 +1103,66 @@
                 <w:b/>
                 <w:bCs/>
               </w:rPr>
-              <w:t>Metodología</w:t>
+              <w:t>Preprocesado</w:t>
             </w:r>
           </w:p>
         </w:tc>
         <w:tc>
           <w:tcPr>
-            <w:tcW w:w="2027" w:type="dxa"/>
+            <w:tcW w:w="0" w:type="auto"/>
             <w:tcBorders>
               <w:top w:val="single" w:sz="6" w:space="0" w:color="auto"/>
               <w:left w:val="single" w:sz="6" w:space="0" w:color="auto"/>
               <w:bottom w:val="single" w:sz="6" w:space="0" w:color="auto"/>
               <w:right w:val="single" w:sz="6" w:space="0" w:color="auto"/>
             </w:tcBorders>
-            <w:tcMar>
-              <w:top w:w="120" w:type="dxa"/>
-              <w:left w:w="180" w:type="dxa"/>
-              <w:bottom w:w="120" w:type="dxa"/>
-              <w:right w:w="180" w:type="dxa"/>
-            </w:tcMar>
             <w:vAlign w:val="center"/>
             <w:hideMark/>
           </w:tcPr>
           <w:p>
             <w:r>
-              <w:t xml:space="preserve">Clasificación Supervisada (RF, </w:t>
+              <w:t xml:space="preserve">SMOTE antes del </w:t>
             </w:r>
             <w:proofErr w:type="spellStart"/>
             <w:r>
-              <w:t>XGBoost</w:t>
+              <w:t>split</w:t>
             </w:r>
             <w:proofErr w:type="spellEnd"/>
             <w:r>
-              <w:t>, LR).</w:t>
+              <w:t xml:space="preserve"> (Data </w:t>
+            </w:r>
+            <w:proofErr w:type="spellStart"/>
+            <w:r>
+              <w:t>Leakage</w:t>
+            </w:r>
+            <w:proofErr w:type="spellEnd"/>
+            <w:r>
+              <w:t>)</w:t>
             </w:r>
           </w:p>
         </w:tc>
         <w:tc>
           <w:tcPr>
-            <w:tcW w:w="2108" w:type="dxa"/>
+            <w:tcW w:w="0" w:type="auto"/>
             <w:tcBorders>
               <w:top w:val="single" w:sz="6" w:space="0" w:color="auto"/>
               <w:left w:val="single" w:sz="6" w:space="0" w:color="auto"/>
               <w:bottom w:val="single" w:sz="6" w:space="0" w:color="auto"/>
               <w:right w:val="single" w:sz="6" w:space="0" w:color="auto"/>
             </w:tcBorders>
-            <w:tcMar>
-              <w:top w:w="120" w:type="dxa"/>
-              <w:left w:w="180" w:type="dxa"/>
-              <w:bottom w:w="120" w:type="dxa"/>
-              <w:right w:w="180" w:type="dxa"/>
-            </w:tcMar>
             <w:vAlign w:val="center"/>
             <w:hideMark/>
           </w:tcPr>
           <w:p>
             <w:r>
-              <w:t xml:space="preserve">Enfoques Híbridos (Supervisado + No Supervisado) </w:t>
-            </w:r>
-            <w:r>
-              <w:lastRenderedPageBreak/>
-              <w:t xml:space="preserve">y Deep </w:t>
-            </w:r>
-            <w:proofErr w:type="spellStart"/>
-            <w:r>
-              <w:t>Learning</w:t>
-            </w:r>
-            <w:proofErr w:type="spellEnd"/>
-            <w:r>
-              <w:t>.</w:t>
-            </w:r>
-          </w:p>
-        </w:tc>
-        <w:tc>
-          <w:tcPr>
-            <w:tcW w:w="2042" w:type="dxa"/>
-            <w:tcBorders>
-              <w:top w:val="single" w:sz="6" w:space="0" w:color="auto"/>
-              <w:left w:val="single" w:sz="6" w:space="0" w:color="auto"/>
-              <w:bottom w:val="single" w:sz="6" w:space="0" w:color="auto"/>
-              <w:right w:val="single" w:sz="6" w:space="0" w:color="auto"/>
-            </w:tcBorders>
-            <w:tcMar>
-              <w:top w:w="120" w:type="dxa"/>
-              <w:left w:w="180" w:type="dxa"/>
-              <w:bottom w:w="120" w:type="dxa"/>
-              <w:right w:w="180" w:type="dxa"/>
-            </w:tcMar>
-            <w:vAlign w:val="center"/>
-            <w:hideMark/>
-          </w:tcPr>
-          <w:p>
-            <w:r>
-              <w:lastRenderedPageBreak/>
-              <w:t xml:space="preserve">Se mantiene en </w:t>
-            </w:r>
-            <w:r>
               <w:rPr>
                 <w:b/>
                 <w:bCs/>
               </w:rPr>
-              <w:t xml:space="preserve">Supervisado (RF, </w:t>
-            </w:r>
-            <w:proofErr w:type="spellStart"/>
-            <w:r>
-              <w:rPr>
-                <w:b/>
-                <w:bCs/>
-              </w:rPr>
-              <w:t>XGBoost</w:t>
-            </w:r>
-            <w:proofErr w:type="spellEnd"/>
-            <w:r>
-              <w:rPr>
-                <w:b/>
-                <w:bCs/>
-              </w:rPr>
-              <w:t>)</w:t>
+              <w:t>Pipeline Estricto:</w:t>
             </w:r>
             <w:r>
-              <w:t xml:space="preserve"> para garantizar interpretabilida</w:t>
-            </w:r>
-            <w:r>
-              <w:lastRenderedPageBreak/>
-              <w:t>d y eficiencia industrial.</w:t>
+              <w:t xml:space="preserve"> Transformaciones solo sobre Train</w:t>
             </w:r>
           </w:p>
         </w:tc>
@@ -1431,19 +1173,13 @@
         </w:trPr>
         <w:tc>
           <w:tcPr>
-            <w:tcW w:w="2161" w:type="dxa"/>
+            <w:tcW w:w="0" w:type="auto"/>
             <w:tcBorders>
               <w:top w:val="single" w:sz="6" w:space="0" w:color="auto"/>
               <w:left w:val="single" w:sz="6" w:space="0" w:color="auto"/>
               <w:bottom w:val="single" w:sz="6" w:space="0" w:color="auto"/>
               <w:right w:val="single" w:sz="6" w:space="0" w:color="auto"/>
             </w:tcBorders>
-            <w:tcMar>
-              <w:top w:w="120" w:type="dxa"/>
-              <w:left w:w="180" w:type="dxa"/>
-              <w:bottom w:w="120" w:type="dxa"/>
-              <w:right w:w="180" w:type="dxa"/>
-            </w:tcMar>
             <w:vAlign w:val="center"/>
             <w:hideMark/>
           </w:tcPr>
@@ -1453,131 +1189,67 @@
                 <w:b/>
                 <w:bCs/>
               </w:rPr>
-              <w:lastRenderedPageBreak/>
-              <w:t>Evaluación</w:t>
+              <w:t>Modelado</w:t>
             </w:r>
           </w:p>
         </w:tc>
         <w:tc>
           <w:tcPr>
-            <w:tcW w:w="2027" w:type="dxa"/>
+            <w:tcW w:w="0" w:type="auto"/>
             <w:tcBorders>
               <w:top w:val="single" w:sz="6" w:space="0" w:color="auto"/>
               <w:left w:val="single" w:sz="6" w:space="0" w:color="auto"/>
               <w:bottom w:val="single" w:sz="6" w:space="0" w:color="auto"/>
               <w:right w:val="single" w:sz="6" w:space="0" w:color="auto"/>
             </w:tcBorders>
-            <w:tcMar>
-              <w:top w:w="120" w:type="dxa"/>
-              <w:left w:w="180" w:type="dxa"/>
-              <w:bottom w:w="120" w:type="dxa"/>
-              <w:right w:w="180" w:type="dxa"/>
-            </w:tcMar>
             <w:vAlign w:val="center"/>
             <w:hideMark/>
           </w:tcPr>
           <w:p>
             <w:r>
-              <w:t xml:space="preserve">AUPRC, </w:t>
+              <w:t xml:space="preserve">Deep </w:t>
             </w:r>
             <w:proofErr w:type="spellStart"/>
             <w:r>
-              <w:t>Precision-Recall</w:t>
+              <w:t>Learning</w:t>
             </w:r>
             <w:proofErr w:type="spellEnd"/>
             <w:r>
-              <w:t xml:space="preserve"> (Evita </w:t>
-            </w:r>
-            <w:proofErr w:type="spellStart"/>
-            <w:r>
-              <w:t>Accuracy</w:t>
-            </w:r>
-            <w:proofErr w:type="spellEnd"/>
-            <w:r>
-              <w:t>).</w:t>
+              <w:t xml:space="preserve"> (Caja negra compleja)</w:t>
             </w:r>
           </w:p>
         </w:tc>
         <w:tc>
           <w:tcPr>
-            <w:tcW w:w="2108" w:type="dxa"/>
+            <w:tcW w:w="0" w:type="auto"/>
             <w:tcBorders>
               <w:top w:val="single" w:sz="6" w:space="0" w:color="auto"/>
               <w:left w:val="single" w:sz="6" w:space="0" w:color="auto"/>
               <w:bottom w:val="single" w:sz="6" w:space="0" w:color="auto"/>
               <w:right w:val="single" w:sz="6" w:space="0" w:color="auto"/>
             </w:tcBorders>
-            <w:tcMar>
-              <w:top w:w="120" w:type="dxa"/>
-              <w:left w:w="180" w:type="dxa"/>
-              <w:bottom w:w="120" w:type="dxa"/>
-              <w:right w:w="180" w:type="dxa"/>
-            </w:tcMar>
             <w:vAlign w:val="center"/>
             <w:hideMark/>
           </w:tcPr>
           <w:p>
-            <w:r>
-              <w:t xml:space="preserve">Validación rigurosa sin </w:t>
-            </w:r>
-            <w:r>
-              <w:rPr>
-                <w:i/>
-                <w:iCs/>
-              </w:rPr>
-              <w:t xml:space="preserve">data </w:t>
-            </w:r>
-            <w:proofErr w:type="spellStart"/>
-            <w:r>
-              <w:rPr>
-                <w:i/>
-                <w:iCs/>
-              </w:rPr>
-              <w:t>leakage</w:t>
-            </w:r>
-            <w:proofErr w:type="spellEnd"/>
-            <w:r>
-              <w:t xml:space="preserve"> y métricas de interpretabilidad.</w:t>
-            </w:r>
-          </w:p>
-        </w:tc>
-        <w:tc>
-          <w:tcPr>
-            <w:tcW w:w="2042" w:type="dxa"/>
-            <w:tcBorders>
-              <w:top w:val="single" w:sz="6" w:space="0" w:color="auto"/>
-              <w:left w:val="single" w:sz="6" w:space="0" w:color="auto"/>
-              <w:bottom w:val="single" w:sz="6" w:space="0" w:color="auto"/>
-              <w:right w:val="single" w:sz="6" w:space="0" w:color="auto"/>
-            </w:tcBorders>
-            <w:tcMar>
-              <w:top w:w="120" w:type="dxa"/>
-              <w:left w:w="180" w:type="dxa"/>
-              <w:bottom w:w="120" w:type="dxa"/>
-              <w:right w:w="180" w:type="dxa"/>
-            </w:tcMar>
-            <w:vAlign w:val="center"/>
-            <w:hideMark/>
-          </w:tcPr>
-          <w:p>
-            <w:r>
-              <w:rPr>
-                <w:b/>
-                <w:bCs/>
-              </w:rPr>
-              <w:t xml:space="preserve">AUPRC + </w:t>
-            </w:r>
             <w:proofErr w:type="spellStart"/>
             <w:r>
               <w:rPr>
                 <w:b/>
                 <w:bCs/>
               </w:rPr>
-              <w:t>Recall</w:t>
+              <w:t>Ensembles</w:t>
             </w:r>
             <w:proofErr w:type="spellEnd"/>
             <w:r>
-              <w:t>, con énfasis crítico en evitar la fuga de datos denunciada en la literatura de 2024/25.</w:t>
+              <w:rPr>
+                <w:b/>
+                <w:bCs/>
+              </w:rPr>
+              <w:t xml:space="preserve"> (RF/XGB)</w:t>
+            </w:r>
+            <w:r>
+              <w:t xml:space="preserve"> (Eficacia tabular + Interpretabilidad)</w:t>
             </w:r>
           </w:p>
         </w:tc>
@@ -1588,19 +1260,13 @@
         </w:trPr>
         <w:tc>
           <w:tcPr>
-            <w:tcW w:w="2161" w:type="dxa"/>
+            <w:tcW w:w="0" w:type="auto"/>
             <w:tcBorders>
               <w:top w:val="single" w:sz="6" w:space="0" w:color="auto"/>
               <w:left w:val="single" w:sz="6" w:space="0" w:color="auto"/>
               <w:bottom w:val="single" w:sz="6" w:space="0" w:color="auto"/>
               <w:right w:val="single" w:sz="6" w:space="0" w:color="auto"/>
             </w:tcBorders>
-            <w:tcMar>
-              <w:top w:w="120" w:type="dxa"/>
-              <w:left w:w="180" w:type="dxa"/>
-              <w:bottom w:w="120" w:type="dxa"/>
-              <w:right w:w="180" w:type="dxa"/>
-            </w:tcMar>
             <w:vAlign w:val="center"/>
             <w:hideMark/>
           </w:tcPr>
@@ -1610,190 +1276,143 @@
                 <w:b/>
                 <w:bCs/>
               </w:rPr>
-              <w:t>Interpretabilidad</w:t>
+              <w:t>Métrica</w:t>
             </w:r>
           </w:p>
         </w:tc>
         <w:tc>
           <w:tcPr>
-            <w:tcW w:w="2027" w:type="dxa"/>
+            <w:tcW w:w="0" w:type="auto"/>
             <w:tcBorders>
               <w:top w:val="single" w:sz="6" w:space="0" w:color="auto"/>
               <w:left w:val="single" w:sz="6" w:space="0" w:color="auto"/>
               <w:bottom w:val="single" w:sz="6" w:space="0" w:color="auto"/>
               <w:right w:val="single" w:sz="6" w:space="0" w:color="auto"/>
             </w:tcBorders>
-            <w:tcMar>
-              <w:top w:w="120" w:type="dxa"/>
-              <w:left w:w="180" w:type="dxa"/>
-              <w:bottom w:w="120" w:type="dxa"/>
-              <w:right w:w="180" w:type="dxa"/>
-            </w:tcMar>
             <w:vAlign w:val="center"/>
             <w:hideMark/>
           </w:tcPr>
           <w:p>
             <w:proofErr w:type="spellStart"/>
             <w:r>
-              <w:t>Feature</w:t>
+              <w:t>Accuracy</w:t>
             </w:r>
             <w:proofErr w:type="spellEnd"/>
             <w:r>
-              <w:t xml:space="preserve"> </w:t>
-            </w:r>
-            <w:proofErr w:type="spellStart"/>
-            <w:r>
-              <w:t>Importance</w:t>
-            </w:r>
-            <w:proofErr w:type="spellEnd"/>
-            <w:r>
-              <w:t xml:space="preserve"> nativa.</w:t>
+              <w:t xml:space="preserve"> / ROC-AUC (Engañosas en desbalance)</w:t>
             </w:r>
           </w:p>
         </w:tc>
         <w:tc>
           <w:tcPr>
-            <w:tcW w:w="2108" w:type="dxa"/>
+            <w:tcW w:w="0" w:type="auto"/>
             <w:tcBorders>
               <w:top w:val="single" w:sz="6" w:space="0" w:color="auto"/>
               <w:left w:val="single" w:sz="6" w:space="0" w:color="auto"/>
               <w:bottom w:val="single" w:sz="6" w:space="0" w:color="auto"/>
               <w:right w:val="single" w:sz="6" w:space="0" w:color="auto"/>
             </w:tcBorders>
-            <w:tcMar>
-              <w:top w:w="120" w:type="dxa"/>
-              <w:left w:w="180" w:type="dxa"/>
-              <w:bottom w:w="120" w:type="dxa"/>
-              <w:right w:w="180" w:type="dxa"/>
-            </w:tcMar>
             <w:vAlign w:val="center"/>
             <w:hideMark/>
           </w:tcPr>
           <w:p>
             <w:r>
-              <w:t xml:space="preserve">Exploración de </w:t>
+              <w:rPr>
+                <w:b/>
+                <w:bCs/>
+              </w:rPr>
+              <w:t xml:space="preserve">AUPRC y </w:t>
             </w:r>
             <w:proofErr w:type="spellStart"/>
             <w:r>
               <w:rPr>
-                <w:i/>
-                <w:iCs/>
+                <w:b/>
+                <w:bCs/>
               </w:rPr>
-              <w:t>Explainable</w:t>
+              <w:t>Precision@TopK</w:t>
             </w:r>
             <w:proofErr w:type="spellEnd"/>
             <w:r>
-              <w:rPr>
-                <w:i/>
-                <w:iCs/>
-              </w:rPr>
-              <w:t xml:space="preserve"> AI</w:t>
-            </w:r>
-            <w:r>
-              <w:t xml:space="preserve"> agnóstica al modelo (SHAP, LIME) para redes neuronales</w:t>
-            </w:r>
-            <w:r>
-              <w:t>.</w:t>
+              <w:t xml:space="preserve"> (Relevancia operativa)</w:t>
             </w:r>
           </w:p>
         </w:tc>
+      </w:tr>
+      <w:tr>
+        <w:trPr>
+          <w:tblCellSpacing w:w="15" w:type="dxa"/>
+        </w:trPr>
         <w:tc>
           <w:tcPr>
-            <w:tcW w:w="2042" w:type="dxa"/>
+            <w:tcW w:w="0" w:type="auto"/>
             <w:tcBorders>
               <w:top w:val="single" w:sz="6" w:space="0" w:color="auto"/>
               <w:left w:val="single" w:sz="6" w:space="0" w:color="auto"/>
               <w:bottom w:val="single" w:sz="6" w:space="0" w:color="auto"/>
               <w:right w:val="single" w:sz="6" w:space="0" w:color="auto"/>
             </w:tcBorders>
-            <w:tcMar>
-              <w:top w:w="120" w:type="dxa"/>
-              <w:left w:w="180" w:type="dxa"/>
-              <w:bottom w:w="120" w:type="dxa"/>
-              <w:right w:w="180" w:type="dxa"/>
-            </w:tcMar>
             <w:vAlign w:val="center"/>
             <w:hideMark/>
           </w:tcPr>
           <w:p>
             <w:r>
               <w:rPr>
-                <w:highlight w:val="yellow"/>
+                <w:b/>
+                <w:bCs/>
               </w:rPr>
-              <w:t xml:space="preserve">Valida la </w:t>
+              <w:t>Objetivo</w:t>
             </w:r>
-            <w:proofErr w:type="spellStart"/>
+          </w:p>
+        </w:tc>
+        <w:tc>
+          <w:tcPr>
+            <w:tcW w:w="0" w:type="auto"/>
+            <w:tcBorders>
+              <w:top w:val="single" w:sz="6" w:space="0" w:color="auto"/>
+              <w:left w:val="single" w:sz="6" w:space="0" w:color="auto"/>
+              <w:bottom w:val="single" w:sz="6" w:space="0" w:color="auto"/>
+              <w:right w:val="single" w:sz="6" w:space="0" w:color="auto"/>
+            </w:tcBorders>
+            <w:vAlign w:val="center"/>
+            <w:hideMark/>
+          </w:tcPr>
+          <w:p>
+            <w:r>
+              <w:t>Maximizar el Score a toda costa</w:t>
+            </w:r>
+          </w:p>
+        </w:tc>
+        <w:tc>
+          <w:tcPr>
+            <w:tcW w:w="0" w:type="auto"/>
+            <w:tcBorders>
+              <w:top w:val="single" w:sz="6" w:space="0" w:color="auto"/>
+              <w:left w:val="single" w:sz="6" w:space="0" w:color="auto"/>
+              <w:bottom w:val="single" w:sz="6" w:space="0" w:color="auto"/>
+              <w:right w:val="single" w:sz="6" w:space="0" w:color="auto"/>
+            </w:tcBorders>
+            <w:vAlign w:val="center"/>
+            <w:hideMark/>
+          </w:tcPr>
+          <w:p>
             <w:r>
               <w:rPr>
                 <w:b/>
                 <w:bCs/>
-                <w:highlight w:val="yellow"/>
               </w:rPr>
-              <w:t>Feature</w:t>
-            </w:r>
-            <w:proofErr w:type="spellEnd"/>
-            <w:r>
-              <w:rPr>
-                <w:b/>
-                <w:bCs/>
-                <w:highlight w:val="yellow"/>
-              </w:rPr>
-              <w:t xml:space="preserve"> </w:t>
-            </w:r>
-            <w:proofErr w:type="spellStart"/>
-            <w:r>
-              <w:rPr>
-                <w:b/>
-                <w:bCs/>
-                <w:highlight w:val="yellow"/>
-              </w:rPr>
-              <w:t>Importance</w:t>
-            </w:r>
-            <w:proofErr w:type="spellEnd"/>
-            <w:r>
-              <w:rPr>
-                <w:b/>
-                <w:bCs/>
-                <w:highlight w:val="yellow"/>
-              </w:rPr>
-              <w:t xml:space="preserve"> Nativa</w:t>
-            </w:r>
-            <w:r>
-              <w:rPr>
-                <w:highlight w:val="yellow"/>
-              </w:rPr>
-              <w:t xml:space="preserve"> como el estándar eficiente para modelos de árbol, ofreciendo explicaciones directas (V14, V10...) sin la complejidad de </w:t>
-            </w:r>
-            <w:proofErr w:type="spellStart"/>
-            <w:r>
-              <w:rPr>
-                <w:highlight w:val="yellow"/>
-              </w:rPr>
-              <w:t>wrappers</w:t>
-            </w:r>
-            <w:proofErr w:type="spellEnd"/>
-            <w:r>
-              <w:rPr>
-                <w:highlight w:val="yellow"/>
-              </w:rPr>
-              <w:t xml:space="preserve"> externos</w:t>
-            </w:r>
-            <w:r>
-              <w:rPr>
-                <w:highlight w:val="yellow"/>
-              </w:rPr>
-              <w:t>.</w:t>
+              <w:t>Maximizar la Reproducibilidad y el Realismo</w:t>
             </w:r>
           </w:p>
         </w:tc>
       </w:tr>
     </w:tbl>
+    <w:p/>
     <w:p>
       <w:pPr>
         <w:pStyle w:val="Prrafodelista"/>
         <w:numPr>
           <w:ilvl w:val="0"/>
-          <w:numId w:val="12"/>
+          <w:numId w:val="17"/>
         </w:numPr>
         <w:rPr>
           <w:b/>
@@ -1805,31 +1424,38 @@
           <w:b/>
           <w:bCs/>
         </w:rPr>
-        <w:t>Conclusión</w:t>
+        <w:t>Bibliografía</w:t>
       </w:r>
     </w:p>
     <w:p>
-      <w:r>
-        <w:t xml:space="preserve">El problema de la detección de fraude ha evolucionado desde una carrera por la precisión algorítmica hacia una demanda de </w:t>
-      </w:r>
-      <w:r>
+      <w:pPr>
         <w:rPr>
           <w:b/>
           <w:bCs/>
         </w:rPr>
-        <w:t xml:space="preserve">integridad metodológica y </w:t>
-      </w:r>
-      <w:proofErr w:type="spellStart"/>
+      </w:pPr>
       <w:r>
         <w:rPr>
           <w:b/>
           <w:bCs/>
         </w:rPr>
-        <w:t>explicabilidad</w:t>
-      </w:r>
-      <w:proofErr w:type="spellEnd"/>
-      <w:r>
-        <w:t>.</w:t>
+        <w:t>Referencias Fundamentales (</w:t>
+      </w:r>
+      <w:proofErr w:type="spellStart"/>
+      <w:r>
+        <w:rPr>
+          <w:b/>
+          <w:bCs/>
+        </w:rPr>
+        <w:t>Baseline</w:t>
+      </w:r>
+      <w:proofErr w:type="spellEnd"/>
+      <w:r>
+        <w:rPr>
+          <w:b/>
+          <w:bCs/>
+        </w:rPr>
+        <w:t xml:space="preserve"> y Metodología Base)</w:t>
       </w:r>
     </w:p>
     <w:p>
@@ -1837,36 +1463,31 @@
         <w:pStyle w:val="Prrafodelista"/>
         <w:numPr>
           <w:ilvl w:val="0"/>
-          <w:numId w:val="12"/>
+          <w:numId w:val="23"/>
         </w:numPr>
+      </w:pPr>
+      <w:r>
         <w:rPr>
           <w:b/>
           <w:bCs/>
         </w:rPr>
-      </w:pPr>
+        <w:t xml:space="preserve">Le </w:t>
+      </w:r>
+      <w:proofErr w:type="spellStart"/>
       <w:r>
         <w:rPr>
           <w:b/>
           <w:bCs/>
         </w:rPr>
-        <w:t>Bibliografía</w:t>
-      </w:r>
-    </w:p>
-    <w:p>
-      <w:pPr>
-        <w:pStyle w:val="Prrafodelista"/>
-        <w:numPr>
-          <w:ilvl w:val="0"/>
-          <w:numId w:val="16"/>
-        </w:numPr>
-      </w:pPr>
+        <w:t>Borgne</w:t>
+      </w:r>
+      <w:proofErr w:type="spellEnd"/>
       <w:r>
         <w:rPr>
           <w:b/>
           <w:bCs/>
         </w:rPr>
-        <w:lastRenderedPageBreak/>
-        <w:t xml:space="preserve">Referencia del </w:t>
+        <w:t xml:space="preserve">, Y.-A., </w:t>
       </w:r>
       <w:proofErr w:type="spellStart"/>
       <w:r>
@@ -1874,7 +1495,7 @@
           <w:b/>
           <w:bCs/>
         </w:rPr>
-        <w:t>Baseline</w:t>
+        <w:t>Siblini</w:t>
       </w:r>
       <w:proofErr w:type="spellEnd"/>
       <w:r>
@@ -1882,105 +1503,89 @@
           <w:b/>
           <w:bCs/>
         </w:rPr>
-        <w:t xml:space="preserve"> (Obra Principal)</w:t>
-      </w:r>
-    </w:p>
-    <w:p>
-      <w:pPr>
-        <w:pStyle w:val="Prrafodelista"/>
-        <w:numPr>
-          <w:ilvl w:val="1"/>
-          <w:numId w:val="16"/>
-        </w:numPr>
-      </w:pPr>
+        <w:t xml:space="preserve">, W., </w:t>
+      </w:r>
+      <w:proofErr w:type="spellStart"/>
       <w:r>
         <w:rPr>
           <w:b/>
           <w:bCs/>
         </w:rPr>
-        <w:t xml:space="preserve">Le </w:t>
-      </w:r>
-      <w:proofErr w:type="spellStart"/>
+        <w:t>Lebichot</w:t>
+      </w:r>
+      <w:proofErr w:type="spellEnd"/>
       <w:r>
         <w:rPr>
           <w:b/>
           <w:bCs/>
         </w:rPr>
-        <w:t>Borgne</w:t>
-      </w:r>
-      <w:proofErr w:type="spellEnd"/>
-      <w:r>
-        <w:rPr>
-          <w:b/>
-          <w:bCs/>
-        </w:rPr>
-        <w:t xml:space="preserve">, Y.-A., </w:t>
-      </w:r>
-      <w:proofErr w:type="spellStart"/>
-      <w:r>
-        <w:rPr>
-          <w:b/>
-          <w:bCs/>
-        </w:rPr>
-        <w:t>Siblini</w:t>
-      </w:r>
-      <w:proofErr w:type="spellEnd"/>
-      <w:r>
-        <w:rPr>
-          <w:b/>
-          <w:bCs/>
-        </w:rPr>
-        <w:t xml:space="preserve">, W., </w:t>
-      </w:r>
-      <w:proofErr w:type="spellStart"/>
-      <w:r>
-        <w:rPr>
-          <w:b/>
-          <w:bCs/>
-        </w:rPr>
-        <w:t>Lebichot</w:t>
-      </w:r>
-      <w:proofErr w:type="spellEnd"/>
-      <w:r>
-        <w:rPr>
-          <w:b/>
-          <w:bCs/>
-        </w:rPr>
-        <w:t xml:space="preserve">, B., &amp; </w:t>
-      </w:r>
-      <w:proofErr w:type="spellStart"/>
-      <w:r>
-        <w:rPr>
-          <w:b/>
-          <w:bCs/>
-        </w:rPr>
-        <w:t>Bontempi</w:t>
-      </w:r>
-      <w:proofErr w:type="spellEnd"/>
-      <w:r>
-        <w:rPr>
-          <w:b/>
-          <w:bCs/>
-        </w:rPr>
-        <w:t>, G. (2022).</w:t>
-      </w:r>
-      <w:r>
+        <w:t>, B., &amp; Bontempi, G.</w:t>
+      </w:r>
+      <w:r>
+        <w:t xml:space="preserve"> (2022). </w:t>
+      </w:r>
+      <w:r>
+        <w:rPr>
+          <w:i/>
+          <w:iCs/>
+        </w:rPr>
+        <w:t xml:space="preserve">Reproducible Machine </w:t>
+      </w:r>
+      <w:proofErr w:type="spellStart"/>
+      <w:r>
+        <w:rPr>
+          <w:i/>
+          <w:iCs/>
+        </w:rPr>
+        <w:t>Learning</w:t>
+      </w:r>
+      <w:proofErr w:type="spellEnd"/>
+      <w:r>
+        <w:rPr>
+          <w:i/>
+          <w:iCs/>
+        </w:rPr>
         <w:t xml:space="preserve"> </w:t>
       </w:r>
-      <w:r>
-        <w:rPr>
-          <w:i/>
-          <w:iCs/>
-        </w:rPr>
-        <w:t xml:space="preserve">Reproducible Machine </w:t>
-      </w:r>
-      <w:proofErr w:type="spellStart"/>
-      <w:r>
-        <w:rPr>
-          <w:i/>
-          <w:iCs/>
-        </w:rPr>
-        <w:t>Learning</w:t>
+      <w:proofErr w:type="spellStart"/>
+      <w:r>
+        <w:rPr>
+          <w:i/>
+          <w:iCs/>
+        </w:rPr>
+        <w:t>for</w:t>
+      </w:r>
+      <w:proofErr w:type="spellEnd"/>
+      <w:r>
+        <w:rPr>
+          <w:i/>
+          <w:iCs/>
+        </w:rPr>
+        <w:t xml:space="preserve"> Credit Card Fraud </w:t>
+      </w:r>
+      <w:proofErr w:type="spellStart"/>
+      <w:r>
+        <w:rPr>
+          <w:i/>
+          <w:iCs/>
+        </w:rPr>
+        <w:t>Detection</w:t>
+      </w:r>
+      <w:proofErr w:type="spellEnd"/>
+      <w:r>
+        <w:rPr>
+          <w:i/>
+          <w:iCs/>
+        </w:rPr>
+        <w:t xml:space="preserve"> - </w:t>
+      </w:r>
+      <w:proofErr w:type="spellStart"/>
+      <w:r>
+        <w:rPr>
+          <w:i/>
+          <w:iCs/>
+        </w:rPr>
+        <w:t>Practical</w:t>
       </w:r>
       <w:proofErr w:type="spellEnd"/>
       <w:r>
@@ -1996,102 +1601,6 @@
           <w:i/>
           <w:iCs/>
         </w:rPr>
-        <w:t>for</w:t>
-      </w:r>
-      <w:proofErr w:type="spellEnd"/>
-      <w:r>
-        <w:rPr>
-          <w:i/>
-          <w:iCs/>
-        </w:rPr>
-        <w:t xml:space="preserve"> </w:t>
-      </w:r>
-      <w:proofErr w:type="spellStart"/>
-      <w:r>
-        <w:rPr>
-          <w:i/>
-          <w:iCs/>
-        </w:rPr>
-        <w:t>Credit</w:t>
-      </w:r>
-      <w:proofErr w:type="spellEnd"/>
-      <w:r>
-        <w:rPr>
-          <w:i/>
-          <w:iCs/>
-        </w:rPr>
-        <w:t xml:space="preserve"> </w:t>
-      </w:r>
-      <w:proofErr w:type="spellStart"/>
-      <w:r>
-        <w:rPr>
-          <w:i/>
-          <w:iCs/>
-        </w:rPr>
-        <w:t>Card</w:t>
-      </w:r>
-      <w:proofErr w:type="spellEnd"/>
-      <w:r>
-        <w:rPr>
-          <w:i/>
-          <w:iCs/>
-        </w:rPr>
-        <w:t xml:space="preserve"> </w:t>
-      </w:r>
-      <w:proofErr w:type="spellStart"/>
-      <w:r>
-        <w:rPr>
-          <w:i/>
-          <w:iCs/>
-        </w:rPr>
-        <w:t>Fraud</w:t>
-      </w:r>
-      <w:proofErr w:type="spellEnd"/>
-      <w:r>
-        <w:rPr>
-          <w:i/>
-          <w:iCs/>
-        </w:rPr>
-        <w:t xml:space="preserve"> </w:t>
-      </w:r>
-      <w:proofErr w:type="spellStart"/>
-      <w:r>
-        <w:rPr>
-          <w:i/>
-          <w:iCs/>
-        </w:rPr>
-        <w:t>Detection</w:t>
-      </w:r>
-      <w:proofErr w:type="spellEnd"/>
-      <w:r>
-        <w:rPr>
-          <w:i/>
-          <w:iCs/>
-        </w:rPr>
-        <w:t xml:space="preserve"> - </w:t>
-      </w:r>
-      <w:proofErr w:type="spellStart"/>
-      <w:r>
-        <w:rPr>
-          <w:i/>
-          <w:iCs/>
-        </w:rPr>
-        <w:t>Practical</w:t>
-      </w:r>
-      <w:proofErr w:type="spellEnd"/>
-      <w:r>
-        <w:rPr>
-          <w:i/>
-          <w:iCs/>
-        </w:rPr>
-        <w:t xml:space="preserve"> </w:t>
-      </w:r>
-      <w:proofErr w:type="spellStart"/>
-      <w:r>
-        <w:rPr>
-          <w:i/>
-          <w:iCs/>
-        </w:rPr>
         <w:t>Handbook</w:t>
       </w:r>
       <w:proofErr w:type="spellEnd"/>
@@ -2112,14 +1621,8 @@
       </w:r>
       <w:proofErr w:type="spellEnd"/>
       <w:r>
-        <w:t>.</w:t>
-      </w:r>
-    </w:p>
-    <w:p>
-      <w:pPr>
-        <w:pStyle w:val="Prrafodelista"/>
-        <w:ind w:left="1080"/>
-      </w:pPr>
+        <w:t xml:space="preserve">. Recuperado de </w:t>
+      </w:r>
       <w:hyperlink r:id="rId5" w:tgtFrame="_blank" w:history="1">
         <w:r>
           <w:rPr>
@@ -2137,7 +1640,7 @@
         <w:pStyle w:val="Prrafodelista"/>
         <w:numPr>
           <w:ilvl w:val="0"/>
-          <w:numId w:val="16"/>
+          <w:numId w:val="23"/>
         </w:numPr>
       </w:pPr>
       <w:r>
@@ -2145,15 +1648,133 @@
           <w:b/>
           <w:bCs/>
         </w:rPr>
-        <w:t>Referencias del Estado del Arte (2024-2025)</w:t>
+        <w:t>Dal Pozzolo, A., Caelen, O., Johnson, R. A., &amp; Bontempi, G.</w:t>
+      </w:r>
+      <w:r>
+        <w:t xml:space="preserve"> (2015). </w:t>
+      </w:r>
+      <w:proofErr w:type="spellStart"/>
+      <w:r>
+        <w:t>Calibrating</w:t>
+      </w:r>
+      <w:proofErr w:type="spellEnd"/>
+      <w:r>
+        <w:t xml:space="preserve"> </w:t>
+      </w:r>
+      <w:proofErr w:type="spellStart"/>
+      <w:r>
+        <w:t>Probability</w:t>
+      </w:r>
+      <w:proofErr w:type="spellEnd"/>
+      <w:r>
+        <w:t xml:space="preserve"> </w:t>
+      </w:r>
+      <w:proofErr w:type="spellStart"/>
+      <w:r>
+        <w:t>with</w:t>
+      </w:r>
+      <w:proofErr w:type="spellEnd"/>
+      <w:r>
+        <w:t xml:space="preserve"> </w:t>
+      </w:r>
+      <w:proofErr w:type="spellStart"/>
+      <w:r>
+        <w:t>Undersampling</w:t>
+      </w:r>
+      <w:proofErr w:type="spellEnd"/>
+      <w:r>
+        <w:t xml:space="preserve"> </w:t>
+      </w:r>
+      <w:proofErr w:type="spellStart"/>
+      <w:r>
+        <w:t>for</w:t>
+      </w:r>
+      <w:proofErr w:type="spellEnd"/>
+      <w:r>
+        <w:t xml:space="preserve"> Unbalanced </w:t>
+      </w:r>
+      <w:proofErr w:type="spellStart"/>
+      <w:r>
+        <w:t>Classification</w:t>
+      </w:r>
+      <w:proofErr w:type="spellEnd"/>
+      <w:r>
+        <w:t xml:space="preserve">. En </w:t>
+      </w:r>
+      <w:r>
+        <w:rPr>
+          <w:i/>
+          <w:iCs/>
+        </w:rPr>
+        <w:t xml:space="preserve">2015 IEEE </w:t>
+      </w:r>
+      <w:proofErr w:type="spellStart"/>
+      <w:r>
+        <w:rPr>
+          <w:i/>
+          <w:iCs/>
+        </w:rPr>
+        <w:t>Symposium</w:t>
+      </w:r>
+      <w:proofErr w:type="spellEnd"/>
+      <w:r>
+        <w:rPr>
+          <w:i/>
+          <w:iCs/>
+        </w:rPr>
+        <w:t xml:space="preserve"> Series </w:t>
+      </w:r>
+      <w:proofErr w:type="spellStart"/>
+      <w:r>
+        <w:rPr>
+          <w:i/>
+          <w:iCs/>
+        </w:rPr>
+        <w:t>on</w:t>
+      </w:r>
+      <w:proofErr w:type="spellEnd"/>
+      <w:r>
+        <w:rPr>
+          <w:i/>
+          <w:iCs/>
+        </w:rPr>
+        <w:t xml:space="preserve"> </w:t>
+      </w:r>
+      <w:proofErr w:type="spellStart"/>
+      <w:r>
+        <w:rPr>
+          <w:i/>
+          <w:iCs/>
+        </w:rPr>
+        <w:t>Computational</w:t>
+      </w:r>
+      <w:proofErr w:type="spellEnd"/>
+      <w:r>
+        <w:rPr>
+          <w:i/>
+          <w:iCs/>
+        </w:rPr>
+        <w:t xml:space="preserve"> </w:t>
+      </w:r>
+      <w:proofErr w:type="spellStart"/>
+      <w:r>
+        <w:rPr>
+          <w:i/>
+          <w:iCs/>
+        </w:rPr>
+        <w:t>Intelligence</w:t>
+      </w:r>
+      <w:proofErr w:type="spellEnd"/>
+      <w:r>
+        <w:t>, (pp. 159-166). IEEE. https://doi.org/10.1109/SSCI.2015.33.</w:t>
       </w:r>
     </w:p>
     <w:p>
       <w:pPr>
         <w:pStyle w:val="Prrafodelista"/>
         <w:numPr>
-          <w:ilvl w:val="1"/>
-          <w:numId w:val="16"/>
+          <w:ilvl w:val="0"/>
+          <w:numId w:val="23"/>
         </w:numPr>
       </w:pPr>
       <w:r>
@@ -2161,14 +1782,54 @@
           <w:b/>
           <w:bCs/>
         </w:rPr>
-        <w:t>Abdelhamid, M., &amp; Desai, A. (2024).</w:t>
-      </w:r>
+        <w:t xml:space="preserve">Dal Pozzolo, A., </w:t>
+      </w:r>
+      <w:proofErr w:type="spellStart"/>
+      <w:r>
+        <w:rPr>
+          <w:b/>
+          <w:bCs/>
+        </w:rPr>
+        <w:t>Boracchi</w:t>
+      </w:r>
+      <w:proofErr w:type="spellEnd"/>
+      <w:r>
+        <w:rPr>
+          <w:b/>
+          <w:bCs/>
+        </w:rPr>
+        <w:t xml:space="preserve">, G., Caelen, O., </w:t>
+      </w:r>
+      <w:proofErr w:type="spellStart"/>
+      <w:r>
+        <w:rPr>
+          <w:b/>
+          <w:bCs/>
+        </w:rPr>
+        <w:t>Alippi</w:t>
+      </w:r>
+      <w:proofErr w:type="spellEnd"/>
+      <w:r>
+        <w:rPr>
+          <w:b/>
+          <w:bCs/>
+        </w:rPr>
+        <w:t>, C., &amp; Bontempi, G.</w:t>
+      </w:r>
+      <w:r>
+        <w:t xml:space="preserve"> (2017). Credit </w:t>
+      </w:r>
+      <w:proofErr w:type="spellStart"/>
+      <w:r>
+        <w:t>card</w:t>
+      </w:r>
+      <w:proofErr w:type="spellEnd"/>
       <w:r>
         <w:t xml:space="preserve"> </w:t>
       </w:r>
       <w:proofErr w:type="spellStart"/>
       <w:r>
-        <w:t>Balancing</w:t>
+        <w:t>fraud</w:t>
       </w:r>
       <w:proofErr w:type="spellEnd"/>
       <w:r>
@@ -2176,7 +1837,15 @@
       </w:r>
       <w:proofErr w:type="spellStart"/>
       <w:r>
-        <w:t>the</w:t>
+        <w:t>detection</w:t>
+      </w:r>
+      <w:proofErr w:type="spellEnd"/>
+      <w:r>
+        <w:t xml:space="preserve">: a </w:t>
+      </w:r>
+      <w:proofErr w:type="spellStart"/>
+      <w:r>
+        <w:t>realistic</w:t>
       </w:r>
       <w:proofErr w:type="spellEnd"/>
       <w:r>
@@ -2184,15 +1853,15 @@
       </w:r>
       <w:proofErr w:type="spellStart"/>
       <w:r>
-        <w:t>Scales</w:t>
-      </w:r>
-      <w:proofErr w:type="spellEnd"/>
-      <w:r>
-        <w:t xml:space="preserve">: A Comprehensive </w:t>
-      </w:r>
-      <w:proofErr w:type="spellStart"/>
-      <w:r>
-        <w:t>Study</w:t>
+        <w:t>modeling</w:t>
+      </w:r>
+      <w:proofErr w:type="spellEnd"/>
+      <w:r>
+        <w:t xml:space="preserve"> and a novel </w:t>
+      </w:r>
+      <w:proofErr w:type="spellStart"/>
+      <w:r>
+        <w:t>learning</w:t>
       </w:r>
       <w:proofErr w:type="spellEnd"/>
       <w:r>
@@ -2200,87 +1869,302 @@
       </w:r>
       <w:proofErr w:type="spellStart"/>
       <w:r>
+        <w:t>strategy</w:t>
+      </w:r>
+      <w:proofErr w:type="spellEnd"/>
+      <w:r>
+        <w:t xml:space="preserve">. </w:t>
+      </w:r>
+      <w:r>
+        <w:rPr>
+          <w:i/>
+          <w:iCs/>
+        </w:rPr>
+        <w:t xml:space="preserve">IEEE </w:t>
+      </w:r>
+      <w:proofErr w:type="spellStart"/>
+      <w:r>
+        <w:rPr>
+          <w:i/>
+          <w:iCs/>
+        </w:rPr>
+        <w:t>transactions</w:t>
+      </w:r>
+      <w:proofErr w:type="spellEnd"/>
+      <w:r>
+        <w:rPr>
+          <w:i/>
+          <w:iCs/>
+        </w:rPr>
+        <w:t xml:space="preserve"> </w:t>
+      </w:r>
+      <w:proofErr w:type="spellStart"/>
+      <w:r>
+        <w:rPr>
+          <w:i/>
+          <w:iCs/>
+        </w:rPr>
         <w:t>on</w:t>
       </w:r>
       <w:proofErr w:type="spellEnd"/>
       <w:r>
+        <w:rPr>
+          <w:i/>
+          <w:iCs/>
+        </w:rPr>
+        <w:t xml:space="preserve"> neural </w:t>
+      </w:r>
+      <w:proofErr w:type="spellStart"/>
+      <w:r>
+        <w:rPr>
+          <w:i/>
+          <w:iCs/>
+        </w:rPr>
+        <w:t>networks</w:t>
+      </w:r>
+      <w:proofErr w:type="spellEnd"/>
+      <w:r>
+        <w:rPr>
+          <w:i/>
+          <w:iCs/>
+        </w:rPr>
+        <w:t xml:space="preserve"> and </w:t>
+      </w:r>
+      <w:proofErr w:type="spellStart"/>
+      <w:r>
+        <w:rPr>
+          <w:i/>
+          <w:iCs/>
+        </w:rPr>
+        <w:t>learning</w:t>
+      </w:r>
+      <w:proofErr w:type="spellEnd"/>
+      <w:r>
+        <w:rPr>
+          <w:i/>
+          <w:iCs/>
+        </w:rPr>
         <w:t xml:space="preserve"> </w:t>
       </w:r>
       <w:proofErr w:type="spellStart"/>
       <w:r>
-        <w:t>Tackling</w:t>
-      </w:r>
-      <w:proofErr w:type="spellEnd"/>
-      <w:r>
-        <w:t xml:space="preserve"> </w:t>
-      </w:r>
-      <w:proofErr w:type="spellStart"/>
-      <w:r>
-        <w:t>Class</w:t>
-      </w:r>
-      <w:proofErr w:type="spellEnd"/>
-      <w:r>
-        <w:t xml:space="preserve"> </w:t>
-      </w:r>
-      <w:proofErr w:type="spellStart"/>
-      <w:r>
-        <w:t>Imbalance</w:t>
-      </w:r>
-      <w:proofErr w:type="spellEnd"/>
-      <w:r>
-        <w:t xml:space="preserve"> in </w:t>
-      </w:r>
-      <w:proofErr w:type="spellStart"/>
-      <w:r>
-        <w:t>Binary</w:t>
-      </w:r>
-      <w:proofErr w:type="spellEnd"/>
-      <w:r>
-        <w:t xml:space="preserve"> </w:t>
-      </w:r>
-      <w:proofErr w:type="spellStart"/>
-      <w:r>
-        <w:t>Classification</w:t>
-      </w:r>
-      <w:proofErr w:type="spellEnd"/>
-      <w:r>
-        <w:t xml:space="preserve">. </w:t>
-      </w:r>
-      <w:proofErr w:type="spellStart"/>
-      <w:r>
-        <w:rPr>
-          <w:i/>
-          <w:iCs/>
-        </w:rPr>
-        <w:t>arXiv</w:t>
-      </w:r>
-      <w:proofErr w:type="spellEnd"/>
-      <w:r>
-        <w:rPr>
-          <w:i/>
-          <w:iCs/>
-        </w:rPr>
-        <w:t xml:space="preserve"> </w:t>
-      </w:r>
-      <w:proofErr w:type="spellStart"/>
-      <w:r>
-        <w:rPr>
-          <w:i/>
-          <w:iCs/>
-        </w:rPr>
-        <w:t>preprint</w:t>
-      </w:r>
-      <w:proofErr w:type="spellEnd"/>
-      <w:r>
-        <w:t>. (Soporte para la sección de manejo de desbalance).</w:t>
+        <w:rPr>
+          <w:i/>
+          <w:iCs/>
+        </w:rPr>
+        <w:t>systems</w:t>
+      </w:r>
+      <w:proofErr w:type="spellEnd"/>
+      <w:r>
+        <w:t xml:space="preserve">, </w:t>
+      </w:r>
+      <w:r>
+        <w:rPr>
+          <w:i/>
+          <w:iCs/>
+        </w:rPr>
+        <w:t>29</w:t>
+      </w:r>
+      <w:r>
+        <w:t>(8), 3784-3797.</w:t>
       </w:r>
     </w:p>
     <w:p>
       <w:pPr>
         <w:pStyle w:val="Prrafodelista"/>
-        <w:ind w:left="1080"/>
-      </w:pPr>
-      <w:hyperlink r:id="rId6" w:history="1">
+        <w:numPr>
+          <w:ilvl w:val="0"/>
+          <w:numId w:val="23"/>
+        </w:numPr>
+      </w:pPr>
+      <w:r>
+        <w:rPr>
+          <w:b/>
+          <w:bCs/>
+        </w:rPr>
+        <w:t>Fernández, A., García, S., Galar, M., Prati, R. C., Krawczyk, B., &amp; Herrera, F.</w:t>
+      </w:r>
+      <w:r>
+        <w:t xml:space="preserve"> (2018). </w:t>
+      </w:r>
+      <w:proofErr w:type="spellStart"/>
+      <w:r>
+        <w:rPr>
+          <w:i/>
+          <w:iCs/>
+        </w:rPr>
+        <w:t>Learning</w:t>
+      </w:r>
+      <w:proofErr w:type="spellEnd"/>
+      <w:r>
+        <w:rPr>
+          <w:i/>
+          <w:iCs/>
+        </w:rPr>
+        <w:t xml:space="preserve"> </w:t>
+      </w:r>
+      <w:proofErr w:type="spellStart"/>
+      <w:r>
+        <w:rPr>
+          <w:i/>
+          <w:iCs/>
+        </w:rPr>
+        <w:t>from</w:t>
+      </w:r>
+      <w:proofErr w:type="spellEnd"/>
+      <w:r>
+        <w:rPr>
+          <w:i/>
+          <w:iCs/>
+        </w:rPr>
+        <w:t xml:space="preserve"> </w:t>
+      </w:r>
+      <w:proofErr w:type="spellStart"/>
+      <w:r>
+        <w:rPr>
+          <w:i/>
+          <w:iCs/>
+        </w:rPr>
+        <w:t>imbalanced</w:t>
+      </w:r>
+      <w:proofErr w:type="spellEnd"/>
+      <w:r>
+        <w:rPr>
+          <w:i/>
+          <w:iCs/>
+        </w:rPr>
+        <w:t xml:space="preserve"> data sets</w:t>
+      </w:r>
+      <w:r>
+        <w:t>. Springer.</w:t>
+      </w:r>
+    </w:p>
+    <w:p>
+      <w:pPr>
+        <w:rPr>
+          <w:b/>
+          <w:bCs/>
+        </w:rPr>
+      </w:pPr>
+      <w:r>
+        <w:rPr>
+          <w:b/>
+          <w:bCs/>
+        </w:rPr>
+        <w:t>Referencias del Estado del Arte (2024-2025)</w:t>
+      </w:r>
+    </w:p>
+    <w:p>
+      <w:pPr>
+        <w:pStyle w:val="Prrafodelista"/>
+        <w:numPr>
+          <w:ilvl w:val="0"/>
+          <w:numId w:val="23"/>
+        </w:numPr>
+      </w:pPr>
+      <w:r>
+        <w:rPr>
+          <w:b/>
+          <w:bCs/>
+        </w:rPr>
+        <w:lastRenderedPageBreak/>
+        <w:t>Abdelhamid, M., &amp; Desai, A.</w:t>
+      </w:r>
+      <w:r>
+        <w:t xml:space="preserve"> (2024). </w:t>
+      </w:r>
+      <w:proofErr w:type="spellStart"/>
+      <w:r>
+        <w:t>Balancing</w:t>
+      </w:r>
+      <w:proofErr w:type="spellEnd"/>
+      <w:r>
+        <w:t xml:space="preserve"> </w:t>
+      </w:r>
+      <w:proofErr w:type="spellStart"/>
+      <w:r>
+        <w:t>the</w:t>
+      </w:r>
+      <w:proofErr w:type="spellEnd"/>
+      <w:r>
+        <w:t xml:space="preserve"> Scales: A Comprehensive Study </w:t>
+      </w:r>
+      <w:proofErr w:type="spellStart"/>
+      <w:r>
+        <w:t>on</w:t>
+      </w:r>
+      <w:proofErr w:type="spellEnd"/>
+      <w:r>
+        <w:t xml:space="preserve"> </w:t>
+      </w:r>
+      <w:proofErr w:type="spellStart"/>
+      <w:r>
+        <w:t>Tackling</w:t>
+      </w:r>
+      <w:proofErr w:type="spellEnd"/>
+      <w:r>
+        <w:t xml:space="preserve"> Class </w:t>
+      </w:r>
+      <w:proofErr w:type="spellStart"/>
+      <w:r>
+        <w:t>Imbalance</w:t>
+      </w:r>
+      <w:proofErr w:type="spellEnd"/>
+      <w:r>
+        <w:t xml:space="preserve"> in </w:t>
+      </w:r>
+      <w:proofErr w:type="spellStart"/>
+      <w:r>
+        <w:t>Binary</w:t>
+      </w:r>
+      <w:proofErr w:type="spellEnd"/>
+      <w:r>
+        <w:t xml:space="preserve"> </w:t>
+      </w:r>
+      <w:proofErr w:type="spellStart"/>
+      <w:r>
+        <w:t>Classification</w:t>
+      </w:r>
+      <w:proofErr w:type="spellEnd"/>
+      <w:r>
+        <w:t xml:space="preserve">. </w:t>
+      </w:r>
+      <w:proofErr w:type="spellStart"/>
+      <w:r>
+        <w:rPr>
+          <w:i/>
+          <w:iCs/>
+        </w:rPr>
+        <w:t>arXiv</w:t>
+      </w:r>
+      <w:proofErr w:type="spellEnd"/>
+      <w:r>
+        <w:rPr>
+          <w:i/>
+          <w:iCs/>
+        </w:rPr>
+        <w:t xml:space="preserve"> </w:t>
+      </w:r>
+      <w:proofErr w:type="spellStart"/>
+      <w:r>
+        <w:rPr>
+          <w:i/>
+          <w:iCs/>
+        </w:rPr>
+        <w:t>preprint</w:t>
+      </w:r>
+      <w:proofErr w:type="spellEnd"/>
+      <w:r>
+        <w:rPr>
+          <w:i/>
+          <w:iCs/>
+        </w:rPr>
+        <w:t xml:space="preserve"> arXiv:2409.19751</w:t>
+      </w:r>
+      <w:r>
+        <w:t xml:space="preserve">. Recuperado de </w:t>
+      </w:r>
+      <w:hyperlink r:id="rId6" w:tgtFrame="_blank" w:history="1">
         <w:r>
           <w:rPr>
             <w:rStyle w:val="Hipervnculo"/>
@@ -2289,39 +2173,70 @@
         </w:r>
       </w:hyperlink>
       <w:r>
-        <w:t xml:space="preserve"> </w:t>
+        <w:t>.</w:t>
       </w:r>
     </w:p>
     <w:p>
       <w:pPr>
         <w:pStyle w:val="Prrafodelista"/>
         <w:numPr>
-          <w:ilvl w:val="1"/>
-          <w:numId w:val="16"/>
+          <w:ilvl w:val="0"/>
+          <w:numId w:val="23"/>
         </w:numPr>
       </w:pPr>
-      <w:proofErr w:type="spellStart"/>
       <w:r>
         <w:rPr>
           <w:b/>
           <w:bCs/>
         </w:rPr>
-        <w:t>Gaav</w:t>
-      </w:r>
-      <w:proofErr w:type="spellEnd"/>
+        <w:t xml:space="preserve">Gaav, T. A., </w:t>
+      </w:r>
+      <w:proofErr w:type="spellStart"/>
       <w:r>
         <w:rPr>
           <w:b/>
           <w:bCs/>
         </w:rPr>
-        <w:t>, T. A., et al. (2025).</w:t>
-      </w:r>
+        <w:t>Adoga</w:t>
+      </w:r>
+      <w:proofErr w:type="spellEnd"/>
+      <w:r>
+        <w:rPr>
+          <w:b/>
+          <w:bCs/>
+        </w:rPr>
+        <w:t>, H., &amp; Moses, T.</w:t>
+      </w:r>
+      <w:r>
+        <w:t xml:space="preserve"> (2025). </w:t>
+      </w:r>
+      <w:proofErr w:type="spellStart"/>
+      <w:r>
+        <w:t>Recent</w:t>
+      </w:r>
+      <w:proofErr w:type="spellEnd"/>
       <w:r>
         <w:t xml:space="preserve"> </w:t>
       </w:r>
       <w:proofErr w:type="spellStart"/>
       <w:r>
-        <w:t>Recent</w:t>
+        <w:t>Advances</w:t>
+      </w:r>
+      <w:proofErr w:type="spellEnd"/>
+      <w:r>
+        <w:t xml:space="preserve"> in Credit Card Fraud </w:t>
+      </w:r>
+      <w:proofErr w:type="spellStart"/>
+      <w:r>
+        <w:t>Detection</w:t>
+      </w:r>
+      <w:proofErr w:type="spellEnd"/>
+      <w:r>
+        <w:t xml:space="preserve">: </w:t>
+      </w:r>
+      <w:proofErr w:type="spellStart"/>
+      <w:r>
+        <w:t>An</w:t>
       </w:r>
       <w:proofErr w:type="spellEnd"/>
       <w:r>
@@ -2329,15 +2244,7 @@
       </w:r>
       <w:proofErr w:type="spellStart"/>
       <w:r>
-        <w:t>Advances</w:t>
-      </w:r>
-      <w:proofErr w:type="spellEnd"/>
-      <w:r>
-        <w:t xml:space="preserve"> in </w:t>
-      </w:r>
-      <w:proofErr w:type="spellStart"/>
-      <w:r>
-        <w:t>Credit</w:t>
+        <w:t>Analytical</w:t>
       </w:r>
       <w:proofErr w:type="spellEnd"/>
       <w:r>
@@ -2345,7 +2252,7 @@
       </w:r>
       <w:proofErr w:type="spellStart"/>
       <w:r>
-        <w:t>Card</w:t>
+        <w:t>Review</w:t>
       </w:r>
       <w:proofErr w:type="spellEnd"/>
       <w:r>
@@ -2353,7 +2260,7 @@
       </w:r>
       <w:proofErr w:type="spellStart"/>
       <w:r>
-        <w:t>Fraud</w:t>
+        <w:t>of</w:t>
       </w:r>
       <w:proofErr w:type="spellEnd"/>
       <w:r>
@@ -2361,151 +2268,425 @@
       </w:r>
       <w:proofErr w:type="spellStart"/>
       <w:r>
-        <w:t>Detection</w:t>
-      </w:r>
-      <w:proofErr w:type="spellEnd"/>
-      <w:r>
-        <w:t xml:space="preserve">: </w:t>
-      </w:r>
-      <w:proofErr w:type="spellStart"/>
-      <w:r>
-        <w:t>An</w:t>
-      </w:r>
-      <w:proofErr w:type="spellEnd"/>
-      <w:r>
+        <w:t>Frameworks</w:t>
+      </w:r>
+      <w:proofErr w:type="spellEnd"/>
+      <w:r>
+        <w:t xml:space="preserve">, </w:t>
+      </w:r>
+      <w:proofErr w:type="spellStart"/>
+      <w:r>
+        <w:t>Methodologies</w:t>
+      </w:r>
+      <w:proofErr w:type="spellEnd"/>
+      <w:r>
+        <w:t xml:space="preserve">, </w:t>
+      </w:r>
+      <w:proofErr w:type="spellStart"/>
+      <w:r>
+        <w:t>Datasets</w:t>
+      </w:r>
+      <w:proofErr w:type="spellEnd"/>
+      <w:r>
+        <w:t xml:space="preserve">, and </w:t>
+      </w:r>
+      <w:proofErr w:type="spellStart"/>
+      <w:r>
+        <w:t>Challenges</w:t>
+      </w:r>
+      <w:proofErr w:type="spellEnd"/>
+      <w:r>
+        <w:t xml:space="preserve">. </w:t>
+      </w:r>
+      <w:proofErr w:type="spellStart"/>
+      <w:r>
+        <w:rPr>
+          <w:i/>
+          <w:iCs/>
+        </w:rPr>
+        <w:t>Journal</w:t>
+      </w:r>
+      <w:proofErr w:type="spellEnd"/>
+      <w:r>
+        <w:rPr>
+          <w:i/>
+          <w:iCs/>
+        </w:rPr>
         <w:t xml:space="preserve"> </w:t>
       </w:r>
       <w:proofErr w:type="spellStart"/>
       <w:r>
-        <w:t>Analytical</w:t>
-      </w:r>
-      <w:proofErr w:type="spellEnd"/>
-      <w:r>
-        <w:t xml:space="preserve"> </w:t>
-      </w:r>
-      <w:proofErr w:type="spellStart"/>
-      <w:r>
-        <w:t>Review</w:t>
-      </w:r>
-      <w:proofErr w:type="spellEnd"/>
-      <w:r>
-        <w:t xml:space="preserve"> </w:t>
-      </w:r>
-      <w:proofErr w:type="spellStart"/>
-      <w:r>
+        <w:rPr>
+          <w:i/>
+          <w:iCs/>
+        </w:rPr>
         <w:t>of</w:t>
       </w:r>
       <w:proofErr w:type="spellEnd"/>
       <w:r>
-        <w:t xml:space="preserve"> </w:t>
-      </w:r>
-      <w:proofErr w:type="spellStart"/>
-      <w:r>
-        <w:t>Frameworks</w:t>
-      </w:r>
-      <w:proofErr w:type="spellEnd"/>
+        <w:rPr>
+          <w:i/>
+          <w:iCs/>
+        </w:rPr>
+        <w:t xml:space="preserve"> Future Artificial </w:t>
+      </w:r>
+      <w:proofErr w:type="spellStart"/>
+      <w:r>
+        <w:rPr>
+          <w:i/>
+          <w:iCs/>
+        </w:rPr>
+        <w:t>Intelligence</w:t>
+      </w:r>
+      <w:proofErr w:type="spellEnd"/>
+      <w:r>
+        <w:rPr>
+          <w:i/>
+          <w:iCs/>
+        </w:rPr>
+        <w:t xml:space="preserve"> and Technologies</w:t>
+      </w:r>
       <w:r>
         <w:t xml:space="preserve">, </w:t>
       </w:r>
-      <w:proofErr w:type="spellStart"/>
-      <w:r>
-        <w:t>Methodologies</w:t>
-      </w:r>
-      <w:proofErr w:type="spellEnd"/>
-      <w:r>
-        <w:t xml:space="preserve">, </w:t>
-      </w:r>
-      <w:proofErr w:type="spellStart"/>
-      <w:r>
-        <w:t>Datasets</w:t>
-      </w:r>
-      <w:proofErr w:type="spellEnd"/>
-      <w:r>
-        <w:t xml:space="preserve">, and </w:t>
-      </w:r>
-      <w:proofErr w:type="spellStart"/>
-      <w:r>
-        <w:t>Challenges</w:t>
-      </w:r>
-      <w:proofErr w:type="spellEnd"/>
-      <w:r>
-        <w:t xml:space="preserve">. </w:t>
-      </w:r>
-      <w:proofErr w:type="spellStart"/>
-      <w:r>
-        <w:rPr>
-          <w:i/>
-          <w:iCs/>
-        </w:rPr>
-        <w:t>Journal</w:t>
-      </w:r>
-      <w:proofErr w:type="spellEnd"/>
-      <w:r>
-        <w:rPr>
-          <w:i/>
-          <w:iCs/>
-        </w:rPr>
-        <w:t xml:space="preserve"> </w:t>
-      </w:r>
-      <w:proofErr w:type="spellStart"/>
-      <w:r>
-        <w:rPr>
-          <w:i/>
-          <w:iCs/>
-        </w:rPr>
-        <w:t>of</w:t>
-      </w:r>
-      <w:proofErr w:type="spellEnd"/>
-      <w:r>
-        <w:rPr>
-          <w:i/>
-          <w:iCs/>
-        </w:rPr>
-        <w:t xml:space="preserve"> Future Artificial </w:t>
-      </w:r>
-      <w:proofErr w:type="spellStart"/>
-      <w:r>
-        <w:rPr>
-          <w:i/>
-          <w:iCs/>
-        </w:rPr>
-        <w:t>Intelligence</w:t>
-      </w:r>
-      <w:proofErr w:type="spellEnd"/>
-      <w:r>
-        <w:rPr>
-          <w:i/>
-          <w:iCs/>
-        </w:rPr>
-        <w:t xml:space="preserve"> and Technologies</w:t>
-      </w:r>
-      <w:r>
-        <w:t>. (Visión general de tendencias recientes).</w:t>
+      <w:r>
+        <w:rPr>
+          <w:i/>
+          <w:iCs/>
+        </w:rPr>
+        <w:t>2</w:t>
+      </w:r>
+      <w:r>
+        <w:t>(3), 343-370. https://www.google.com/search?q=https://doi.org/10.62411/faith.3048-3719-251.</w:t>
       </w:r>
     </w:p>
     <w:p>
       <w:pPr>
         <w:pStyle w:val="Prrafodelista"/>
-        <w:ind w:left="1080"/>
-      </w:pPr>
-      <w:hyperlink r:id="rId7" w:history="1">
+        <w:numPr>
+          <w:ilvl w:val="0"/>
+          <w:numId w:val="23"/>
+        </w:numPr>
+      </w:pPr>
+      <w:r>
+        <w:rPr>
+          <w:b/>
+          <w:bCs/>
+        </w:rPr>
+        <w:t>Hasan, N. G. M. R., &amp; Gazi, M. S.</w:t>
+      </w:r>
+      <w:r>
+        <w:t xml:space="preserve"> (2025). </w:t>
+      </w:r>
+      <w:proofErr w:type="spellStart"/>
+      <w:r>
+        <w:t>Explainable</w:t>
+      </w:r>
+      <w:proofErr w:type="spellEnd"/>
+      <w:r>
+        <w:t xml:space="preserve"> AI </w:t>
+      </w:r>
+      <w:proofErr w:type="spellStart"/>
+      <w:r>
+        <w:t>for</w:t>
+      </w:r>
+      <w:proofErr w:type="spellEnd"/>
+      <w:r>
+        <w:t xml:space="preserve"> </w:t>
+      </w:r>
+      <w:proofErr w:type="spellStart"/>
+      <w:r>
+        <w:t>credit</w:t>
+      </w:r>
+      <w:proofErr w:type="spellEnd"/>
+      <w:r>
+        <w:t xml:space="preserve"> </w:t>
+      </w:r>
+      <w:proofErr w:type="spellStart"/>
+      <w:r>
+        <w:t>card</w:t>
+      </w:r>
+      <w:proofErr w:type="spellEnd"/>
+      <w:r>
+        <w:t xml:space="preserve"> </w:t>
+      </w:r>
+      <w:proofErr w:type="spellStart"/>
+      <w:r>
+        <w:t>fraud</w:t>
+      </w:r>
+      <w:proofErr w:type="spellEnd"/>
+      <w:r>
+        <w:t xml:space="preserve"> </w:t>
+      </w:r>
+      <w:proofErr w:type="spellStart"/>
+      <w:r>
+        <w:t>detection</w:t>
+      </w:r>
+      <w:proofErr w:type="spellEnd"/>
+      <w:r>
+        <w:t xml:space="preserve">: </w:t>
+      </w:r>
+      <w:proofErr w:type="spellStart"/>
+      <w:r>
+        <w:t>Bridging</w:t>
+      </w:r>
+      <w:proofErr w:type="spellEnd"/>
+      <w:r>
+        <w:t xml:space="preserve"> </w:t>
+      </w:r>
+      <w:proofErr w:type="spellStart"/>
+      <w:r>
+        <w:t>the</w:t>
+      </w:r>
+      <w:proofErr w:type="spellEnd"/>
+      <w:r>
+        <w:t xml:space="preserve"> gap </w:t>
+      </w:r>
+      <w:proofErr w:type="spellStart"/>
+      <w:r>
+        <w:t>between</w:t>
+      </w:r>
+      <w:proofErr w:type="spellEnd"/>
+      <w:r>
+        <w:t xml:space="preserve"> </w:t>
+      </w:r>
+      <w:proofErr w:type="spellStart"/>
+      <w:r>
+        <w:t>accuracy</w:t>
+      </w:r>
+      <w:proofErr w:type="spellEnd"/>
+      <w:r>
+        <w:t xml:space="preserve"> and </w:t>
+      </w:r>
+      <w:proofErr w:type="spellStart"/>
+      <w:r>
+        <w:t>interpretability</w:t>
+      </w:r>
+      <w:proofErr w:type="spellEnd"/>
+      <w:r>
+        <w:t xml:space="preserve">. </w:t>
+      </w:r>
+      <w:r>
+        <w:rPr>
+          <w:i/>
+          <w:iCs/>
+        </w:rPr>
+        <w:t xml:space="preserve">World </w:t>
+      </w:r>
+      <w:proofErr w:type="spellStart"/>
+      <w:r>
+        <w:rPr>
+          <w:i/>
+          <w:iCs/>
+        </w:rPr>
+        <w:t>Journal</w:t>
+      </w:r>
+      <w:proofErr w:type="spellEnd"/>
+      <w:r>
+        <w:rPr>
+          <w:i/>
+          <w:iCs/>
+        </w:rPr>
+        <w:t xml:space="preserve"> </w:t>
+      </w:r>
+      <w:proofErr w:type="spellStart"/>
+      <w:r>
+        <w:rPr>
+          <w:i/>
+          <w:iCs/>
+        </w:rPr>
+        <w:t>of</w:t>
+      </w:r>
+      <w:proofErr w:type="spellEnd"/>
+      <w:r>
+        <w:rPr>
+          <w:i/>
+          <w:iCs/>
+        </w:rPr>
+        <w:t xml:space="preserve"> </w:t>
+      </w:r>
+      <w:proofErr w:type="spellStart"/>
+      <w:r>
+        <w:rPr>
+          <w:i/>
+          <w:iCs/>
+        </w:rPr>
+        <w:t>Advanced</w:t>
+      </w:r>
+      <w:proofErr w:type="spellEnd"/>
+      <w:r>
+        <w:rPr>
+          <w:i/>
+          <w:iCs/>
+        </w:rPr>
+        <w:t xml:space="preserve"> </w:t>
+      </w:r>
+      <w:proofErr w:type="spellStart"/>
+      <w:r>
+        <w:rPr>
+          <w:i/>
+          <w:iCs/>
+        </w:rPr>
+        <w:t>Research</w:t>
+      </w:r>
+      <w:proofErr w:type="spellEnd"/>
+      <w:r>
+        <w:rPr>
+          <w:i/>
+          <w:iCs/>
+        </w:rPr>
+        <w:t xml:space="preserve"> and </w:t>
+      </w:r>
+      <w:proofErr w:type="spellStart"/>
+      <w:r>
+        <w:rPr>
+          <w:i/>
+          <w:iCs/>
+        </w:rPr>
+        <w:t>Reviews</w:t>
+      </w:r>
+      <w:proofErr w:type="spellEnd"/>
+      <w:r>
+        <w:t xml:space="preserve">, </w:t>
+      </w:r>
+      <w:r>
+        <w:rPr>
+          <w:i/>
+          <w:iCs/>
+        </w:rPr>
+        <w:t>25</w:t>
+      </w:r>
+      <w:r>
+        <w:t>(02), 1246–1256. https://www.google.com/search?q=https://doi.org/10.30574/wjarr.2025.25.2.0492.</w:t>
+      </w:r>
+    </w:p>
+    <w:p>
+      <w:pPr>
+        <w:pStyle w:val="Prrafodelista"/>
+        <w:numPr>
+          <w:ilvl w:val="0"/>
+          <w:numId w:val="23"/>
+        </w:numPr>
+      </w:pPr>
+      <w:r>
+        <w:rPr>
+          <w:b/>
+          <w:bCs/>
+        </w:rPr>
+        <w:t>Hayat, K., &amp; Magnier, B.</w:t>
+      </w:r>
+      <w:r>
+        <w:t xml:space="preserve"> (2025). Data </w:t>
+      </w:r>
+      <w:proofErr w:type="spellStart"/>
+      <w:r>
+        <w:t>Leakage</w:t>
+      </w:r>
+      <w:proofErr w:type="spellEnd"/>
+      <w:r>
+        <w:t xml:space="preserve"> and </w:t>
+      </w:r>
+      <w:proofErr w:type="spellStart"/>
+      <w:r>
+        <w:t>Deceptive</w:t>
+      </w:r>
+      <w:proofErr w:type="spellEnd"/>
+      <w:r>
+        <w:t xml:space="preserve"> Performance: A </w:t>
+      </w:r>
+      <w:proofErr w:type="spellStart"/>
+      <w:r>
+        <w:t>Critical</w:t>
+      </w:r>
+      <w:proofErr w:type="spellEnd"/>
+      <w:r>
+        <w:t xml:space="preserve"> </w:t>
+      </w:r>
+      <w:proofErr w:type="spellStart"/>
+      <w:r>
+        <w:t>Examination</w:t>
+      </w:r>
+      <w:proofErr w:type="spellEnd"/>
+      <w:r>
+        <w:t xml:space="preserve"> </w:t>
+      </w:r>
+      <w:proofErr w:type="spellStart"/>
+      <w:r>
+        <w:t>of</w:t>
+      </w:r>
+      <w:proofErr w:type="spellEnd"/>
+      <w:r>
+        <w:t xml:space="preserve"> Credit Card Fraud </w:t>
+      </w:r>
+      <w:proofErr w:type="spellStart"/>
+      <w:r>
+        <w:t>Detection</w:t>
+      </w:r>
+      <w:proofErr w:type="spellEnd"/>
+      <w:r>
+        <w:t xml:space="preserve"> </w:t>
+      </w:r>
+      <w:proofErr w:type="spellStart"/>
+      <w:r>
+        <w:t>Methodologies</w:t>
+      </w:r>
+      <w:proofErr w:type="spellEnd"/>
+      <w:r>
+        <w:t xml:space="preserve">. </w:t>
+      </w:r>
+      <w:proofErr w:type="spellStart"/>
+      <w:r>
+        <w:rPr>
+          <w:i/>
+          <w:iCs/>
+        </w:rPr>
+        <w:t>arXiv</w:t>
+      </w:r>
+      <w:proofErr w:type="spellEnd"/>
+      <w:r>
+        <w:rPr>
+          <w:i/>
+          <w:iCs/>
+        </w:rPr>
+        <w:t xml:space="preserve"> </w:t>
+      </w:r>
+      <w:proofErr w:type="spellStart"/>
+      <w:r>
+        <w:rPr>
+          <w:i/>
+          <w:iCs/>
+        </w:rPr>
+        <w:t>preprint</w:t>
+      </w:r>
+      <w:proofErr w:type="spellEnd"/>
+      <w:r>
+        <w:rPr>
+          <w:i/>
+          <w:iCs/>
+        </w:rPr>
+        <w:t xml:space="preserve"> arXiv:2506.02703</w:t>
+      </w:r>
+      <w:r>
+        <w:t xml:space="preserve">. Recuperado de </w:t>
+      </w:r>
+      <w:hyperlink r:id="rId7" w:tgtFrame="_blank" w:history="1">
         <w:r>
           <w:rPr>
             <w:rStyle w:val="Hipervnculo"/>
           </w:rPr>
-          <w:t>https://www.researchgate.net/publication/395256603_Recent_Advances_in_Credit_Card_Fraud_Detection_An_Analytical_Review_of_Frameworks_Methodologies_Datasets_and_Challenges</w:t>
+          <w:t>https://arxiv.org/abs/2506.02703</w:t>
         </w:r>
       </w:hyperlink>
       <w:r>
-        <w:t xml:space="preserve"> </w:t>
+        <w:t>.</w:t>
       </w:r>
     </w:p>
     <w:p>
       <w:pPr>
         <w:pStyle w:val="Prrafodelista"/>
         <w:numPr>
-          <w:ilvl w:val="1"/>
-          <w:numId w:val="16"/>
+          <w:ilvl w:val="0"/>
+          <w:numId w:val="23"/>
         </w:numPr>
       </w:pPr>
       <w:r>
@@ -2513,18 +2694,58 @@
           <w:b/>
           <w:bCs/>
         </w:rPr>
-        <w:t>Hasan, N. G. M. R., &amp; Gazi, M. S. (2025).</w:t>
-      </w:r>
+        <w:t>Shanaa, M., &amp; Abdallah, S.</w:t>
+      </w:r>
+      <w:r>
+        <w:t xml:space="preserve"> (2025). A Hybrid </w:t>
+      </w:r>
+      <w:proofErr w:type="spellStart"/>
+      <w:r>
+        <w:t>Anomaly</w:t>
+      </w:r>
+      <w:proofErr w:type="spellEnd"/>
       <w:r>
         <w:t xml:space="preserve"> </w:t>
       </w:r>
       <w:proofErr w:type="spellStart"/>
       <w:r>
-        <w:t>Explainable</w:t>
-      </w:r>
-      <w:proofErr w:type="spellEnd"/>
-      <w:r>
-        <w:t xml:space="preserve"> AI </w:t>
+        <w:t>Detection</w:t>
+      </w:r>
+      <w:proofErr w:type="spellEnd"/>
+      <w:r>
+        <w:t xml:space="preserve"> Framework </w:t>
+      </w:r>
+      <w:proofErr w:type="spellStart"/>
+      <w:r>
+        <w:t>Combining</w:t>
+      </w:r>
+      <w:proofErr w:type="spellEnd"/>
+      <w:r>
+        <w:t xml:space="preserve"> </w:t>
+      </w:r>
+      <w:proofErr w:type="spellStart"/>
+      <w:r>
+        <w:t>Supervised</w:t>
+      </w:r>
+      <w:proofErr w:type="spellEnd"/>
+      <w:r>
+        <w:t xml:space="preserve"> and </w:t>
+      </w:r>
+      <w:proofErr w:type="spellStart"/>
+      <w:r>
+        <w:t>Unsupervised</w:t>
+      </w:r>
+      <w:proofErr w:type="spellEnd"/>
+      <w:r>
+        <w:t xml:space="preserve"> </w:t>
+      </w:r>
+      <w:proofErr w:type="spellStart"/>
+      <w:r>
+        <w:t>Learning</w:t>
+      </w:r>
+      <w:proofErr w:type="spellEnd"/>
+      <w:r>
+        <w:t xml:space="preserve"> </w:t>
       </w:r>
       <w:proofErr w:type="spellStart"/>
       <w:r>
@@ -2532,702 +2753,719 @@
       </w:r>
       <w:proofErr w:type="spellEnd"/>
       <w:r>
-        <w:t xml:space="preserve"> </w:t>
-      </w:r>
-      <w:proofErr w:type="spellStart"/>
-      <w:r>
-        <w:t>credit</w:t>
-      </w:r>
-      <w:proofErr w:type="spellEnd"/>
-      <w:r>
-        <w:t xml:space="preserve"> </w:t>
-      </w:r>
-      <w:proofErr w:type="spellStart"/>
-      <w:r>
-        <w:t>card</w:t>
-      </w:r>
-      <w:proofErr w:type="spellEnd"/>
-      <w:r>
-        <w:t xml:space="preserve"> </w:t>
-      </w:r>
-      <w:proofErr w:type="spellStart"/>
-      <w:r>
-        <w:t>fraud</w:t>
-      </w:r>
-      <w:proofErr w:type="spellEnd"/>
-      <w:r>
-        <w:t xml:space="preserve"> </w:t>
-      </w:r>
-      <w:proofErr w:type="spellStart"/>
-      <w:r>
-        <w:t>detection</w:t>
-      </w:r>
-      <w:proofErr w:type="spellEnd"/>
-      <w:r>
-        <w:t xml:space="preserve">: </w:t>
-      </w:r>
-      <w:proofErr w:type="spellStart"/>
-      <w:r>
-        <w:t>Bridging</w:t>
-      </w:r>
-      <w:proofErr w:type="spellEnd"/>
-      <w:r>
-        <w:t xml:space="preserve"> </w:t>
-      </w:r>
-      <w:proofErr w:type="spellStart"/>
-      <w:r>
-        <w:t>the</w:t>
-      </w:r>
-      <w:proofErr w:type="spellEnd"/>
-      <w:r>
-        <w:t xml:space="preserve"> gap </w:t>
-      </w:r>
-      <w:proofErr w:type="spellStart"/>
-      <w:r>
-        <w:t>between</w:t>
-      </w:r>
-      <w:proofErr w:type="spellEnd"/>
-      <w:r>
-        <w:t xml:space="preserve"> </w:t>
-      </w:r>
-      <w:proofErr w:type="spellStart"/>
-      <w:r>
-        <w:t>accuracy</w:t>
-      </w:r>
-      <w:proofErr w:type="spellEnd"/>
-      <w:r>
-        <w:t xml:space="preserve"> and </w:t>
-      </w:r>
-      <w:proofErr w:type="spellStart"/>
-      <w:r>
-        <w:t>interpretability</w:t>
+        <w:t xml:space="preserve"> Credit Card Fraud </w:t>
+      </w:r>
+      <w:proofErr w:type="spellStart"/>
+      <w:r>
+        <w:t>Detection</w:t>
       </w:r>
       <w:proofErr w:type="spellEnd"/>
       <w:r>
         <w:t xml:space="preserve">. </w:t>
       </w:r>
-      <w:proofErr w:type="spellStart"/>
-      <w:r>
-        <w:rPr>
-          <w:i/>
-          <w:iCs/>
-        </w:rPr>
-        <w:t>World</w:t>
-      </w:r>
-      <w:proofErr w:type="spellEnd"/>
-      <w:r>
-        <w:rPr>
-          <w:i/>
-          <w:iCs/>
-        </w:rPr>
-        <w:t xml:space="preserve"> </w:t>
-      </w:r>
-      <w:proofErr w:type="spellStart"/>
-      <w:r>
-        <w:rPr>
-          <w:i/>
-          <w:iCs/>
-        </w:rPr>
-        <w:t>Journal</w:t>
-      </w:r>
-      <w:proofErr w:type="spellEnd"/>
-      <w:r>
-        <w:rPr>
-          <w:i/>
-          <w:iCs/>
-        </w:rPr>
-        <w:t xml:space="preserve"> </w:t>
-      </w:r>
-      <w:proofErr w:type="spellStart"/>
-      <w:r>
-        <w:rPr>
-          <w:i/>
-          <w:iCs/>
-        </w:rPr>
-        <w:t>of</w:t>
-      </w:r>
-      <w:proofErr w:type="spellEnd"/>
-      <w:r>
-        <w:rPr>
-          <w:i/>
-          <w:iCs/>
-        </w:rPr>
-        <w:t xml:space="preserve"> </w:t>
-      </w:r>
-      <w:proofErr w:type="spellStart"/>
-      <w:r>
-        <w:rPr>
-          <w:i/>
-          <w:iCs/>
-        </w:rPr>
-        <w:t>Advanced</w:t>
-      </w:r>
-      <w:proofErr w:type="spellEnd"/>
-      <w:r>
-        <w:rPr>
-          <w:i/>
-          <w:iCs/>
-        </w:rPr>
-        <w:t xml:space="preserve"> </w:t>
-      </w:r>
-      <w:proofErr w:type="spellStart"/>
-      <w:r>
-        <w:rPr>
-          <w:i/>
-          <w:iCs/>
-        </w:rPr>
-        <w:t>Research</w:t>
-      </w:r>
-      <w:proofErr w:type="spellEnd"/>
-      <w:r>
-        <w:rPr>
-          <w:i/>
-          <w:iCs/>
-        </w:rPr>
-        <w:t xml:space="preserve"> and </w:t>
-      </w:r>
-      <w:proofErr w:type="spellStart"/>
-      <w:r>
-        <w:rPr>
-          <w:i/>
-          <w:iCs/>
-        </w:rPr>
-        <w:t>Reviews</w:t>
-      </w:r>
-      <w:proofErr w:type="spellEnd"/>
-      <w:r>
-        <w:t>. (Justificación para el uso de XAI).</w:t>
-      </w:r>
-    </w:p>
-    <w:p>
-      <w:pPr>
-        <w:pStyle w:val="Prrafodelista"/>
-        <w:ind w:left="1080"/>
-      </w:pPr>
-      <w:hyperlink r:id="rId8" w:history="1">
+      <w:r>
+        <w:rPr>
+          <w:i/>
+          <w:iCs/>
+        </w:rPr>
+        <w:t>F1000Research</w:t>
+      </w:r>
+      <w:r>
+        <w:t xml:space="preserve">, </w:t>
+      </w:r>
+      <w:r>
+        <w:rPr>
+          <w:i/>
+          <w:iCs/>
+        </w:rPr>
+        <w:t>14</w:t>
+      </w:r>
+      <w:r>
+        <w:t xml:space="preserve">(664). </w:t>
+      </w:r>
+      <w:hyperlink r:id="rId8" w:tgtFrame="_blank" w:history="1">
         <w:r>
           <w:rPr>
             <w:rStyle w:val="Hipervnculo"/>
           </w:rPr>
-          <w:t>https://www.researchgate.net/publication/398171573_An_Explainable_Credit_Card_Fraud_Detection_Model_using_Machine_Learning_and_Deep_Learning_Approaches</w:t>
+          <w:t>https://doi.org/10.12688/f1000research.166350.1</w:t>
         </w:r>
       </w:hyperlink>
       <w:r>
-        <w:t xml:space="preserve"> </w:t>
+        <w:t>.</w:t>
       </w:r>
     </w:p>
     <w:p>
       <w:pPr>
         <w:pStyle w:val="Prrafodelista"/>
         <w:numPr>
-          <w:ilvl w:val="1"/>
-          <w:numId w:val="16"/>
+          <w:ilvl w:val="0"/>
+          <w:numId w:val="23"/>
         </w:numPr>
       </w:pPr>
-      <w:proofErr w:type="spellStart"/>
       <w:r>
         <w:rPr>
           <w:b/>
           <w:bCs/>
         </w:rPr>
-        <w:t>Hayat</w:t>
-      </w:r>
-      <w:proofErr w:type="spellEnd"/>
-      <w:r>
-        <w:rPr>
-          <w:b/>
-          <w:bCs/>
-        </w:rPr>
-        <w:t xml:space="preserve"> &amp; </w:t>
-      </w:r>
-      <w:proofErr w:type="spellStart"/>
-      <w:r>
-        <w:rPr>
-          <w:b/>
-          <w:bCs/>
-        </w:rPr>
-        <w:t>Magnier</w:t>
-      </w:r>
-      <w:proofErr w:type="spellEnd"/>
-      <w:r>
-        <w:rPr>
-          <w:b/>
-          <w:bCs/>
-        </w:rPr>
-        <w:t xml:space="preserve"> (2025).</w:t>
-      </w:r>
-      <w:r>
-        <w:t xml:space="preserve"> Data </w:t>
-      </w:r>
-      <w:proofErr w:type="spellStart"/>
-      <w:r>
-        <w:t>Leakage</w:t>
-      </w:r>
-      <w:proofErr w:type="spellEnd"/>
-      <w:r>
-        <w:t xml:space="preserve"> and </w:t>
-      </w:r>
-      <w:proofErr w:type="spellStart"/>
-      <w:r>
-        <w:t>Deceptive</w:t>
-      </w:r>
-      <w:proofErr w:type="spellEnd"/>
-      <w:r>
-        <w:t xml:space="preserve"> Performance. (Referencia crítica para justificar tu enfoque de "no </w:t>
-      </w:r>
-      <w:proofErr w:type="spellStart"/>
-      <w:r>
-        <w:t>leakage</w:t>
-      </w:r>
-      <w:proofErr w:type="spellEnd"/>
-      <w:r>
-        <w:t>").</w:t>
-      </w:r>
-    </w:p>
-    <w:p>
-      <w:pPr>
-        <w:pStyle w:val="Prrafodelista"/>
-        <w:ind w:left="1080"/>
-      </w:pPr>
-      <w:hyperlink r:id="rId9" w:history="1">
+        <w:t>Sinap, V.</w:t>
+      </w:r>
+      <w:r>
+        <w:t xml:space="preserve"> (2024). Comparative </w:t>
+      </w:r>
+      <w:proofErr w:type="spellStart"/>
+      <w:r>
+        <w:t>analysis</w:t>
+      </w:r>
+      <w:proofErr w:type="spellEnd"/>
+      <w:r>
+        <w:t xml:space="preserve"> </w:t>
+      </w:r>
+      <w:proofErr w:type="spellStart"/>
+      <w:r>
+        <w:t>of</w:t>
+      </w:r>
+      <w:proofErr w:type="spellEnd"/>
+      <w:r>
+        <w:t xml:space="preserve"> machine </w:t>
+      </w:r>
+      <w:proofErr w:type="spellStart"/>
+      <w:r>
+        <w:t>learning</w:t>
+      </w:r>
+      <w:proofErr w:type="spellEnd"/>
+      <w:r>
+        <w:t xml:space="preserve"> </w:t>
+      </w:r>
+      <w:proofErr w:type="spellStart"/>
+      <w:r>
+        <w:t>techniques</w:t>
+      </w:r>
+      <w:proofErr w:type="spellEnd"/>
+      <w:r>
+        <w:t xml:space="preserve"> </w:t>
+      </w:r>
+      <w:proofErr w:type="spellStart"/>
+      <w:r>
+        <w:t>for</w:t>
+      </w:r>
+      <w:proofErr w:type="spellEnd"/>
+      <w:r>
+        <w:t xml:space="preserve"> </w:t>
+      </w:r>
+      <w:proofErr w:type="spellStart"/>
+      <w:r>
+        <w:t>credit</w:t>
+      </w:r>
+      <w:proofErr w:type="spellEnd"/>
+      <w:r>
+        <w:t xml:space="preserve"> </w:t>
+      </w:r>
+      <w:proofErr w:type="spellStart"/>
+      <w:r>
+        <w:t>card</w:t>
+      </w:r>
+      <w:proofErr w:type="spellEnd"/>
+      <w:r>
+        <w:t xml:space="preserve"> </w:t>
+      </w:r>
+      <w:proofErr w:type="spellStart"/>
+      <w:r>
+        <w:t>fraud</w:t>
+      </w:r>
+      <w:proofErr w:type="spellEnd"/>
+      <w:r>
+        <w:t xml:space="preserve"> </w:t>
+      </w:r>
+      <w:proofErr w:type="spellStart"/>
+      <w:r>
+        <w:t>detection</w:t>
+      </w:r>
+      <w:proofErr w:type="spellEnd"/>
+      <w:r>
+        <w:t xml:space="preserve">: </w:t>
+      </w:r>
+      <w:proofErr w:type="spellStart"/>
+      <w:r>
+        <w:t>Dealing</w:t>
+      </w:r>
+      <w:proofErr w:type="spellEnd"/>
+      <w:r>
+        <w:t xml:space="preserve"> </w:t>
+      </w:r>
+      <w:proofErr w:type="spellStart"/>
+      <w:r>
+        <w:t>with</w:t>
+      </w:r>
+      <w:proofErr w:type="spellEnd"/>
+      <w:r>
+        <w:t xml:space="preserve"> </w:t>
+      </w:r>
+      <w:proofErr w:type="spellStart"/>
+      <w:r>
+        <w:t>imbalanced</w:t>
+      </w:r>
+      <w:proofErr w:type="spellEnd"/>
+      <w:r>
+        <w:t xml:space="preserve"> </w:t>
+      </w:r>
+      <w:proofErr w:type="spellStart"/>
+      <w:r>
+        <w:t>datasets</w:t>
+      </w:r>
+      <w:proofErr w:type="spellEnd"/>
+      <w:r>
+        <w:t xml:space="preserve">. </w:t>
+      </w:r>
+      <w:proofErr w:type="spellStart"/>
+      <w:r>
+        <w:rPr>
+          <w:i/>
+          <w:iCs/>
+        </w:rPr>
+        <w:t>Turkish</w:t>
+      </w:r>
+      <w:proofErr w:type="spellEnd"/>
+      <w:r>
+        <w:rPr>
+          <w:i/>
+          <w:iCs/>
+        </w:rPr>
+        <w:t xml:space="preserve"> </w:t>
+      </w:r>
+      <w:proofErr w:type="spellStart"/>
+      <w:r>
+        <w:rPr>
+          <w:i/>
+          <w:iCs/>
+        </w:rPr>
+        <w:t>Journal</w:t>
+      </w:r>
+      <w:proofErr w:type="spellEnd"/>
+      <w:r>
+        <w:rPr>
+          <w:i/>
+          <w:iCs/>
+        </w:rPr>
+        <w:t xml:space="preserve"> </w:t>
+      </w:r>
+      <w:proofErr w:type="spellStart"/>
+      <w:r>
+        <w:rPr>
+          <w:i/>
+          <w:iCs/>
+        </w:rPr>
+        <w:t>of</w:t>
+      </w:r>
+      <w:proofErr w:type="spellEnd"/>
+      <w:r>
+        <w:rPr>
+          <w:i/>
+          <w:iCs/>
+        </w:rPr>
+        <w:t xml:space="preserve"> </w:t>
+      </w:r>
+      <w:proofErr w:type="spellStart"/>
+      <w:r>
+        <w:rPr>
+          <w:i/>
+          <w:iCs/>
+        </w:rPr>
+        <w:t>Engineering</w:t>
+      </w:r>
+      <w:proofErr w:type="spellEnd"/>
+      <w:r>
+        <w:t xml:space="preserve">, </w:t>
+      </w:r>
+      <w:r>
+        <w:rPr>
+          <w:i/>
+          <w:iCs/>
+        </w:rPr>
+        <w:t>8</w:t>
+      </w:r>
+      <w:r>
+        <w:t xml:space="preserve">(2), 196-208. </w:t>
+      </w:r>
+      <w:hyperlink r:id="rId9" w:tgtFrame="_blank" w:history="1">
         <w:r>
           <w:rPr>
             <w:rStyle w:val="Hipervnculo"/>
           </w:rPr>
-          <w:t>https://arxiv.org/abs/250</w:t>
+          <w:t>https://doi.org/10.31127/tuje.1386127</w:t>
         </w:r>
+      </w:hyperlink>
+      <w:r>
+        <w:t>.</w:t>
+      </w:r>
+    </w:p>
+    <w:p>
+      <w:pPr>
+        <w:rPr>
+          <w:b/>
+          <w:bCs/>
+        </w:rPr>
+      </w:pPr>
+      <w:r>
+        <w:rPr>
+          <w:b/>
+          <w:bCs/>
+        </w:rPr>
+        <w:t>Otras Referencias Relevantes (XAI y Métricas)</w:t>
+      </w:r>
+    </w:p>
+    <w:p>
+      <w:pPr>
+        <w:pStyle w:val="Prrafodelista"/>
+        <w:numPr>
+          <w:ilvl w:val="0"/>
+          <w:numId w:val="23"/>
+        </w:numPr>
+      </w:pPr>
+      <w:r>
+        <w:rPr>
+          <w:b/>
+          <w:bCs/>
+        </w:rPr>
+        <w:t>Boyd, K., Eng, K. H., &amp; Page, C. D.</w:t>
+      </w:r>
+      <w:r>
+        <w:t xml:space="preserve"> (2013). Area </w:t>
+      </w:r>
+      <w:proofErr w:type="spellStart"/>
+      <w:r>
+        <w:t>under</w:t>
+      </w:r>
+      <w:proofErr w:type="spellEnd"/>
+      <w:r>
+        <w:t xml:space="preserve"> </w:t>
+      </w:r>
+      <w:proofErr w:type="spellStart"/>
+      <w:r>
+        <w:t>the</w:t>
+      </w:r>
+      <w:proofErr w:type="spellEnd"/>
+      <w:r>
+        <w:t xml:space="preserve"> </w:t>
+      </w:r>
+      <w:proofErr w:type="spellStart"/>
+      <w:r>
+        <w:t>precision-recall</w:t>
+      </w:r>
+      <w:proofErr w:type="spellEnd"/>
+      <w:r>
+        <w:t xml:space="preserve"> curve: </w:t>
+      </w:r>
+      <w:proofErr w:type="spellStart"/>
+      <w:r>
+        <w:t>point</w:t>
+      </w:r>
+      <w:proofErr w:type="spellEnd"/>
+      <w:r>
+        <w:t xml:space="preserve"> </w:t>
+      </w:r>
+      <w:proofErr w:type="spellStart"/>
+      <w:r>
+        <w:t>estimates</w:t>
+      </w:r>
+      <w:proofErr w:type="spellEnd"/>
+      <w:r>
+        <w:t xml:space="preserve"> and </w:t>
+      </w:r>
+      <w:proofErr w:type="spellStart"/>
+      <w:r>
+        <w:t>confidence</w:t>
+      </w:r>
+      <w:proofErr w:type="spellEnd"/>
+      <w:r>
+        <w:t xml:space="preserve"> </w:t>
+      </w:r>
+      <w:proofErr w:type="spellStart"/>
+      <w:r>
+        <w:t>intervals</w:t>
+      </w:r>
+      <w:proofErr w:type="spellEnd"/>
+      <w:r>
+        <w:t xml:space="preserve">. En </w:t>
+      </w:r>
+      <w:r>
+        <w:rPr>
+          <w:i/>
+          <w:iCs/>
+        </w:rPr>
+        <w:t xml:space="preserve">Joint </w:t>
+      </w:r>
+      <w:proofErr w:type="spellStart"/>
+      <w:r>
+        <w:rPr>
+          <w:i/>
+          <w:iCs/>
+        </w:rPr>
+        <w:t>European</w:t>
+      </w:r>
+      <w:proofErr w:type="spellEnd"/>
+      <w:r>
+        <w:rPr>
+          <w:i/>
+          <w:iCs/>
+        </w:rPr>
+        <w:t xml:space="preserve"> </w:t>
+      </w:r>
+      <w:proofErr w:type="spellStart"/>
+      <w:r>
+        <w:rPr>
+          <w:i/>
+          <w:iCs/>
+        </w:rPr>
+        <w:t>conference</w:t>
+      </w:r>
+      <w:proofErr w:type="spellEnd"/>
+      <w:r>
+        <w:rPr>
+          <w:i/>
+          <w:iCs/>
+        </w:rPr>
+        <w:t xml:space="preserve"> </w:t>
+      </w:r>
+      <w:proofErr w:type="spellStart"/>
+      <w:r>
+        <w:rPr>
+          <w:i/>
+          <w:iCs/>
+        </w:rPr>
+        <w:t>on</w:t>
+      </w:r>
+      <w:proofErr w:type="spellEnd"/>
+      <w:r>
+        <w:rPr>
+          <w:i/>
+          <w:iCs/>
+        </w:rPr>
+        <w:t xml:space="preserve"> machine </w:t>
+      </w:r>
+      <w:proofErr w:type="spellStart"/>
+      <w:r>
+        <w:rPr>
+          <w:i/>
+          <w:iCs/>
+        </w:rPr>
+        <w:t>learning</w:t>
+      </w:r>
+      <w:proofErr w:type="spellEnd"/>
+      <w:r>
+        <w:rPr>
+          <w:i/>
+          <w:iCs/>
+        </w:rPr>
+        <w:t xml:space="preserve"> and </w:t>
+      </w:r>
+      <w:proofErr w:type="spellStart"/>
+      <w:r>
+        <w:rPr>
+          <w:i/>
+          <w:iCs/>
+        </w:rPr>
+        <w:t>knowledge</w:t>
+      </w:r>
+      <w:proofErr w:type="spellEnd"/>
+      <w:r>
+        <w:rPr>
+          <w:i/>
+          <w:iCs/>
+        </w:rPr>
+        <w:t xml:space="preserve"> </w:t>
+      </w:r>
+      <w:proofErr w:type="spellStart"/>
+      <w:r>
+        <w:rPr>
+          <w:i/>
+          <w:iCs/>
+        </w:rPr>
+        <w:t>discovery</w:t>
+      </w:r>
+      <w:proofErr w:type="spellEnd"/>
+      <w:r>
+        <w:rPr>
+          <w:i/>
+          <w:iCs/>
+        </w:rPr>
+        <w:t xml:space="preserve"> in </w:t>
+      </w:r>
+      <w:proofErr w:type="spellStart"/>
+      <w:r>
+        <w:rPr>
+          <w:i/>
+          <w:iCs/>
+        </w:rPr>
+        <w:t>databases</w:t>
+      </w:r>
+      <w:proofErr w:type="spellEnd"/>
+      <w:r>
+        <w:t xml:space="preserve"> (pp. 451-466). Springer.</w:t>
+      </w:r>
+    </w:p>
+    <w:p>
+      <w:pPr>
+        <w:pStyle w:val="Prrafodelista"/>
+        <w:numPr>
+          <w:ilvl w:val="0"/>
+          <w:numId w:val="23"/>
+        </w:numPr>
+      </w:pPr>
+      <w:r>
+        <w:rPr>
+          <w:b/>
+          <w:bCs/>
+        </w:rPr>
+        <w:t>Lundberg, S. M., &amp; Lee, S.-I.</w:t>
+      </w:r>
+      <w:r>
+        <w:t xml:space="preserve"> (2017). A </w:t>
+      </w:r>
+      <w:proofErr w:type="spellStart"/>
+      <w:r>
+        <w:t>unified</w:t>
+      </w:r>
+      <w:proofErr w:type="spellEnd"/>
+      <w:r>
+        <w:t xml:space="preserve"> </w:t>
+      </w:r>
+      <w:proofErr w:type="spellStart"/>
+      <w:r>
+        <w:t>approach</w:t>
+      </w:r>
+      <w:proofErr w:type="spellEnd"/>
+      <w:r>
+        <w:t xml:space="preserve"> </w:t>
+      </w:r>
+      <w:proofErr w:type="spellStart"/>
+      <w:r>
+        <w:t>to</w:t>
+      </w:r>
+      <w:proofErr w:type="spellEnd"/>
+      <w:r>
+        <w:t xml:space="preserve"> </w:t>
+      </w:r>
+      <w:proofErr w:type="spellStart"/>
+      <w:r>
+        <w:t>interpreting</w:t>
+      </w:r>
+      <w:proofErr w:type="spellEnd"/>
+      <w:r>
+        <w:t xml:space="preserve"> </w:t>
+      </w:r>
+      <w:proofErr w:type="spellStart"/>
+      <w:r>
+        <w:t>model</w:t>
+      </w:r>
+      <w:proofErr w:type="spellEnd"/>
+      <w:r>
+        <w:t xml:space="preserve"> </w:t>
+      </w:r>
+      <w:proofErr w:type="spellStart"/>
+      <w:r>
+        <w:t>predictions</w:t>
+      </w:r>
+      <w:proofErr w:type="spellEnd"/>
+      <w:r>
+        <w:t xml:space="preserve">. </w:t>
+      </w:r>
+      <w:proofErr w:type="spellStart"/>
+      <w:r>
+        <w:rPr>
+          <w:i/>
+          <w:iCs/>
+        </w:rPr>
+        <w:t>Advances</w:t>
+      </w:r>
+      <w:proofErr w:type="spellEnd"/>
+      <w:r>
+        <w:rPr>
+          <w:i/>
+          <w:iCs/>
+        </w:rPr>
+        <w:t xml:space="preserve"> in neural </w:t>
+      </w:r>
+      <w:proofErr w:type="spellStart"/>
+      <w:r>
+        <w:rPr>
+          <w:i/>
+          <w:iCs/>
+        </w:rPr>
+        <w:t>information</w:t>
+      </w:r>
+      <w:proofErr w:type="spellEnd"/>
+      <w:r>
+        <w:rPr>
+          <w:i/>
+          <w:iCs/>
+        </w:rPr>
+        <w:t xml:space="preserve"> </w:t>
+      </w:r>
+      <w:proofErr w:type="spellStart"/>
+      <w:r>
+        <w:rPr>
+          <w:i/>
+          <w:iCs/>
+        </w:rPr>
+        <w:t>processing</w:t>
+      </w:r>
+      <w:proofErr w:type="spellEnd"/>
+      <w:r>
+        <w:rPr>
+          <w:i/>
+          <w:iCs/>
+        </w:rPr>
+        <w:t xml:space="preserve"> </w:t>
+      </w:r>
+      <w:proofErr w:type="spellStart"/>
+      <w:r>
+        <w:rPr>
+          <w:i/>
+          <w:iCs/>
+        </w:rPr>
+        <w:t>systems</w:t>
+      </w:r>
+      <w:proofErr w:type="spellEnd"/>
+      <w:r>
+        <w:t xml:space="preserve">, </w:t>
+      </w:r>
+      <w:r>
+        <w:rPr>
+          <w:i/>
+          <w:iCs/>
+        </w:rPr>
+        <w:t>30</w:t>
+      </w:r>
+      <w:r>
+        <w:t>.</w:t>
+      </w:r>
+    </w:p>
+    <w:p>
+      <w:pPr>
+        <w:pStyle w:val="Prrafodelista"/>
+        <w:numPr>
+          <w:ilvl w:val="0"/>
+          <w:numId w:val="23"/>
+        </w:numPr>
+      </w:pPr>
+      <w:r>
+        <w:rPr>
+          <w:b/>
+          <w:bCs/>
+        </w:rPr>
+        <w:t>Molnar, C.</w:t>
+      </w:r>
+      <w:r>
+        <w:t xml:space="preserve"> (2022). </w:t>
+      </w:r>
+      <w:r>
+        <w:rPr>
+          <w:i/>
+          <w:iCs/>
+        </w:rPr>
+        <w:t xml:space="preserve">Interpretable Machine </w:t>
+      </w:r>
+      <w:proofErr w:type="spellStart"/>
+      <w:r>
+        <w:rPr>
+          <w:i/>
+          <w:iCs/>
+        </w:rPr>
+        <w:t>Learning</w:t>
+      </w:r>
+      <w:proofErr w:type="spellEnd"/>
+      <w:r>
+        <w:rPr>
+          <w:i/>
+          <w:iCs/>
+        </w:rPr>
+        <w:t xml:space="preserve">: A Guide </w:t>
+      </w:r>
+      <w:proofErr w:type="spellStart"/>
+      <w:r>
+        <w:rPr>
+          <w:i/>
+          <w:iCs/>
+        </w:rPr>
+        <w:t>for</w:t>
+      </w:r>
+      <w:proofErr w:type="spellEnd"/>
+      <w:r>
+        <w:rPr>
+          <w:i/>
+          <w:iCs/>
+        </w:rPr>
+        <w:t xml:space="preserve"> </w:t>
+      </w:r>
+      <w:proofErr w:type="spellStart"/>
+      <w:r>
+        <w:rPr>
+          <w:i/>
+          <w:iCs/>
+        </w:rPr>
+        <w:t>Making</w:t>
+      </w:r>
+      <w:proofErr w:type="spellEnd"/>
+      <w:r>
+        <w:rPr>
+          <w:i/>
+          <w:iCs/>
+        </w:rPr>
+        <w:t xml:space="preserve"> Black Box </w:t>
+      </w:r>
+      <w:proofErr w:type="spellStart"/>
+      <w:r>
+        <w:rPr>
+          <w:i/>
+          <w:iCs/>
+        </w:rPr>
+        <w:t>Models</w:t>
+      </w:r>
+      <w:proofErr w:type="spellEnd"/>
+      <w:r>
+        <w:rPr>
+          <w:i/>
+          <w:iCs/>
+        </w:rPr>
+        <w:t xml:space="preserve"> </w:t>
+      </w:r>
+      <w:proofErr w:type="spellStart"/>
+      <w:r>
+        <w:rPr>
+          <w:i/>
+          <w:iCs/>
+        </w:rPr>
+        <w:t>Explainable</w:t>
+      </w:r>
+      <w:proofErr w:type="spellEnd"/>
+      <w:r>
+        <w:t xml:space="preserve"> (2.ª ed.). Recuperado de </w:t>
+      </w:r>
+      <w:hyperlink r:id="rId10" w:tgtFrame="_blank" w:history="1">
         <w:r>
           <w:rPr>
             <w:rStyle w:val="Hipervnculo"/>
           </w:rPr>
-          <w:t>6</w:t>
+          <w:t>christophm.github.io/interpretable-ml-</w:t>
         </w:r>
+        <w:proofErr w:type="spellStart"/>
         <w:r>
           <w:rPr>
             <w:rStyle w:val="Hipervnculo"/>
           </w:rPr>
-          <w:t>.02703</w:t>
+          <w:t>book</w:t>
         </w:r>
-      </w:hyperlink>
-      <w:r>
-        <w:t xml:space="preserve"> </w:t>
-      </w:r>
-    </w:p>
-    <w:p>
-      <w:pPr>
-        <w:pStyle w:val="Prrafodelista"/>
-        <w:numPr>
-          <w:ilvl w:val="1"/>
-          <w:numId w:val="16"/>
-        </w:numPr>
-      </w:pPr>
-      <w:proofErr w:type="spellStart"/>
-      <w:r>
-        <w:rPr>
-          <w:b/>
-          <w:bCs/>
-        </w:rPr>
-        <w:t>Shanaa</w:t>
-      </w:r>
-      <w:proofErr w:type="spellEnd"/>
-      <w:r>
-        <w:rPr>
-          <w:b/>
-          <w:bCs/>
-        </w:rPr>
-        <w:t>, M. (2025).</w:t>
-      </w:r>
-      <w:r>
-        <w:t xml:space="preserve"> A </w:t>
-      </w:r>
-      <w:proofErr w:type="spellStart"/>
-      <w:r>
-        <w:t>Hybrid</w:t>
-      </w:r>
-      <w:proofErr w:type="spellEnd"/>
-      <w:r>
-        <w:t xml:space="preserve"> </w:t>
-      </w:r>
-      <w:proofErr w:type="spellStart"/>
-      <w:r>
-        <w:t>Anomaly</w:t>
-      </w:r>
-      <w:proofErr w:type="spellEnd"/>
-      <w:r>
-        <w:t xml:space="preserve"> </w:t>
-      </w:r>
-      <w:proofErr w:type="spellStart"/>
-      <w:r>
-        <w:t>Detection</w:t>
-      </w:r>
-      <w:proofErr w:type="spellEnd"/>
-      <w:r>
-        <w:t xml:space="preserve"> Framework </w:t>
-      </w:r>
-      <w:proofErr w:type="spellStart"/>
-      <w:r>
-        <w:t>Combining</w:t>
-      </w:r>
-      <w:proofErr w:type="spellEnd"/>
-      <w:r>
-        <w:t xml:space="preserve"> </w:t>
-      </w:r>
-      <w:proofErr w:type="spellStart"/>
-      <w:r>
-        <w:t>Supervised</w:t>
-      </w:r>
-      <w:proofErr w:type="spellEnd"/>
-      <w:r>
-        <w:t xml:space="preserve"> and </w:t>
-      </w:r>
-      <w:proofErr w:type="spellStart"/>
-      <w:r>
-        <w:t>Unsupervised</w:t>
-      </w:r>
-      <w:proofErr w:type="spellEnd"/>
-      <w:r>
-        <w:t xml:space="preserve"> </w:t>
-      </w:r>
-      <w:proofErr w:type="spellStart"/>
-      <w:r>
-        <w:t>Learning</w:t>
-      </w:r>
-      <w:proofErr w:type="spellEnd"/>
-      <w:r>
-        <w:t xml:space="preserve"> </w:t>
-      </w:r>
-      <w:proofErr w:type="spellStart"/>
-      <w:r>
-        <w:t>for</w:t>
-      </w:r>
-      <w:proofErr w:type="spellEnd"/>
-      <w:r>
-        <w:t xml:space="preserve"> </w:t>
-      </w:r>
-      <w:proofErr w:type="spellStart"/>
-      <w:r>
-        <w:t>Credit</w:t>
-      </w:r>
-      <w:proofErr w:type="spellEnd"/>
-      <w:r>
-        <w:t xml:space="preserve"> </w:t>
-      </w:r>
-      <w:proofErr w:type="spellStart"/>
-      <w:r>
-        <w:t>Card</w:t>
-      </w:r>
-      <w:proofErr w:type="spellEnd"/>
-      <w:r>
-        <w:t xml:space="preserve"> </w:t>
-      </w:r>
-      <w:proofErr w:type="spellStart"/>
-      <w:r>
-        <w:t>Fraud</w:t>
-      </w:r>
-      <w:proofErr w:type="spellEnd"/>
-      <w:r>
-        <w:t xml:space="preserve"> </w:t>
-      </w:r>
-      <w:proofErr w:type="spellStart"/>
-      <w:r>
-        <w:t>Detection</w:t>
-      </w:r>
-      <w:proofErr w:type="spellEnd"/>
-      <w:r>
-        <w:t xml:space="preserve">. </w:t>
-      </w:r>
-      <w:r>
-        <w:rPr>
-          <w:i/>
-          <w:iCs/>
-        </w:rPr>
-        <w:t>F1000Research</w:t>
-      </w:r>
-      <w:r>
-        <w:t>. (Comparativa con arquitecturas híbridas complejas).</w:t>
-      </w:r>
-    </w:p>
-    <w:p>
-      <w:pPr>
-        <w:pStyle w:val="Prrafodelista"/>
-        <w:ind w:left="1080"/>
-      </w:pPr>
-      <w:hyperlink r:id="rId10" w:history="1">
+        <w:proofErr w:type="spellEnd"/>
         <w:r>
           <w:rPr>
             <w:rStyle w:val="Hipervnculo"/>
           </w:rPr>
-          <w:t>https://f1000research.com/articles/14-664</w:t>
+          <w:t>/</w:t>
         </w:r>
       </w:hyperlink>
       <w:r>
-        <w:t xml:space="preserve"> </w:t>
-      </w:r>
-    </w:p>
-    <w:p>
-      <w:pPr>
-        <w:pStyle w:val="Prrafodelista"/>
-        <w:numPr>
-          <w:ilvl w:val="0"/>
-          <w:numId w:val="16"/>
-        </w:numPr>
-      </w:pPr>
-      <w:proofErr w:type="spellStart"/>
-      <w:r>
-        <w:rPr>
-          <w:b/>
-          <w:bCs/>
-        </w:rPr>
-        <w:t>Dataset</w:t>
-      </w:r>
-      <w:proofErr w:type="spellEnd"/>
-      <w:r>
-        <w:rPr>
-          <w:b/>
-          <w:bCs/>
-        </w:rPr>
-        <w:t xml:space="preserve"> de Referencia</w:t>
-      </w:r>
-    </w:p>
-    <w:p>
-      <w:pPr>
-        <w:pStyle w:val="Prrafodelista"/>
-        <w:numPr>
-          <w:ilvl w:val="1"/>
-          <w:numId w:val="16"/>
-        </w:numPr>
-      </w:pPr>
-      <w:proofErr w:type="spellStart"/>
-      <w:r>
-        <w:rPr>
-          <w:b/>
-          <w:bCs/>
-        </w:rPr>
-        <w:t>Dal</w:t>
-      </w:r>
-      <w:proofErr w:type="spellEnd"/>
-      <w:r>
-        <w:rPr>
-          <w:b/>
-          <w:bCs/>
-        </w:rPr>
-        <w:t xml:space="preserve"> </w:t>
-      </w:r>
-      <w:proofErr w:type="spellStart"/>
-      <w:r>
-        <w:rPr>
-          <w:b/>
-          <w:bCs/>
-        </w:rPr>
-        <w:t>Pozzolo</w:t>
-      </w:r>
-      <w:proofErr w:type="spellEnd"/>
-      <w:r>
-        <w:rPr>
-          <w:b/>
-          <w:bCs/>
-        </w:rPr>
-        <w:t xml:space="preserve">, A., </w:t>
-      </w:r>
-      <w:proofErr w:type="spellStart"/>
-      <w:r>
-        <w:rPr>
-          <w:b/>
-          <w:bCs/>
-        </w:rPr>
-        <w:t>Caelen</w:t>
-      </w:r>
-      <w:proofErr w:type="spellEnd"/>
-      <w:r>
-        <w:rPr>
-          <w:b/>
-          <w:bCs/>
-        </w:rPr>
-        <w:t xml:space="preserve">, O., Johnson, R. A., &amp; </w:t>
-      </w:r>
-      <w:proofErr w:type="spellStart"/>
-      <w:r>
-        <w:rPr>
-          <w:b/>
-          <w:bCs/>
-        </w:rPr>
-        <w:t>Bontempi</w:t>
-      </w:r>
-      <w:proofErr w:type="spellEnd"/>
-      <w:r>
-        <w:rPr>
-          <w:b/>
-          <w:bCs/>
-        </w:rPr>
-        <w:t>, G. (2015).</w:t>
-      </w:r>
-      <w:r>
-        <w:t xml:space="preserve"> </w:t>
-      </w:r>
-      <w:proofErr w:type="spellStart"/>
-      <w:r>
-        <w:rPr>
-          <w:i/>
-          <w:iCs/>
-        </w:rPr>
-        <w:t>Calibrating</w:t>
-      </w:r>
-      <w:proofErr w:type="spellEnd"/>
-      <w:r>
-        <w:rPr>
-          <w:i/>
-          <w:iCs/>
-        </w:rPr>
-        <w:t xml:space="preserve"> </w:t>
-      </w:r>
-      <w:proofErr w:type="spellStart"/>
-      <w:r>
-        <w:rPr>
-          <w:i/>
-          <w:iCs/>
-        </w:rPr>
-        <w:t>Probability</w:t>
-      </w:r>
-      <w:proofErr w:type="spellEnd"/>
-      <w:r>
-        <w:rPr>
-          <w:i/>
-          <w:iCs/>
-        </w:rPr>
-        <w:t xml:space="preserve"> </w:t>
-      </w:r>
-      <w:proofErr w:type="spellStart"/>
-      <w:r>
-        <w:rPr>
-          <w:i/>
-          <w:iCs/>
-        </w:rPr>
-        <w:t>with</w:t>
-      </w:r>
-      <w:proofErr w:type="spellEnd"/>
-      <w:r>
-        <w:rPr>
-          <w:i/>
-          <w:iCs/>
-        </w:rPr>
-        <w:t xml:space="preserve"> </w:t>
-      </w:r>
-      <w:proofErr w:type="spellStart"/>
-      <w:r>
-        <w:rPr>
-          <w:i/>
-          <w:iCs/>
-        </w:rPr>
-        <w:t>Undersampling</w:t>
-      </w:r>
-      <w:proofErr w:type="spellEnd"/>
-      <w:r>
-        <w:rPr>
-          <w:i/>
-          <w:iCs/>
-        </w:rPr>
-        <w:t xml:space="preserve"> </w:t>
-      </w:r>
-      <w:proofErr w:type="spellStart"/>
-      <w:r>
-        <w:rPr>
-          <w:i/>
-          <w:iCs/>
-        </w:rPr>
-        <w:t>for</w:t>
-      </w:r>
-      <w:proofErr w:type="spellEnd"/>
-      <w:r>
-        <w:rPr>
-          <w:i/>
-          <w:iCs/>
-        </w:rPr>
-        <w:t xml:space="preserve"> </w:t>
-      </w:r>
-      <w:proofErr w:type="spellStart"/>
-      <w:r>
-        <w:rPr>
-          <w:i/>
-          <w:iCs/>
-        </w:rPr>
-        <w:t>Unbalanced</w:t>
-      </w:r>
-      <w:proofErr w:type="spellEnd"/>
-      <w:r>
-        <w:rPr>
-          <w:i/>
-          <w:iCs/>
-        </w:rPr>
-        <w:t xml:space="preserve"> </w:t>
-      </w:r>
-      <w:proofErr w:type="spellStart"/>
-      <w:r>
-        <w:rPr>
-          <w:i/>
-          <w:iCs/>
-        </w:rPr>
-        <w:t>Classification</w:t>
-      </w:r>
-      <w:proofErr w:type="spellEnd"/>
-      <w:r>
-        <w:t xml:space="preserve">. En </w:t>
-      </w:r>
-      <w:proofErr w:type="spellStart"/>
-      <w:r>
-        <w:t>Symposium</w:t>
-      </w:r>
-      <w:proofErr w:type="spellEnd"/>
-      <w:r>
-        <w:t xml:space="preserve"> </w:t>
-      </w:r>
-      <w:proofErr w:type="spellStart"/>
-      <w:r>
-        <w:t>on</w:t>
-      </w:r>
-      <w:proofErr w:type="spellEnd"/>
-      <w:r>
-        <w:t xml:space="preserve"> </w:t>
-      </w:r>
-      <w:proofErr w:type="spellStart"/>
-      <w:r>
-        <w:t>Computational</w:t>
-      </w:r>
-      <w:proofErr w:type="spellEnd"/>
-      <w:r>
-        <w:t xml:space="preserve"> </w:t>
-      </w:r>
-      <w:proofErr w:type="spellStart"/>
-      <w:r>
-        <w:t>Intelligence</w:t>
-      </w:r>
-      <w:proofErr w:type="spellEnd"/>
-      <w:r>
-        <w:t xml:space="preserve"> and Data </w:t>
-      </w:r>
-      <w:proofErr w:type="spellStart"/>
-      <w:r>
-        <w:t>Mining</w:t>
-      </w:r>
-      <w:proofErr w:type="spellEnd"/>
-      <w:r>
-        <w:t xml:space="preserve"> (CIDM), IEEE.</w:t>
-      </w:r>
-    </w:p>
-    <w:p>
-      <w:pPr>
-        <w:pStyle w:val="Prrafodelista"/>
-        <w:ind w:left="1080"/>
-      </w:pPr>
-      <w:hyperlink r:id="rId11" w:history="1">
-        <w:r>
-          <w:rPr>
-            <w:rStyle w:val="Hipervnculo"/>
-          </w:rPr>
-          <w:t>https://ieeexplore.ieee.org/document/7376606</w:t>
-        </w:r>
-      </w:hyperlink>
-      <w:r>
-        <w:t xml:space="preserve"> </w:t>
+        <w:t>.</w:t>
       </w:r>
     </w:p>
     <w:sectPr>
@@ -4068,6 +4306,304 @@
     </w:lvl>
   </w:abstractNum>
   <w:abstractNum w:abstractNumId="6" w15:restartNumberingAfterBreak="0">
+    <w:nsid w:val="199A6D03"/>
+    <w:multiLevelType w:val="multilevel"/>
+    <w:tmpl w:val="CC36CCFC"/>
+    <w:lvl w:ilvl="0">
+      <w:start w:val="1"/>
+      <w:numFmt w:val="bullet"/>
+      <w:lvlText w:val=""/>
+      <w:lvlJc w:val="left"/>
+      <w:pPr>
+        <w:tabs>
+          <w:tab w:val="num" w:pos="720"/>
+        </w:tabs>
+        <w:ind w:left="720" w:hanging="360"/>
+      </w:pPr>
+      <w:rPr>
+        <w:rFonts w:ascii="Symbol" w:hAnsi="Symbol" w:hint="default"/>
+        <w:sz w:val="20"/>
+      </w:rPr>
+    </w:lvl>
+    <w:lvl w:ilvl="1" w:tentative="1">
+      <w:start w:val="1"/>
+      <w:numFmt w:val="bullet"/>
+      <w:lvlText w:val="o"/>
+      <w:lvlJc w:val="left"/>
+      <w:pPr>
+        <w:tabs>
+          <w:tab w:val="num" w:pos="1440"/>
+        </w:tabs>
+        <w:ind w:left="1440" w:hanging="360"/>
+      </w:pPr>
+      <w:rPr>
+        <w:rFonts w:ascii="Courier New" w:hAnsi="Courier New" w:hint="default"/>
+        <w:sz w:val="20"/>
+      </w:rPr>
+    </w:lvl>
+    <w:lvl w:ilvl="2" w:tentative="1">
+      <w:start w:val="1"/>
+      <w:numFmt w:val="bullet"/>
+      <w:lvlText w:val=""/>
+      <w:lvlJc w:val="left"/>
+      <w:pPr>
+        <w:tabs>
+          <w:tab w:val="num" w:pos="2160"/>
+        </w:tabs>
+        <w:ind w:left="2160" w:hanging="360"/>
+      </w:pPr>
+      <w:rPr>
+        <w:rFonts w:ascii="Wingdings" w:hAnsi="Wingdings" w:hint="default"/>
+        <w:sz w:val="20"/>
+      </w:rPr>
+    </w:lvl>
+    <w:lvl w:ilvl="3" w:tentative="1">
+      <w:start w:val="1"/>
+      <w:numFmt w:val="bullet"/>
+      <w:lvlText w:val=""/>
+      <w:lvlJc w:val="left"/>
+      <w:pPr>
+        <w:tabs>
+          <w:tab w:val="num" w:pos="2880"/>
+        </w:tabs>
+        <w:ind w:left="2880" w:hanging="360"/>
+      </w:pPr>
+      <w:rPr>
+        <w:rFonts w:ascii="Wingdings" w:hAnsi="Wingdings" w:hint="default"/>
+        <w:sz w:val="20"/>
+      </w:rPr>
+    </w:lvl>
+    <w:lvl w:ilvl="4" w:tentative="1">
+      <w:start w:val="1"/>
+      <w:numFmt w:val="bullet"/>
+      <w:lvlText w:val=""/>
+      <w:lvlJc w:val="left"/>
+      <w:pPr>
+        <w:tabs>
+          <w:tab w:val="num" w:pos="3600"/>
+        </w:tabs>
+        <w:ind w:left="3600" w:hanging="360"/>
+      </w:pPr>
+      <w:rPr>
+        <w:rFonts w:ascii="Wingdings" w:hAnsi="Wingdings" w:hint="default"/>
+        <w:sz w:val="20"/>
+      </w:rPr>
+    </w:lvl>
+    <w:lvl w:ilvl="5" w:tentative="1">
+      <w:start w:val="1"/>
+      <w:numFmt w:val="bullet"/>
+      <w:lvlText w:val=""/>
+      <w:lvlJc w:val="left"/>
+      <w:pPr>
+        <w:tabs>
+          <w:tab w:val="num" w:pos="4320"/>
+        </w:tabs>
+        <w:ind w:left="4320" w:hanging="360"/>
+      </w:pPr>
+      <w:rPr>
+        <w:rFonts w:ascii="Wingdings" w:hAnsi="Wingdings" w:hint="default"/>
+        <w:sz w:val="20"/>
+      </w:rPr>
+    </w:lvl>
+    <w:lvl w:ilvl="6" w:tentative="1">
+      <w:start w:val="1"/>
+      <w:numFmt w:val="bullet"/>
+      <w:lvlText w:val=""/>
+      <w:lvlJc w:val="left"/>
+      <w:pPr>
+        <w:tabs>
+          <w:tab w:val="num" w:pos="5040"/>
+        </w:tabs>
+        <w:ind w:left="5040" w:hanging="360"/>
+      </w:pPr>
+      <w:rPr>
+        <w:rFonts w:ascii="Wingdings" w:hAnsi="Wingdings" w:hint="default"/>
+        <w:sz w:val="20"/>
+      </w:rPr>
+    </w:lvl>
+    <w:lvl w:ilvl="7" w:tentative="1">
+      <w:start w:val="1"/>
+      <w:numFmt w:val="bullet"/>
+      <w:lvlText w:val=""/>
+      <w:lvlJc w:val="left"/>
+      <w:pPr>
+        <w:tabs>
+          <w:tab w:val="num" w:pos="5760"/>
+        </w:tabs>
+        <w:ind w:left="5760" w:hanging="360"/>
+      </w:pPr>
+      <w:rPr>
+        <w:rFonts w:ascii="Wingdings" w:hAnsi="Wingdings" w:hint="default"/>
+        <w:sz w:val="20"/>
+      </w:rPr>
+    </w:lvl>
+    <w:lvl w:ilvl="8" w:tentative="1">
+      <w:start w:val="1"/>
+      <w:numFmt w:val="bullet"/>
+      <w:lvlText w:val=""/>
+      <w:lvlJc w:val="left"/>
+      <w:pPr>
+        <w:tabs>
+          <w:tab w:val="num" w:pos="6480"/>
+        </w:tabs>
+        <w:ind w:left="6480" w:hanging="360"/>
+      </w:pPr>
+      <w:rPr>
+        <w:rFonts w:ascii="Wingdings" w:hAnsi="Wingdings" w:hint="default"/>
+        <w:sz w:val="20"/>
+      </w:rPr>
+    </w:lvl>
+  </w:abstractNum>
+  <w:abstractNum w:abstractNumId="7" w15:restartNumberingAfterBreak="0">
+    <w:nsid w:val="1B4A212F"/>
+    <w:multiLevelType w:val="multilevel"/>
+    <w:tmpl w:val="9078BB4C"/>
+    <w:lvl w:ilvl="0">
+      <w:start w:val="1"/>
+      <w:numFmt w:val="bullet"/>
+      <w:lvlText w:val=""/>
+      <w:lvlJc w:val="left"/>
+      <w:pPr>
+        <w:tabs>
+          <w:tab w:val="num" w:pos="720"/>
+        </w:tabs>
+        <w:ind w:left="720" w:hanging="360"/>
+      </w:pPr>
+      <w:rPr>
+        <w:rFonts w:ascii="Symbol" w:hAnsi="Symbol" w:hint="default"/>
+        <w:sz w:val="20"/>
+      </w:rPr>
+    </w:lvl>
+    <w:lvl w:ilvl="1" w:tentative="1">
+      <w:start w:val="1"/>
+      <w:numFmt w:val="bullet"/>
+      <w:lvlText w:val="o"/>
+      <w:lvlJc w:val="left"/>
+      <w:pPr>
+        <w:tabs>
+          <w:tab w:val="num" w:pos="1440"/>
+        </w:tabs>
+        <w:ind w:left="1440" w:hanging="360"/>
+      </w:pPr>
+      <w:rPr>
+        <w:rFonts w:ascii="Courier New" w:hAnsi="Courier New" w:hint="default"/>
+        <w:sz w:val="20"/>
+      </w:rPr>
+    </w:lvl>
+    <w:lvl w:ilvl="2" w:tentative="1">
+      <w:start w:val="1"/>
+      <w:numFmt w:val="bullet"/>
+      <w:lvlText w:val=""/>
+      <w:lvlJc w:val="left"/>
+      <w:pPr>
+        <w:tabs>
+          <w:tab w:val="num" w:pos="2160"/>
+        </w:tabs>
+        <w:ind w:left="2160" w:hanging="360"/>
+      </w:pPr>
+      <w:rPr>
+        <w:rFonts w:ascii="Wingdings" w:hAnsi="Wingdings" w:hint="default"/>
+        <w:sz w:val="20"/>
+      </w:rPr>
+    </w:lvl>
+    <w:lvl w:ilvl="3" w:tentative="1">
+      <w:start w:val="1"/>
+      <w:numFmt w:val="bullet"/>
+      <w:lvlText w:val=""/>
+      <w:lvlJc w:val="left"/>
+      <w:pPr>
+        <w:tabs>
+          <w:tab w:val="num" w:pos="2880"/>
+        </w:tabs>
+        <w:ind w:left="2880" w:hanging="360"/>
+      </w:pPr>
+      <w:rPr>
+        <w:rFonts w:ascii="Wingdings" w:hAnsi="Wingdings" w:hint="default"/>
+        <w:sz w:val="20"/>
+      </w:rPr>
+    </w:lvl>
+    <w:lvl w:ilvl="4" w:tentative="1">
+      <w:start w:val="1"/>
+      <w:numFmt w:val="bullet"/>
+      <w:lvlText w:val=""/>
+      <w:lvlJc w:val="left"/>
+      <w:pPr>
+        <w:tabs>
+          <w:tab w:val="num" w:pos="3600"/>
+        </w:tabs>
+        <w:ind w:left="3600" w:hanging="360"/>
+      </w:pPr>
+      <w:rPr>
+        <w:rFonts w:ascii="Wingdings" w:hAnsi="Wingdings" w:hint="default"/>
+        <w:sz w:val="20"/>
+      </w:rPr>
+    </w:lvl>
+    <w:lvl w:ilvl="5" w:tentative="1">
+      <w:start w:val="1"/>
+      <w:numFmt w:val="bullet"/>
+      <w:lvlText w:val=""/>
+      <w:lvlJc w:val="left"/>
+      <w:pPr>
+        <w:tabs>
+          <w:tab w:val="num" w:pos="4320"/>
+        </w:tabs>
+        <w:ind w:left="4320" w:hanging="360"/>
+      </w:pPr>
+      <w:rPr>
+        <w:rFonts w:ascii="Wingdings" w:hAnsi="Wingdings" w:hint="default"/>
+        <w:sz w:val="20"/>
+      </w:rPr>
+    </w:lvl>
+    <w:lvl w:ilvl="6" w:tentative="1">
+      <w:start w:val="1"/>
+      <w:numFmt w:val="bullet"/>
+      <w:lvlText w:val=""/>
+      <w:lvlJc w:val="left"/>
+      <w:pPr>
+        <w:tabs>
+          <w:tab w:val="num" w:pos="5040"/>
+        </w:tabs>
+        <w:ind w:left="5040" w:hanging="360"/>
+      </w:pPr>
+      <w:rPr>
+        <w:rFonts w:ascii="Wingdings" w:hAnsi="Wingdings" w:hint="default"/>
+        <w:sz w:val="20"/>
+      </w:rPr>
+    </w:lvl>
+    <w:lvl w:ilvl="7" w:tentative="1">
+      <w:start w:val="1"/>
+      <w:numFmt w:val="bullet"/>
+      <w:lvlText w:val=""/>
+      <w:lvlJc w:val="left"/>
+      <w:pPr>
+        <w:tabs>
+          <w:tab w:val="num" w:pos="5760"/>
+        </w:tabs>
+        <w:ind w:left="5760" w:hanging="360"/>
+      </w:pPr>
+      <w:rPr>
+        <w:rFonts w:ascii="Wingdings" w:hAnsi="Wingdings" w:hint="default"/>
+        <w:sz w:val="20"/>
+      </w:rPr>
+    </w:lvl>
+    <w:lvl w:ilvl="8" w:tentative="1">
+      <w:start w:val="1"/>
+      <w:numFmt w:val="bullet"/>
+      <w:lvlText w:val=""/>
+      <w:lvlJc w:val="left"/>
+      <w:pPr>
+        <w:tabs>
+          <w:tab w:val="num" w:pos="6480"/>
+        </w:tabs>
+        <w:ind w:left="6480" w:hanging="360"/>
+      </w:pPr>
+      <w:rPr>
+        <w:rFonts w:ascii="Wingdings" w:hAnsi="Wingdings" w:hint="default"/>
+        <w:sz w:val="20"/>
+      </w:rPr>
+    </w:lvl>
+  </w:abstractNum>
+  <w:abstractNum w:abstractNumId="8" w15:restartNumberingAfterBreak="0">
     <w:nsid w:val="1BD43997"/>
     <w:multiLevelType w:val="multilevel"/>
     <w:tmpl w:val="8DBA9BCC"/>
@@ -4183,7 +4719,7 @@
       </w:pPr>
     </w:lvl>
   </w:abstractNum>
-  <w:abstractNum w:abstractNumId="7" w15:restartNumberingAfterBreak="0">
+  <w:abstractNum w:abstractNumId="9" w15:restartNumberingAfterBreak="0">
     <w:nsid w:val="1BED1631"/>
     <w:multiLevelType w:val="hybridMultilevel"/>
     <w:tmpl w:val="632C1FB4"/>
@@ -4296,7 +4832,128 @@
       </w:rPr>
     </w:lvl>
   </w:abstractNum>
-  <w:abstractNum w:abstractNumId="8" w15:restartNumberingAfterBreak="0">
+  <w:abstractNum w:abstractNumId="10" w15:restartNumberingAfterBreak="0">
+    <w:nsid w:val="1DF60ABB"/>
+    <w:multiLevelType w:val="multilevel"/>
+    <w:tmpl w:val="0D3C0B5A"/>
+    <w:lvl w:ilvl="0">
+      <w:start w:val="1"/>
+      <w:numFmt w:val="bullet"/>
+      <w:lvlText w:val=""/>
+      <w:lvlJc w:val="left"/>
+      <w:pPr>
+        <w:ind w:left="720" w:hanging="360"/>
+      </w:pPr>
+      <w:rPr>
+        <w:rFonts w:ascii="Symbol" w:hAnsi="Symbol" w:hint="default"/>
+      </w:rPr>
+    </w:lvl>
+    <w:lvl w:ilvl="1">
+      <w:start w:val="1"/>
+      <w:numFmt w:val="decimal"/>
+      <w:isLgl/>
+      <w:lvlText w:val="%1.%2."/>
+      <w:lvlJc w:val="left"/>
+      <w:pPr>
+        <w:ind w:left="1080" w:hanging="720"/>
+      </w:pPr>
+      <w:rPr>
+        <w:rFonts w:hint="default"/>
+      </w:rPr>
+    </w:lvl>
+    <w:lvl w:ilvl="2">
+      <w:start w:val="1"/>
+      <w:numFmt w:val="decimal"/>
+      <w:isLgl/>
+      <w:lvlText w:val="%1.%2.%3."/>
+      <w:lvlJc w:val="left"/>
+      <w:pPr>
+        <w:ind w:left="1080" w:hanging="720"/>
+      </w:pPr>
+      <w:rPr>
+        <w:rFonts w:hint="default"/>
+      </w:rPr>
+    </w:lvl>
+    <w:lvl w:ilvl="3">
+      <w:start w:val="1"/>
+      <w:numFmt w:val="decimal"/>
+      <w:isLgl/>
+      <w:lvlText w:val="%1.%2.%3.%4."/>
+      <w:lvlJc w:val="left"/>
+      <w:pPr>
+        <w:ind w:left="1440" w:hanging="1080"/>
+      </w:pPr>
+      <w:rPr>
+        <w:rFonts w:hint="default"/>
+      </w:rPr>
+    </w:lvl>
+    <w:lvl w:ilvl="4">
+      <w:start w:val="1"/>
+      <w:numFmt w:val="decimal"/>
+      <w:isLgl/>
+      <w:lvlText w:val="%1.%2.%3.%4.%5."/>
+      <w:lvlJc w:val="left"/>
+      <w:pPr>
+        <w:ind w:left="1440" w:hanging="1080"/>
+      </w:pPr>
+      <w:rPr>
+        <w:rFonts w:hint="default"/>
+      </w:rPr>
+    </w:lvl>
+    <w:lvl w:ilvl="5">
+      <w:start w:val="1"/>
+      <w:numFmt w:val="decimal"/>
+      <w:isLgl/>
+      <w:lvlText w:val="%1.%2.%3.%4.%5.%6."/>
+      <w:lvlJc w:val="left"/>
+      <w:pPr>
+        <w:ind w:left="1800" w:hanging="1440"/>
+      </w:pPr>
+      <w:rPr>
+        <w:rFonts w:hint="default"/>
+      </w:rPr>
+    </w:lvl>
+    <w:lvl w:ilvl="6">
+      <w:start w:val="1"/>
+      <w:numFmt w:val="decimal"/>
+      <w:isLgl/>
+      <w:lvlText w:val="%1.%2.%3.%4.%5.%6.%7."/>
+      <w:lvlJc w:val="left"/>
+      <w:pPr>
+        <w:ind w:left="1800" w:hanging="1440"/>
+      </w:pPr>
+      <w:rPr>
+        <w:rFonts w:hint="default"/>
+      </w:rPr>
+    </w:lvl>
+    <w:lvl w:ilvl="7">
+      <w:start w:val="1"/>
+      <w:numFmt w:val="decimal"/>
+      <w:isLgl/>
+      <w:lvlText w:val="%1.%2.%3.%4.%5.%6.%7.%8."/>
+      <w:lvlJc w:val="left"/>
+      <w:pPr>
+        <w:ind w:left="2160" w:hanging="1800"/>
+      </w:pPr>
+      <w:rPr>
+        <w:rFonts w:hint="default"/>
+      </w:rPr>
+    </w:lvl>
+    <w:lvl w:ilvl="8">
+      <w:start w:val="1"/>
+      <w:numFmt w:val="decimal"/>
+      <w:isLgl/>
+      <w:lvlText w:val="%1.%2.%3.%4.%5.%6.%7.%8.%9."/>
+      <w:lvlJc w:val="left"/>
+      <w:pPr>
+        <w:ind w:left="2520" w:hanging="2160"/>
+      </w:pPr>
+      <w:rPr>
+        <w:rFonts w:hint="default"/>
+      </w:rPr>
+    </w:lvl>
+  </w:abstractNum>
+  <w:abstractNum w:abstractNumId="11" w15:restartNumberingAfterBreak="0">
     <w:nsid w:val="251303B5"/>
     <w:multiLevelType w:val="hybridMultilevel"/>
     <w:tmpl w:val="A8BA562E"/>
@@ -4382,20 +5039,169 @@
       </w:pPr>
     </w:lvl>
   </w:abstractNum>
-  <w:abstractNum w:abstractNumId="9" w15:restartNumberingAfterBreak="0">
+  <w:abstractNum w:abstractNumId="12" w15:restartNumberingAfterBreak="0">
+    <w:nsid w:val="28520259"/>
+    <w:multiLevelType w:val="multilevel"/>
+    <w:tmpl w:val="7AF6B958"/>
+    <w:lvl w:ilvl="0">
+      <w:start w:val="1"/>
+      <w:numFmt w:val="bullet"/>
+      <w:lvlText w:val=""/>
+      <w:lvlJc w:val="left"/>
+      <w:pPr>
+        <w:tabs>
+          <w:tab w:val="num" w:pos="720"/>
+        </w:tabs>
+        <w:ind w:left="720" w:hanging="360"/>
+      </w:pPr>
+      <w:rPr>
+        <w:rFonts w:ascii="Symbol" w:hAnsi="Symbol" w:hint="default"/>
+        <w:sz w:val="20"/>
+      </w:rPr>
+    </w:lvl>
+    <w:lvl w:ilvl="1" w:tentative="1">
+      <w:start w:val="1"/>
+      <w:numFmt w:val="bullet"/>
+      <w:lvlText w:val="o"/>
+      <w:lvlJc w:val="left"/>
+      <w:pPr>
+        <w:tabs>
+          <w:tab w:val="num" w:pos="1440"/>
+        </w:tabs>
+        <w:ind w:left="1440" w:hanging="360"/>
+      </w:pPr>
+      <w:rPr>
+        <w:rFonts w:ascii="Courier New" w:hAnsi="Courier New" w:hint="default"/>
+        <w:sz w:val="20"/>
+      </w:rPr>
+    </w:lvl>
+    <w:lvl w:ilvl="2" w:tentative="1">
+      <w:start w:val="1"/>
+      <w:numFmt w:val="bullet"/>
+      <w:lvlText w:val=""/>
+      <w:lvlJc w:val="left"/>
+      <w:pPr>
+        <w:tabs>
+          <w:tab w:val="num" w:pos="2160"/>
+        </w:tabs>
+        <w:ind w:left="2160" w:hanging="360"/>
+      </w:pPr>
+      <w:rPr>
+        <w:rFonts w:ascii="Wingdings" w:hAnsi="Wingdings" w:hint="default"/>
+        <w:sz w:val="20"/>
+      </w:rPr>
+    </w:lvl>
+    <w:lvl w:ilvl="3" w:tentative="1">
+      <w:start w:val="1"/>
+      <w:numFmt w:val="bullet"/>
+      <w:lvlText w:val=""/>
+      <w:lvlJc w:val="left"/>
+      <w:pPr>
+        <w:tabs>
+          <w:tab w:val="num" w:pos="2880"/>
+        </w:tabs>
+        <w:ind w:left="2880" w:hanging="360"/>
+      </w:pPr>
+      <w:rPr>
+        <w:rFonts w:ascii="Wingdings" w:hAnsi="Wingdings" w:hint="default"/>
+        <w:sz w:val="20"/>
+      </w:rPr>
+    </w:lvl>
+    <w:lvl w:ilvl="4" w:tentative="1">
+      <w:start w:val="1"/>
+      <w:numFmt w:val="bullet"/>
+      <w:lvlText w:val=""/>
+      <w:lvlJc w:val="left"/>
+      <w:pPr>
+        <w:tabs>
+          <w:tab w:val="num" w:pos="3600"/>
+        </w:tabs>
+        <w:ind w:left="3600" w:hanging="360"/>
+      </w:pPr>
+      <w:rPr>
+        <w:rFonts w:ascii="Wingdings" w:hAnsi="Wingdings" w:hint="default"/>
+        <w:sz w:val="20"/>
+      </w:rPr>
+    </w:lvl>
+    <w:lvl w:ilvl="5" w:tentative="1">
+      <w:start w:val="1"/>
+      <w:numFmt w:val="bullet"/>
+      <w:lvlText w:val=""/>
+      <w:lvlJc w:val="left"/>
+      <w:pPr>
+        <w:tabs>
+          <w:tab w:val="num" w:pos="4320"/>
+        </w:tabs>
+        <w:ind w:left="4320" w:hanging="360"/>
+      </w:pPr>
+      <w:rPr>
+        <w:rFonts w:ascii="Wingdings" w:hAnsi="Wingdings" w:hint="default"/>
+        <w:sz w:val="20"/>
+      </w:rPr>
+    </w:lvl>
+    <w:lvl w:ilvl="6" w:tentative="1">
+      <w:start w:val="1"/>
+      <w:numFmt w:val="bullet"/>
+      <w:lvlText w:val=""/>
+      <w:lvlJc w:val="left"/>
+      <w:pPr>
+        <w:tabs>
+          <w:tab w:val="num" w:pos="5040"/>
+        </w:tabs>
+        <w:ind w:left="5040" w:hanging="360"/>
+      </w:pPr>
+      <w:rPr>
+        <w:rFonts w:ascii="Wingdings" w:hAnsi="Wingdings" w:hint="default"/>
+        <w:sz w:val="20"/>
+      </w:rPr>
+    </w:lvl>
+    <w:lvl w:ilvl="7" w:tentative="1">
+      <w:start w:val="1"/>
+      <w:numFmt w:val="bullet"/>
+      <w:lvlText w:val=""/>
+      <w:lvlJc w:val="left"/>
+      <w:pPr>
+        <w:tabs>
+          <w:tab w:val="num" w:pos="5760"/>
+        </w:tabs>
+        <w:ind w:left="5760" w:hanging="360"/>
+      </w:pPr>
+      <w:rPr>
+        <w:rFonts w:ascii="Wingdings" w:hAnsi="Wingdings" w:hint="default"/>
+        <w:sz w:val="20"/>
+      </w:rPr>
+    </w:lvl>
+    <w:lvl w:ilvl="8" w:tentative="1">
+      <w:start w:val="1"/>
+      <w:numFmt w:val="bullet"/>
+      <w:lvlText w:val=""/>
+      <w:lvlJc w:val="left"/>
+      <w:pPr>
+        <w:tabs>
+          <w:tab w:val="num" w:pos="6480"/>
+        </w:tabs>
+        <w:ind w:left="6480" w:hanging="360"/>
+      </w:pPr>
+      <w:rPr>
+        <w:rFonts w:ascii="Wingdings" w:hAnsi="Wingdings" w:hint="default"/>
+        <w:sz w:val="20"/>
+      </w:rPr>
+    </w:lvl>
+  </w:abstractNum>
+  <w:abstractNum w:abstractNumId="13" w15:restartNumberingAfterBreak="0">
     <w:nsid w:val="316D5AA0"/>
     <w:multiLevelType w:val="multilevel"/>
-    <w:tmpl w:val="A60A4A0A"/>
+    <w:tmpl w:val="0D3C0B5A"/>
     <w:lvl w:ilvl="0">
       <w:start w:val="1"/>
-      <w:numFmt w:val="decimal"/>
-      <w:lvlText w:val="%1."/>
-      <w:lvlJc w:val="left"/>
-      <w:pPr>
-        <w:ind w:left="360" w:hanging="360"/>
-      </w:pPr>
-      <w:rPr>
-        <w:rFonts w:hint="default"/>
+      <w:numFmt w:val="bullet"/>
+      <w:lvlText w:val=""/>
+      <w:lvlJc w:val="left"/>
+      <w:pPr>
+        <w:ind w:left="720" w:hanging="360"/>
+      </w:pPr>
+      <w:rPr>
+        <w:rFonts w:ascii="Symbol" w:hAnsi="Symbol" w:hint="default"/>
       </w:rPr>
     </w:lvl>
     <w:lvl w:ilvl="1">
@@ -4405,7 +5211,7 @@
       <w:lvlText w:val="%1.%2."/>
       <w:lvlJc w:val="left"/>
       <w:pPr>
-        <w:ind w:left="720" w:hanging="720"/>
+        <w:ind w:left="1080" w:hanging="720"/>
       </w:pPr>
       <w:rPr>
         <w:rFonts w:hint="default"/>
@@ -4418,7 +5224,7 @@
       <w:lvlText w:val="%1.%2.%3."/>
       <w:lvlJc w:val="left"/>
       <w:pPr>
-        <w:ind w:left="720" w:hanging="720"/>
+        <w:ind w:left="1080" w:hanging="720"/>
       </w:pPr>
       <w:rPr>
         <w:rFonts w:hint="default"/>
@@ -4431,7 +5237,7 @@
       <w:lvlText w:val="%1.%2.%3.%4."/>
       <w:lvlJc w:val="left"/>
       <w:pPr>
-        <w:ind w:left="1080" w:hanging="1080"/>
+        <w:ind w:left="1440" w:hanging="1080"/>
       </w:pPr>
       <w:rPr>
         <w:rFonts w:hint="default"/>
@@ -4444,7 +5250,7 @@
       <w:lvlText w:val="%1.%2.%3.%4.%5."/>
       <w:lvlJc w:val="left"/>
       <w:pPr>
-        <w:ind w:left="1080" w:hanging="1080"/>
+        <w:ind w:left="1440" w:hanging="1080"/>
       </w:pPr>
       <w:rPr>
         <w:rFonts w:hint="default"/>
@@ -4457,7 +5263,7 @@
       <w:lvlText w:val="%1.%2.%3.%4.%5.%6."/>
       <w:lvlJc w:val="left"/>
       <w:pPr>
-        <w:ind w:left="1440" w:hanging="1440"/>
+        <w:ind w:left="1800" w:hanging="1440"/>
       </w:pPr>
       <w:rPr>
         <w:rFonts w:hint="default"/>
@@ -4470,7 +5276,7 @@
       <w:lvlText w:val="%1.%2.%3.%4.%5.%6.%7."/>
       <w:lvlJc w:val="left"/>
       <w:pPr>
-        <w:ind w:left="1440" w:hanging="1440"/>
+        <w:ind w:left="1800" w:hanging="1440"/>
       </w:pPr>
       <w:rPr>
         <w:rFonts w:hint="default"/>
@@ -4483,7 +5289,7 @@
       <w:lvlText w:val="%1.%2.%3.%4.%5.%6.%7.%8."/>
       <w:lvlJc w:val="left"/>
       <w:pPr>
-        <w:ind w:left="1800" w:hanging="1800"/>
+        <w:ind w:left="2160" w:hanging="1800"/>
       </w:pPr>
       <w:rPr>
         <w:rFonts w:hint="default"/>
@@ -4496,14 +5302,14 @@
       <w:lvlText w:val="%1.%2.%3.%4.%5.%6.%7.%8.%9."/>
       <w:lvlJc w:val="left"/>
       <w:pPr>
-        <w:ind w:left="2160" w:hanging="2160"/>
+        <w:ind w:left="2520" w:hanging="2160"/>
       </w:pPr>
       <w:rPr>
         <w:rFonts w:hint="default"/>
       </w:rPr>
     </w:lvl>
   </w:abstractNum>
-  <w:abstractNum w:abstractNumId="10" w15:restartNumberingAfterBreak="0">
+  <w:abstractNum w:abstractNumId="14" w15:restartNumberingAfterBreak="0">
     <w:nsid w:val="31BE08D6"/>
     <w:multiLevelType w:val="multilevel"/>
     <w:tmpl w:val="6310D8FE"/>
@@ -4652,7 +5458,390 @@
       </w:rPr>
     </w:lvl>
   </w:abstractNum>
-  <w:abstractNum w:abstractNumId="11" w15:restartNumberingAfterBreak="0">
+  <w:abstractNum w:abstractNumId="15" w15:restartNumberingAfterBreak="0">
+    <w:nsid w:val="357E5B31"/>
+    <w:multiLevelType w:val="multilevel"/>
+    <w:tmpl w:val="68261534"/>
+    <w:lvl w:ilvl="0">
+      <w:start w:val="1"/>
+      <w:numFmt w:val="bullet"/>
+      <w:lvlText w:val=""/>
+      <w:lvlJc w:val="left"/>
+      <w:pPr>
+        <w:tabs>
+          <w:tab w:val="num" w:pos="720"/>
+        </w:tabs>
+        <w:ind w:left="720" w:hanging="360"/>
+      </w:pPr>
+      <w:rPr>
+        <w:rFonts w:ascii="Symbol" w:hAnsi="Symbol" w:hint="default"/>
+        <w:sz w:val="20"/>
+      </w:rPr>
+    </w:lvl>
+    <w:lvl w:ilvl="1" w:tentative="1">
+      <w:start w:val="1"/>
+      <w:numFmt w:val="bullet"/>
+      <w:lvlText w:val="o"/>
+      <w:lvlJc w:val="left"/>
+      <w:pPr>
+        <w:tabs>
+          <w:tab w:val="num" w:pos="1440"/>
+        </w:tabs>
+        <w:ind w:left="1440" w:hanging="360"/>
+      </w:pPr>
+      <w:rPr>
+        <w:rFonts w:ascii="Courier New" w:hAnsi="Courier New" w:hint="default"/>
+        <w:sz w:val="20"/>
+      </w:rPr>
+    </w:lvl>
+    <w:lvl w:ilvl="2" w:tentative="1">
+      <w:start w:val="1"/>
+      <w:numFmt w:val="bullet"/>
+      <w:lvlText w:val=""/>
+      <w:lvlJc w:val="left"/>
+      <w:pPr>
+        <w:tabs>
+          <w:tab w:val="num" w:pos="2160"/>
+        </w:tabs>
+        <w:ind w:left="2160" w:hanging="360"/>
+      </w:pPr>
+      <w:rPr>
+        <w:rFonts w:ascii="Wingdings" w:hAnsi="Wingdings" w:hint="default"/>
+        <w:sz w:val="20"/>
+      </w:rPr>
+    </w:lvl>
+    <w:lvl w:ilvl="3" w:tentative="1">
+      <w:start w:val="1"/>
+      <w:numFmt w:val="bullet"/>
+      <w:lvlText w:val=""/>
+      <w:lvlJc w:val="left"/>
+      <w:pPr>
+        <w:tabs>
+          <w:tab w:val="num" w:pos="2880"/>
+        </w:tabs>
+        <w:ind w:left="2880" w:hanging="360"/>
+      </w:pPr>
+      <w:rPr>
+        <w:rFonts w:ascii="Wingdings" w:hAnsi="Wingdings" w:hint="default"/>
+        <w:sz w:val="20"/>
+      </w:rPr>
+    </w:lvl>
+    <w:lvl w:ilvl="4" w:tentative="1">
+      <w:start w:val="1"/>
+      <w:numFmt w:val="bullet"/>
+      <w:lvlText w:val=""/>
+      <w:lvlJc w:val="left"/>
+      <w:pPr>
+        <w:tabs>
+          <w:tab w:val="num" w:pos="3600"/>
+        </w:tabs>
+        <w:ind w:left="3600" w:hanging="360"/>
+      </w:pPr>
+      <w:rPr>
+        <w:rFonts w:ascii="Wingdings" w:hAnsi="Wingdings" w:hint="default"/>
+        <w:sz w:val="20"/>
+      </w:rPr>
+    </w:lvl>
+    <w:lvl w:ilvl="5" w:tentative="1">
+      <w:start w:val="1"/>
+      <w:numFmt w:val="bullet"/>
+      <w:lvlText w:val=""/>
+      <w:lvlJc w:val="left"/>
+      <w:pPr>
+        <w:tabs>
+          <w:tab w:val="num" w:pos="4320"/>
+        </w:tabs>
+        <w:ind w:left="4320" w:hanging="360"/>
+      </w:pPr>
+      <w:rPr>
+        <w:rFonts w:ascii="Wingdings" w:hAnsi="Wingdings" w:hint="default"/>
+        <w:sz w:val="20"/>
+      </w:rPr>
+    </w:lvl>
+    <w:lvl w:ilvl="6" w:tentative="1">
+      <w:start w:val="1"/>
+      <w:numFmt w:val="bullet"/>
+      <w:lvlText w:val=""/>
+      <w:lvlJc w:val="left"/>
+      <w:pPr>
+        <w:tabs>
+          <w:tab w:val="num" w:pos="5040"/>
+        </w:tabs>
+        <w:ind w:left="5040" w:hanging="360"/>
+      </w:pPr>
+      <w:rPr>
+        <w:rFonts w:ascii="Wingdings" w:hAnsi="Wingdings" w:hint="default"/>
+        <w:sz w:val="20"/>
+      </w:rPr>
+    </w:lvl>
+    <w:lvl w:ilvl="7" w:tentative="1">
+      <w:start w:val="1"/>
+      <w:numFmt w:val="bullet"/>
+      <w:lvlText w:val=""/>
+      <w:lvlJc w:val="left"/>
+      <w:pPr>
+        <w:tabs>
+          <w:tab w:val="num" w:pos="5760"/>
+        </w:tabs>
+        <w:ind w:left="5760" w:hanging="360"/>
+      </w:pPr>
+      <w:rPr>
+        <w:rFonts w:ascii="Wingdings" w:hAnsi="Wingdings" w:hint="default"/>
+        <w:sz w:val="20"/>
+      </w:rPr>
+    </w:lvl>
+    <w:lvl w:ilvl="8" w:tentative="1">
+      <w:start w:val="1"/>
+      <w:numFmt w:val="bullet"/>
+      <w:lvlText w:val=""/>
+      <w:lvlJc w:val="left"/>
+      <w:pPr>
+        <w:tabs>
+          <w:tab w:val="num" w:pos="6480"/>
+        </w:tabs>
+        <w:ind w:left="6480" w:hanging="360"/>
+      </w:pPr>
+      <w:rPr>
+        <w:rFonts w:ascii="Wingdings" w:hAnsi="Wingdings" w:hint="default"/>
+        <w:sz w:val="20"/>
+      </w:rPr>
+    </w:lvl>
+  </w:abstractNum>
+  <w:abstractNum w:abstractNumId="16" w15:restartNumberingAfterBreak="0">
+    <w:nsid w:val="3C401FC4"/>
+    <w:multiLevelType w:val="multilevel"/>
+    <w:tmpl w:val="FC0AA9C8"/>
+    <w:lvl w:ilvl="0">
+      <w:start w:val="1"/>
+      <w:numFmt w:val="decimal"/>
+      <w:lvlText w:val="%1."/>
+      <w:lvlJc w:val="left"/>
+      <w:pPr>
+        <w:ind w:left="360" w:hanging="360"/>
+      </w:pPr>
+      <w:rPr>
+        <w:rFonts w:hint="default"/>
+      </w:rPr>
+    </w:lvl>
+    <w:lvl w:ilvl="1">
+      <w:start w:val="1"/>
+      <w:numFmt w:val="decimal"/>
+      <w:isLgl/>
+      <w:lvlText w:val="%1.%2."/>
+      <w:lvlJc w:val="left"/>
+      <w:pPr>
+        <w:ind w:left="720" w:hanging="720"/>
+      </w:pPr>
+      <w:rPr>
+        <w:rFonts w:hint="default"/>
+      </w:rPr>
+    </w:lvl>
+    <w:lvl w:ilvl="2">
+      <w:start w:val="1"/>
+      <w:numFmt w:val="decimal"/>
+      <w:isLgl/>
+      <w:lvlText w:val="%1.%2.%3."/>
+      <w:lvlJc w:val="left"/>
+      <w:pPr>
+        <w:ind w:left="720" w:hanging="720"/>
+      </w:pPr>
+      <w:rPr>
+        <w:rFonts w:hint="default"/>
+      </w:rPr>
+    </w:lvl>
+    <w:lvl w:ilvl="3">
+      <w:start w:val="1"/>
+      <w:numFmt w:val="decimal"/>
+      <w:isLgl/>
+      <w:lvlText w:val="%1.%2.%3.%4."/>
+      <w:lvlJc w:val="left"/>
+      <w:pPr>
+        <w:ind w:left="1080" w:hanging="1080"/>
+      </w:pPr>
+      <w:rPr>
+        <w:rFonts w:hint="default"/>
+      </w:rPr>
+    </w:lvl>
+    <w:lvl w:ilvl="4">
+      <w:start w:val="1"/>
+      <w:numFmt w:val="decimal"/>
+      <w:isLgl/>
+      <w:lvlText w:val="%1.%2.%3.%4.%5."/>
+      <w:lvlJc w:val="left"/>
+      <w:pPr>
+        <w:ind w:left="1080" w:hanging="1080"/>
+      </w:pPr>
+      <w:rPr>
+        <w:rFonts w:hint="default"/>
+      </w:rPr>
+    </w:lvl>
+    <w:lvl w:ilvl="5">
+      <w:start w:val="1"/>
+      <w:numFmt w:val="decimal"/>
+      <w:isLgl/>
+      <w:lvlText w:val="%1.%2.%3.%4.%5.%6."/>
+      <w:lvlJc w:val="left"/>
+      <w:pPr>
+        <w:ind w:left="1440" w:hanging="1440"/>
+      </w:pPr>
+      <w:rPr>
+        <w:rFonts w:hint="default"/>
+      </w:rPr>
+    </w:lvl>
+    <w:lvl w:ilvl="6">
+      <w:start w:val="1"/>
+      <w:numFmt w:val="decimal"/>
+      <w:isLgl/>
+      <w:lvlText w:val="%1.%2.%3.%4.%5.%6.%7."/>
+      <w:lvlJc w:val="left"/>
+      <w:pPr>
+        <w:ind w:left="1440" w:hanging="1440"/>
+      </w:pPr>
+      <w:rPr>
+        <w:rFonts w:hint="default"/>
+      </w:rPr>
+    </w:lvl>
+    <w:lvl w:ilvl="7">
+      <w:start w:val="1"/>
+      <w:numFmt w:val="decimal"/>
+      <w:isLgl/>
+      <w:lvlText w:val="%1.%2.%3.%4.%5.%6.%7.%8."/>
+      <w:lvlJc w:val="left"/>
+      <w:pPr>
+        <w:ind w:left="1800" w:hanging="1800"/>
+      </w:pPr>
+      <w:rPr>
+        <w:rFonts w:hint="default"/>
+      </w:rPr>
+    </w:lvl>
+    <w:lvl w:ilvl="8">
+      <w:start w:val="1"/>
+      <w:numFmt w:val="decimal"/>
+      <w:isLgl/>
+      <w:lvlText w:val="%1.%2.%3.%4.%5.%6.%7.%8.%9."/>
+      <w:lvlJc w:val="left"/>
+      <w:pPr>
+        <w:ind w:left="2160" w:hanging="2160"/>
+      </w:pPr>
+      <w:rPr>
+        <w:rFonts w:hint="default"/>
+      </w:rPr>
+    </w:lvl>
+  </w:abstractNum>
+  <w:abstractNum w:abstractNumId="17" w15:restartNumberingAfterBreak="0">
+    <w:nsid w:val="3CEB3510"/>
+    <w:multiLevelType w:val="hybridMultilevel"/>
+    <w:tmpl w:val="31BE9BE0"/>
+    <w:lvl w:ilvl="0" w:tplc="18C48322">
+      <w:start w:val="1"/>
+      <w:numFmt w:val="bullet"/>
+      <w:lvlText w:val="-"/>
+      <w:lvlJc w:val="left"/>
+      <w:pPr>
+        <w:ind w:left="360" w:hanging="360"/>
+      </w:pPr>
+      <w:rPr>
+        <w:rFonts w:ascii="Aptos" w:eastAsiaTheme="minorHAnsi" w:hAnsi="Aptos" w:cstheme="minorBidi" w:hint="default"/>
+      </w:rPr>
+    </w:lvl>
+    <w:lvl w:ilvl="1" w:tplc="0C0A0003" w:tentative="1">
+      <w:start w:val="1"/>
+      <w:numFmt w:val="bullet"/>
+      <w:lvlText w:val="o"/>
+      <w:lvlJc w:val="left"/>
+      <w:pPr>
+        <w:ind w:left="1080" w:hanging="360"/>
+      </w:pPr>
+      <w:rPr>
+        <w:rFonts w:ascii="Courier New" w:hAnsi="Courier New" w:cs="Courier New" w:hint="default"/>
+      </w:rPr>
+    </w:lvl>
+    <w:lvl w:ilvl="2" w:tplc="0C0A0005" w:tentative="1">
+      <w:start w:val="1"/>
+      <w:numFmt w:val="bullet"/>
+      <w:lvlText w:val=""/>
+      <w:lvlJc w:val="left"/>
+      <w:pPr>
+        <w:ind w:left="1800" w:hanging="360"/>
+      </w:pPr>
+      <w:rPr>
+        <w:rFonts w:ascii="Wingdings" w:hAnsi="Wingdings" w:hint="default"/>
+      </w:rPr>
+    </w:lvl>
+    <w:lvl w:ilvl="3" w:tplc="0C0A0001" w:tentative="1">
+      <w:start w:val="1"/>
+      <w:numFmt w:val="bullet"/>
+      <w:lvlText w:val=""/>
+      <w:lvlJc w:val="left"/>
+      <w:pPr>
+        <w:ind w:left="2520" w:hanging="360"/>
+      </w:pPr>
+      <w:rPr>
+        <w:rFonts w:ascii="Symbol" w:hAnsi="Symbol" w:hint="default"/>
+      </w:rPr>
+    </w:lvl>
+    <w:lvl w:ilvl="4" w:tplc="0C0A0003" w:tentative="1">
+      <w:start w:val="1"/>
+      <w:numFmt w:val="bullet"/>
+      <w:lvlText w:val="o"/>
+      <w:lvlJc w:val="left"/>
+      <w:pPr>
+        <w:ind w:left="3240" w:hanging="360"/>
+      </w:pPr>
+      <w:rPr>
+        <w:rFonts w:ascii="Courier New" w:hAnsi="Courier New" w:cs="Courier New" w:hint="default"/>
+      </w:rPr>
+    </w:lvl>
+    <w:lvl w:ilvl="5" w:tplc="0C0A0005" w:tentative="1">
+      <w:start w:val="1"/>
+      <w:numFmt w:val="bullet"/>
+      <w:lvlText w:val=""/>
+      <w:lvlJc w:val="left"/>
+      <w:pPr>
+        <w:ind w:left="3960" w:hanging="360"/>
+      </w:pPr>
+      <w:rPr>
+        <w:rFonts w:ascii="Wingdings" w:hAnsi="Wingdings" w:hint="default"/>
+      </w:rPr>
+    </w:lvl>
+    <w:lvl w:ilvl="6" w:tplc="0C0A0001" w:tentative="1">
+      <w:start w:val="1"/>
+      <w:numFmt w:val="bullet"/>
+      <w:lvlText w:val=""/>
+      <w:lvlJc w:val="left"/>
+      <w:pPr>
+        <w:ind w:left="4680" w:hanging="360"/>
+      </w:pPr>
+      <w:rPr>
+        <w:rFonts w:ascii="Symbol" w:hAnsi="Symbol" w:hint="default"/>
+      </w:rPr>
+    </w:lvl>
+    <w:lvl w:ilvl="7" w:tplc="0C0A0003" w:tentative="1">
+      <w:start w:val="1"/>
+      <w:numFmt w:val="bullet"/>
+      <w:lvlText w:val="o"/>
+      <w:lvlJc w:val="left"/>
+      <w:pPr>
+        <w:ind w:left="5400" w:hanging="360"/>
+      </w:pPr>
+      <w:rPr>
+        <w:rFonts w:ascii="Courier New" w:hAnsi="Courier New" w:cs="Courier New" w:hint="default"/>
+      </w:rPr>
+    </w:lvl>
+    <w:lvl w:ilvl="8" w:tplc="0C0A0005" w:tentative="1">
+      <w:start w:val="1"/>
+      <w:numFmt w:val="bullet"/>
+      <w:lvlText w:val=""/>
+      <w:lvlJc w:val="left"/>
+      <w:pPr>
+        <w:ind w:left="6120" w:hanging="360"/>
+      </w:pPr>
+      <w:rPr>
+        <w:rFonts w:ascii="Wingdings" w:hAnsi="Wingdings" w:hint="default"/>
+      </w:rPr>
+    </w:lvl>
+  </w:abstractNum>
+  <w:abstractNum w:abstractNumId="18" w15:restartNumberingAfterBreak="0">
     <w:nsid w:val="40815B39"/>
     <w:multiLevelType w:val="multilevel"/>
     <w:tmpl w:val="C0228F46"/>
@@ -4801,7 +5990,7 @@
       </w:rPr>
     </w:lvl>
   </w:abstractNum>
-  <w:abstractNum w:abstractNumId="12" w15:restartNumberingAfterBreak="0">
+  <w:abstractNum w:abstractNumId="19" w15:restartNumberingAfterBreak="0">
     <w:nsid w:val="50AB6D43"/>
     <w:multiLevelType w:val="multilevel"/>
     <w:tmpl w:val="CFF6AE74"/>
@@ -4950,7 +6139,7 @@
       </w:rPr>
     </w:lvl>
   </w:abstractNum>
-  <w:abstractNum w:abstractNumId="13" w15:restartNumberingAfterBreak="0">
+  <w:abstractNum w:abstractNumId="20" w15:restartNumberingAfterBreak="0">
     <w:nsid w:val="651E695F"/>
     <w:multiLevelType w:val="multilevel"/>
     <w:tmpl w:val="ED5C9058"/>
@@ -5066,7 +6255,358 @@
       </w:pPr>
     </w:lvl>
   </w:abstractNum>
-  <w:abstractNum w:abstractNumId="14" w15:restartNumberingAfterBreak="0">
+  <w:abstractNum w:abstractNumId="21" w15:restartNumberingAfterBreak="0">
+    <w:nsid w:val="660D5EAD"/>
+    <w:multiLevelType w:val="multilevel"/>
+    <w:tmpl w:val="9CD642B4"/>
+    <w:lvl w:ilvl="0">
+      <w:start w:val="1"/>
+      <w:numFmt w:val="bullet"/>
+      <w:lvlText w:val=""/>
+      <w:lvlJc w:val="left"/>
+      <w:pPr>
+        <w:tabs>
+          <w:tab w:val="num" w:pos="720"/>
+        </w:tabs>
+        <w:ind w:left="720" w:hanging="360"/>
+      </w:pPr>
+      <w:rPr>
+        <w:rFonts w:ascii="Symbol" w:hAnsi="Symbol" w:hint="default"/>
+        <w:sz w:val="20"/>
+      </w:rPr>
+    </w:lvl>
+    <w:lvl w:ilvl="1" w:tentative="1">
+      <w:start w:val="1"/>
+      <w:numFmt w:val="bullet"/>
+      <w:lvlText w:val="o"/>
+      <w:lvlJc w:val="left"/>
+      <w:pPr>
+        <w:tabs>
+          <w:tab w:val="num" w:pos="1440"/>
+        </w:tabs>
+        <w:ind w:left="1440" w:hanging="360"/>
+      </w:pPr>
+      <w:rPr>
+        <w:rFonts w:ascii="Courier New" w:hAnsi="Courier New" w:hint="default"/>
+        <w:sz w:val="20"/>
+      </w:rPr>
+    </w:lvl>
+    <w:lvl w:ilvl="2" w:tentative="1">
+      <w:start w:val="1"/>
+      <w:numFmt w:val="bullet"/>
+      <w:lvlText w:val=""/>
+      <w:lvlJc w:val="left"/>
+      <w:pPr>
+        <w:tabs>
+          <w:tab w:val="num" w:pos="2160"/>
+        </w:tabs>
+        <w:ind w:left="2160" w:hanging="360"/>
+      </w:pPr>
+      <w:rPr>
+        <w:rFonts w:ascii="Wingdings" w:hAnsi="Wingdings" w:hint="default"/>
+        <w:sz w:val="20"/>
+      </w:rPr>
+    </w:lvl>
+    <w:lvl w:ilvl="3" w:tentative="1">
+      <w:start w:val="1"/>
+      <w:numFmt w:val="bullet"/>
+      <w:lvlText w:val=""/>
+      <w:lvlJc w:val="left"/>
+      <w:pPr>
+        <w:tabs>
+          <w:tab w:val="num" w:pos="2880"/>
+        </w:tabs>
+        <w:ind w:left="2880" w:hanging="360"/>
+      </w:pPr>
+      <w:rPr>
+        <w:rFonts w:ascii="Wingdings" w:hAnsi="Wingdings" w:hint="default"/>
+        <w:sz w:val="20"/>
+      </w:rPr>
+    </w:lvl>
+    <w:lvl w:ilvl="4" w:tentative="1">
+      <w:start w:val="1"/>
+      <w:numFmt w:val="bullet"/>
+      <w:lvlText w:val=""/>
+      <w:lvlJc w:val="left"/>
+      <w:pPr>
+        <w:tabs>
+          <w:tab w:val="num" w:pos="3600"/>
+        </w:tabs>
+        <w:ind w:left="3600" w:hanging="360"/>
+      </w:pPr>
+      <w:rPr>
+        <w:rFonts w:ascii="Wingdings" w:hAnsi="Wingdings" w:hint="default"/>
+        <w:sz w:val="20"/>
+      </w:rPr>
+    </w:lvl>
+    <w:lvl w:ilvl="5" w:tentative="1">
+      <w:start w:val="1"/>
+      <w:numFmt w:val="bullet"/>
+      <w:lvlText w:val=""/>
+      <w:lvlJc w:val="left"/>
+      <w:pPr>
+        <w:tabs>
+          <w:tab w:val="num" w:pos="4320"/>
+        </w:tabs>
+        <w:ind w:left="4320" w:hanging="360"/>
+      </w:pPr>
+      <w:rPr>
+        <w:rFonts w:ascii="Wingdings" w:hAnsi="Wingdings" w:hint="default"/>
+        <w:sz w:val="20"/>
+      </w:rPr>
+    </w:lvl>
+    <w:lvl w:ilvl="6" w:tentative="1">
+      <w:start w:val="1"/>
+      <w:numFmt w:val="bullet"/>
+      <w:lvlText w:val=""/>
+      <w:lvlJc w:val="left"/>
+      <w:pPr>
+        <w:tabs>
+          <w:tab w:val="num" w:pos="5040"/>
+        </w:tabs>
+        <w:ind w:left="5040" w:hanging="360"/>
+      </w:pPr>
+      <w:rPr>
+        <w:rFonts w:ascii="Wingdings" w:hAnsi="Wingdings" w:hint="default"/>
+        <w:sz w:val="20"/>
+      </w:rPr>
+    </w:lvl>
+    <w:lvl w:ilvl="7" w:tentative="1">
+      <w:start w:val="1"/>
+      <w:numFmt w:val="bullet"/>
+      <w:lvlText w:val=""/>
+      <w:lvlJc w:val="left"/>
+      <w:pPr>
+        <w:tabs>
+          <w:tab w:val="num" w:pos="5760"/>
+        </w:tabs>
+        <w:ind w:left="5760" w:hanging="360"/>
+      </w:pPr>
+      <w:rPr>
+        <w:rFonts w:ascii="Wingdings" w:hAnsi="Wingdings" w:hint="default"/>
+        <w:sz w:val="20"/>
+      </w:rPr>
+    </w:lvl>
+    <w:lvl w:ilvl="8" w:tentative="1">
+      <w:start w:val="1"/>
+      <w:numFmt w:val="bullet"/>
+      <w:lvlText w:val=""/>
+      <w:lvlJc w:val="left"/>
+      <w:pPr>
+        <w:tabs>
+          <w:tab w:val="num" w:pos="6480"/>
+        </w:tabs>
+        <w:ind w:left="6480" w:hanging="360"/>
+      </w:pPr>
+      <w:rPr>
+        <w:rFonts w:ascii="Wingdings" w:hAnsi="Wingdings" w:hint="default"/>
+        <w:sz w:val="20"/>
+      </w:rPr>
+    </w:lvl>
+  </w:abstractNum>
+  <w:abstractNum w:abstractNumId="22" w15:restartNumberingAfterBreak="0">
+    <w:nsid w:val="68890CA9"/>
+    <w:multiLevelType w:val="multilevel"/>
+    <w:tmpl w:val="C5841320"/>
+    <w:lvl w:ilvl="0">
+      <w:start w:val="1"/>
+      <w:numFmt w:val="decimal"/>
+      <w:lvlText w:val="%1."/>
+      <w:lvlJc w:val="left"/>
+      <w:pPr>
+        <w:tabs>
+          <w:tab w:val="num" w:pos="720"/>
+        </w:tabs>
+        <w:ind w:left="720" w:hanging="360"/>
+      </w:pPr>
+    </w:lvl>
+    <w:lvl w:ilvl="1" w:tentative="1">
+      <w:start w:val="1"/>
+      <w:numFmt w:val="decimal"/>
+      <w:lvlText w:val="%2."/>
+      <w:lvlJc w:val="left"/>
+      <w:pPr>
+        <w:tabs>
+          <w:tab w:val="num" w:pos="1440"/>
+        </w:tabs>
+        <w:ind w:left="1440" w:hanging="360"/>
+      </w:pPr>
+    </w:lvl>
+    <w:lvl w:ilvl="2" w:tentative="1">
+      <w:start w:val="1"/>
+      <w:numFmt w:val="decimal"/>
+      <w:lvlText w:val="%3."/>
+      <w:lvlJc w:val="left"/>
+      <w:pPr>
+        <w:tabs>
+          <w:tab w:val="num" w:pos="2160"/>
+        </w:tabs>
+        <w:ind w:left="2160" w:hanging="360"/>
+      </w:pPr>
+    </w:lvl>
+    <w:lvl w:ilvl="3" w:tentative="1">
+      <w:start w:val="1"/>
+      <w:numFmt w:val="decimal"/>
+      <w:lvlText w:val="%4."/>
+      <w:lvlJc w:val="left"/>
+      <w:pPr>
+        <w:tabs>
+          <w:tab w:val="num" w:pos="2880"/>
+        </w:tabs>
+        <w:ind w:left="2880" w:hanging="360"/>
+      </w:pPr>
+    </w:lvl>
+    <w:lvl w:ilvl="4" w:tentative="1">
+      <w:start w:val="1"/>
+      <w:numFmt w:val="decimal"/>
+      <w:lvlText w:val="%5."/>
+      <w:lvlJc w:val="left"/>
+      <w:pPr>
+        <w:tabs>
+          <w:tab w:val="num" w:pos="3600"/>
+        </w:tabs>
+        <w:ind w:left="3600" w:hanging="360"/>
+      </w:pPr>
+    </w:lvl>
+    <w:lvl w:ilvl="5" w:tentative="1">
+      <w:start w:val="1"/>
+      <w:numFmt w:val="decimal"/>
+      <w:lvlText w:val="%6."/>
+      <w:lvlJc w:val="left"/>
+      <w:pPr>
+        <w:tabs>
+          <w:tab w:val="num" w:pos="4320"/>
+        </w:tabs>
+        <w:ind w:left="4320" w:hanging="360"/>
+      </w:pPr>
+    </w:lvl>
+    <w:lvl w:ilvl="6" w:tentative="1">
+      <w:start w:val="1"/>
+      <w:numFmt w:val="decimal"/>
+      <w:lvlText w:val="%7."/>
+      <w:lvlJc w:val="left"/>
+      <w:pPr>
+        <w:tabs>
+          <w:tab w:val="num" w:pos="5040"/>
+        </w:tabs>
+        <w:ind w:left="5040" w:hanging="360"/>
+      </w:pPr>
+    </w:lvl>
+    <w:lvl w:ilvl="7" w:tentative="1">
+      <w:start w:val="1"/>
+      <w:numFmt w:val="decimal"/>
+      <w:lvlText w:val="%8."/>
+      <w:lvlJc w:val="left"/>
+      <w:pPr>
+        <w:tabs>
+          <w:tab w:val="num" w:pos="5760"/>
+        </w:tabs>
+        <w:ind w:left="5760" w:hanging="360"/>
+      </w:pPr>
+    </w:lvl>
+    <w:lvl w:ilvl="8" w:tentative="1">
+      <w:start w:val="1"/>
+      <w:numFmt w:val="decimal"/>
+      <w:lvlText w:val="%9."/>
+      <w:lvlJc w:val="left"/>
+      <w:pPr>
+        <w:tabs>
+          <w:tab w:val="num" w:pos="6480"/>
+        </w:tabs>
+        <w:ind w:left="6480" w:hanging="360"/>
+      </w:pPr>
+    </w:lvl>
+  </w:abstractNum>
+  <w:abstractNum w:abstractNumId="23" w15:restartNumberingAfterBreak="0">
+    <w:nsid w:val="72823A29"/>
+    <w:multiLevelType w:val="hybridMultilevel"/>
+    <w:tmpl w:val="1A5823B6"/>
+    <w:lvl w:ilvl="0" w:tplc="0C0A000F">
+      <w:start w:val="1"/>
+      <w:numFmt w:val="decimal"/>
+      <w:lvlText w:val="%1."/>
+      <w:lvlJc w:val="left"/>
+      <w:pPr>
+        <w:ind w:left="360" w:hanging="360"/>
+      </w:pPr>
+      <w:rPr>
+        <w:rFonts w:hint="default"/>
+      </w:rPr>
+    </w:lvl>
+    <w:lvl w:ilvl="1" w:tplc="0C0A0019" w:tentative="1">
+      <w:start w:val="1"/>
+      <w:numFmt w:val="lowerLetter"/>
+      <w:lvlText w:val="%2."/>
+      <w:lvlJc w:val="left"/>
+      <w:pPr>
+        <w:ind w:left="1080" w:hanging="360"/>
+      </w:pPr>
+    </w:lvl>
+    <w:lvl w:ilvl="2" w:tplc="0C0A001B" w:tentative="1">
+      <w:start w:val="1"/>
+      <w:numFmt w:val="lowerRoman"/>
+      <w:lvlText w:val="%3."/>
+      <w:lvlJc w:val="right"/>
+      <w:pPr>
+        <w:ind w:left="1800" w:hanging="180"/>
+      </w:pPr>
+    </w:lvl>
+    <w:lvl w:ilvl="3" w:tplc="0C0A000F" w:tentative="1">
+      <w:start w:val="1"/>
+      <w:numFmt w:val="decimal"/>
+      <w:lvlText w:val="%4."/>
+      <w:lvlJc w:val="left"/>
+      <w:pPr>
+        <w:ind w:left="2520" w:hanging="360"/>
+      </w:pPr>
+    </w:lvl>
+    <w:lvl w:ilvl="4" w:tplc="0C0A0019" w:tentative="1">
+      <w:start w:val="1"/>
+      <w:numFmt w:val="lowerLetter"/>
+      <w:lvlText w:val="%5."/>
+      <w:lvlJc w:val="left"/>
+      <w:pPr>
+        <w:ind w:left="3240" w:hanging="360"/>
+      </w:pPr>
+    </w:lvl>
+    <w:lvl w:ilvl="5" w:tplc="0C0A001B" w:tentative="1">
+      <w:start w:val="1"/>
+      <w:numFmt w:val="lowerRoman"/>
+      <w:lvlText w:val="%6."/>
+      <w:lvlJc w:val="right"/>
+      <w:pPr>
+        <w:ind w:left="3960" w:hanging="180"/>
+      </w:pPr>
+    </w:lvl>
+    <w:lvl w:ilvl="6" w:tplc="0C0A000F" w:tentative="1">
+      <w:start w:val="1"/>
+      <w:numFmt w:val="decimal"/>
+      <w:lvlText w:val="%7."/>
+      <w:lvlJc w:val="left"/>
+      <w:pPr>
+        <w:ind w:left="4680" w:hanging="360"/>
+      </w:pPr>
+    </w:lvl>
+    <w:lvl w:ilvl="7" w:tplc="0C0A0019" w:tentative="1">
+      <w:start w:val="1"/>
+      <w:numFmt w:val="lowerLetter"/>
+      <w:lvlText w:val="%8."/>
+      <w:lvlJc w:val="left"/>
+      <w:pPr>
+        <w:ind w:left="5400" w:hanging="360"/>
+      </w:pPr>
+    </w:lvl>
+    <w:lvl w:ilvl="8" w:tplc="0C0A001B" w:tentative="1">
+      <w:start w:val="1"/>
+      <w:numFmt w:val="lowerRoman"/>
+      <w:lvlText w:val="%9."/>
+      <w:lvlJc w:val="right"/>
+      <w:pPr>
+        <w:ind w:left="6120" w:hanging="180"/>
+      </w:pPr>
+    </w:lvl>
+  </w:abstractNum>
+  <w:abstractNum w:abstractNumId="24" w15:restartNumberingAfterBreak="0">
     <w:nsid w:val="749F4146"/>
     <w:multiLevelType w:val="multilevel"/>
     <w:tmpl w:val="DE7E3C8C"/>
@@ -5215,7 +6755,7 @@
       </w:rPr>
     </w:lvl>
   </w:abstractNum>
-  <w:abstractNum w:abstractNumId="15" w15:restartNumberingAfterBreak="0">
+  <w:abstractNum w:abstractNumId="25" w15:restartNumberingAfterBreak="0">
     <w:nsid w:val="779E2896"/>
     <w:multiLevelType w:val="multilevel"/>
     <w:tmpl w:val="5A98CB76"/>
@@ -5371,16 +6911,16 @@
     <w:abstractNumId w:val="1"/>
   </w:num>
   <w:num w:numId="3" w16cid:durableId="678892431">
-    <w:abstractNumId w:val="13"/>
+    <w:abstractNumId w:val="20"/>
   </w:num>
   <w:num w:numId="4" w16cid:durableId="369258208">
-    <w:abstractNumId w:val="6"/>
+    <w:abstractNumId w:val="8"/>
   </w:num>
   <w:num w:numId="5" w16cid:durableId="1214269262">
     <w:abstractNumId w:val="5"/>
   </w:num>
   <w:num w:numId="6" w16cid:durableId="101926356">
-    <w:abstractNumId w:val="10"/>
+    <w:abstractNumId w:val="14"/>
   </w:num>
   <w:num w:numId="7" w16cid:durableId="225646523">
     <w:abstractNumId w:val="3"/>
@@ -5389,28 +6929,58 @@
     <w:abstractNumId w:val="2"/>
   </w:num>
   <w:num w:numId="9" w16cid:durableId="131876203">
-    <w:abstractNumId w:val="14"/>
+    <w:abstractNumId w:val="24"/>
   </w:num>
   <w:num w:numId="10" w16cid:durableId="291640072">
-    <w:abstractNumId w:val="12"/>
+    <w:abstractNumId w:val="19"/>
   </w:num>
   <w:num w:numId="11" w16cid:durableId="1276330359">
-    <w:abstractNumId w:val="8"/>
+    <w:abstractNumId w:val="11"/>
   </w:num>
   <w:num w:numId="12" w16cid:durableId="1479344632">
-    <w:abstractNumId w:val="9"/>
+    <w:abstractNumId w:val="13"/>
   </w:num>
   <w:num w:numId="13" w16cid:durableId="2045132178">
-    <w:abstractNumId w:val="15"/>
+    <w:abstractNumId w:val="25"/>
   </w:num>
   <w:num w:numId="14" w16cid:durableId="1947074919">
-    <w:abstractNumId w:val="11"/>
+    <w:abstractNumId w:val="18"/>
   </w:num>
   <w:num w:numId="15" w16cid:durableId="642660921">
     <w:abstractNumId w:val="0"/>
   </w:num>
   <w:num w:numId="16" w16cid:durableId="1086658510">
+    <w:abstractNumId w:val="9"/>
+  </w:num>
+  <w:num w:numId="17" w16cid:durableId="849029159">
+    <w:abstractNumId w:val="23"/>
+  </w:num>
+  <w:num w:numId="18" w16cid:durableId="2062901763">
+    <w:abstractNumId w:val="22"/>
+  </w:num>
+  <w:num w:numId="19" w16cid:durableId="1862085904">
     <w:abstractNumId w:val="7"/>
+  </w:num>
+  <w:num w:numId="20" w16cid:durableId="1563712371">
+    <w:abstractNumId w:val="10"/>
+  </w:num>
+  <w:num w:numId="21" w16cid:durableId="1576629332">
+    <w:abstractNumId w:val="16"/>
+  </w:num>
+  <w:num w:numId="22" w16cid:durableId="703797458">
+    <w:abstractNumId w:val="21"/>
+  </w:num>
+  <w:num w:numId="23" w16cid:durableId="157769857">
+    <w:abstractNumId w:val="17"/>
+  </w:num>
+  <w:num w:numId="24" w16cid:durableId="1897667072">
+    <w:abstractNumId w:val="15"/>
+  </w:num>
+  <w:num w:numId="25" w16cid:durableId="1905525429">
+    <w:abstractNumId w:val="12"/>
+  </w:num>
+  <w:num w:numId="26" w16cid:durableId="945386074">
+    <w:abstractNumId w:val="6"/>
   </w:num>
 </w:numbering>
 </file>
@@ -5867,7 +7437,6 @@
     <w:next w:val="Normal"/>
     <w:link w:val="Ttulo3Car"/>
     <w:uiPriority w:val="9"/>
-    <w:semiHidden/>
     <w:unhideWhenUsed/>
     <w:qFormat/>
     <w:rsid w:val="00E3241A"/>
@@ -6074,7 +7643,6 @@
     <w:basedOn w:val="Fuentedeprrafopredeter"/>
     <w:link w:val="Ttulo3"/>
     <w:uiPriority w:val="9"/>
-    <w:semiHidden/>
     <w:rsid w:val="00E3241A"/>
     <w:rPr>
       <w:rFonts w:eastAsiaTheme="majorEastAsia" w:cstheme="majorBidi"/>
@@ -6365,6 +7933,23 @@
     <w:rPr>
       <w:color w:val="96607D" w:themeColor="followedHyperlink"/>
       <w:u w:val="single"/>
+    </w:rPr>
+  </w:style>
+  <w:style w:type="paragraph" w:styleId="NormalWeb">
+    <w:name w:val="Normal (Web)"/>
+    <w:basedOn w:val="Normal"/>
+    <w:uiPriority w:val="99"/>
+    <w:semiHidden/>
+    <w:unhideWhenUsed/>
+    <w:rsid w:val="00580FF3"/>
+    <w:pPr>
+      <w:spacing w:before="100" w:beforeAutospacing="1" w:after="100" w:afterAutospacing="1" w:line="240" w:lineRule="auto"/>
+    </w:pPr>
+    <w:rPr>
+      <w:rFonts w:ascii="Times New Roman" w:eastAsia="Times New Roman" w:hAnsi="Times New Roman" w:cs="Times New Roman"/>
+      <w:kern w:val="0"/>
+      <w:lang w:eastAsia="es-ES"/>
+      <w14:ligatures w14:val="none"/>
     </w:rPr>
   </w:style>
 </w:styles>
